--- a/系统设计文档V1.1.docx
+++ b/系统设计文档V1.1.docx
@@ -1,6 +1,6 @@
 
 <file path=word/document.xml><?xml version="1.0" encoding="utf-8"?>
-<w:document xmlns:wpc="http://schemas.microsoft.com/office/word/2010/wordprocessingCanvas" xmlns:cx="http://schemas.microsoft.com/office/drawing/2014/chartex" xmlns:cx1="http://schemas.microsoft.com/office/drawing/2015/9/8/chartex" xmlns:cx2="http://schemas.microsoft.com/office/drawing/2015/10/21/chartex" xmlns:cx3="http://schemas.microsoft.com/office/drawing/2016/5/9/chartex" xmlns:cx4="http://schemas.microsoft.com/office/drawing/2016/5/10/chartex" xmlns:cx5="http://schemas.microsoft.com/office/drawing/2016/5/11/chartex" xmlns:cx6="http://schemas.microsoft.com/office/drawing/2016/5/12/chartex" xmlns:cx7="http://schemas.microsoft.com/office/drawing/2016/5/13/chartex" xmlns:cx8="http://schemas.microsoft.com/office/drawing/2016/5/14/chartex" xmlns:mc="http://schemas.openxmlformats.org/markup-compatibility/2006" xmlns:aink="http://schemas.microsoft.com/office/drawing/2016/ink" xmlns:am3d="http://schemas.microsoft.com/office/drawing/2017/model3d" xmlns:o="urn:schemas-microsoft-com:office:office" xmlns:oel="http://schemas.microsoft.com/office/2019/extlst" xmlns:r="http://schemas.openxmlformats.org/officeDocument/2006/relationships" xmlns:m="http://schemas.openxmlformats.org/officeDocument/2006/math" xmlns:v="urn:schemas-microsoft-com:vml" xmlns:wp14="http://schemas.microsoft.com/office/word/2010/wordprocessingDrawing" xmlns:wp="http://schemas.openxmlformats.org/drawingml/2006/wordprocessingDrawing" xmlns:w10="urn:schemas-microsoft-com:office:word" xmlns:w="http://schemas.openxmlformats.org/wordprocessingml/2006/main" xmlns:w14="http://schemas.microsoft.com/office/word/2010/wordml" xmlns:w15="http://schemas.microsoft.com/office/word/2012/wordml" xmlns:w16cei="http://schemas.microsoft.com/office/word/2026/wordml/cei" xmlns:w16cex="http://schemas.microsoft.com/office/word/2018/wordml/cex" xmlns:w16cid="http://schemas.microsoft.com/office/word/2016/wordml/cid" xmlns:w16="http://schemas.microsoft.com/office/word/2018/wordml" xmlns:w16du="http://schemas.microsoft.com/office/word/2023/wordml/word16du" xmlns:w16sdtdh="http://schemas.microsoft.com/office/word/2020/wordml/sdtdatahash" xmlns:w16sdtfl="http://schemas.microsoft.com/office/word/2024/wordml/sdtformatlock" xmlns:w16se="http://schemas.microsoft.com/office/word/2015/wordml/symex" xmlns:wpg="http://schemas.microsoft.com/office/word/2010/wordprocessingGroup" xmlns:wpi="http://schemas.microsoft.com/office/word/2010/wordprocessingInk" xmlns:wne="http://schemas.microsoft.com/office/word/2006/wordml" xmlns:wps="http://schemas.microsoft.com/office/word/2010/wordprocessingShape" mc:Ignorable="w14 w15 w16se w16cid w16 w16cex w16sdtdh w16sdtfl w16du wp14">
+<w:document xmlns:wpc="http://schemas.microsoft.com/office/word/2010/wordprocessingCanvas" xmlns:cx="http://schemas.microsoft.com/office/drawing/2014/chartex" xmlns:cx1="http://schemas.microsoft.com/office/drawing/2015/9/8/chartex" xmlns:cx2="http://schemas.microsoft.com/office/drawing/2015/10/21/chartex" xmlns:cx3="http://schemas.microsoft.com/office/drawing/2016/5/9/chartex" xmlns:cx4="http://schemas.microsoft.com/office/drawing/2016/5/10/chartex" xmlns:cx5="http://schemas.microsoft.com/office/drawing/2016/5/11/chartex" xmlns:cx6="http://schemas.microsoft.com/office/drawing/2016/5/12/chartex" xmlns:cx7="http://schemas.microsoft.com/office/drawing/2016/5/13/chartex" xmlns:cx8="http://schemas.microsoft.com/office/drawing/2016/5/14/chartex" xmlns:mc="http://schemas.openxmlformats.org/markup-compatibility/2006" xmlns:aink="http://schemas.microsoft.com/office/drawing/2016/ink" xmlns:am3d="http://schemas.microsoft.com/office/drawing/2017/model3d" xmlns:o="urn:schemas-microsoft-com:office:office" xmlns:oel="http://schemas.microsoft.com/office/2019/extlst" xmlns:r="http://schemas.openxmlformats.org/officeDocument/2006/relationships" xmlns:m="http://schemas.openxmlformats.org/officeDocument/2006/math" xmlns:v="urn:schemas-microsoft-com:vml" xmlns:wp14="http://schemas.microsoft.com/office/word/2010/wordprocessingDrawing" xmlns:wp="http://schemas.openxmlformats.org/drawingml/2006/wordprocessingDrawing" xmlns:w10="urn:schemas-microsoft-com:office:word" xmlns:w="http://schemas.openxmlformats.org/wordprocessingml/2006/main" xmlns:w14="http://schemas.microsoft.com/office/word/2010/wordml" xmlns:w15="http://schemas.microsoft.com/office/word/2012/wordml" xmlns:w16cex="http://schemas.microsoft.com/office/word/2018/wordml/cex" xmlns:w16cid="http://schemas.microsoft.com/office/word/2016/wordml/cid" xmlns:w16="http://schemas.microsoft.com/office/word/2018/wordml" xmlns:w16du="http://schemas.microsoft.com/office/word/2023/wordml/word16du" xmlns:w16sdtdh="http://schemas.microsoft.com/office/word/2020/wordml/sdtdatahash" xmlns:w16sdtfl="http://schemas.microsoft.com/office/word/2024/wordml/sdtformatlock" xmlns:w16se="http://schemas.microsoft.com/office/word/2015/wordml/symex" xmlns:wpg="http://schemas.microsoft.com/office/word/2010/wordprocessingGroup" xmlns:wpi="http://schemas.microsoft.com/office/word/2010/wordprocessingInk" xmlns:wne="http://schemas.microsoft.com/office/word/2006/wordml" xmlns:wps="http://schemas.microsoft.com/office/word/2010/wordprocessingShape" mc:Ignorable="w14 w15 w16se w16cid w16 w16cex w16sdtdh w16sdtfl w16du wp14">
   <w:body>
     <w:p/>
     <w:p/>
@@ -270,8 +270,13 @@
         <w:t>改为</w:t>
       </w:r>
       <w:r>
-        <w:t xml:space="preserve"> llm</w:t>
-      </w:r>
+        <w:t xml:space="preserve"> </w:t>
+      </w:r>
+      <w:proofErr w:type="spellStart"/>
+      <w:r>
+        <w:t>llm</w:t>
+      </w:r>
+      <w:proofErr w:type="spellEnd"/>
       <w:r>
         <w:t>，失败时自动回退到本地规则模式。</w:t>
       </w:r>
@@ -363,7 +368,15 @@
         <w:t>和</w:t>
       </w:r>
       <w:r>
-        <w:t xml:space="preserve"> reasoning_effort </w:t>
+        <w:t xml:space="preserve"> </w:t>
+      </w:r>
+      <w:proofErr w:type="spellStart"/>
+      <w:r>
+        <w:t>reasoning_effort</w:t>
+      </w:r>
+      <w:proofErr w:type="spellEnd"/>
+      <w:r>
+        <w:t xml:space="preserve"> </w:t>
       </w:r>
       <w:r>
         <w:t>参数，支持</w:t>
@@ -413,9 +426,19 @@
       <w:r>
         <w:t>导入功能新增异步任务模式（</w:t>
       </w:r>
-      <w:r>
-        <w:t>createPdfImportJob / getImportJob</w:t>
-      </w:r>
+      <w:proofErr w:type="spellStart"/>
+      <w:r>
+        <w:t>createPdfImportJob</w:t>
+      </w:r>
+      <w:proofErr w:type="spellEnd"/>
+      <w:r>
+        <w:t xml:space="preserve"> / </w:t>
+      </w:r>
+      <w:proofErr w:type="spellStart"/>
+      <w:r>
+        <w:t>getImportJob</w:t>
+      </w:r>
+      <w:proofErr w:type="spellEnd"/>
       <w:r>
         <w:t>），支持进度追踪，避免长时间同步阻塞。</w:t>
       </w:r>
@@ -591,8 +614,13 @@
         <w:t>项目技术架构采用前后端分离模式：前端基于</w:t>
       </w:r>
       <w:r>
-        <w:t xml:space="preserve"> UniApp</w:t>
-      </w:r>
+        <w:t xml:space="preserve"> </w:t>
+      </w:r>
+      <w:proofErr w:type="spellStart"/>
+      <w:r>
+        <w:t>UniApp</w:t>
+      </w:r>
+      <w:proofErr w:type="spellEnd"/>
       <w:r>
         <w:t>（</w:t>
       </w:r>
@@ -691,12 +719,6 @@
         <w:gridCol w:w="5000"/>
       </w:tblGrid>
       <w:tr>
-        <w:tblPrEx>
-          <w:tblCellMar>
-            <w:top w:w="0" w:type="dxa"/>
-            <w:bottom w:w="0" w:type="dxa"/>
-          </w:tblCellMar>
-        </w:tblPrEx>
         <w:trPr>
           <w:cantSplit/>
         </w:trPr>
@@ -816,12 +838,6 @@
         </w:tc>
       </w:tr>
       <w:tr>
-        <w:tblPrEx>
-          <w:tblCellMar>
-            <w:top w:w="0" w:type="dxa"/>
-            <w:bottom w:w="0" w:type="dxa"/>
-          </w:tblCellMar>
-        </w:tblPrEx>
         <w:trPr>
           <w:cantSplit/>
         </w:trPr>
@@ -842,6 +858,7 @@
             </w:tcMar>
           </w:tcPr>
           <w:p>
+            <w:proofErr w:type="spellStart"/>
             <w:r>
               <w:rPr>
                 <w:sz w:val="21"/>
@@ -849,6 +866,7 @@
               </w:rPr>
               <w:t>UniApp</w:t>
             </w:r>
+            <w:proofErr w:type="spellEnd"/>
           </w:p>
         </w:tc>
         <w:tc>
@@ -868,12 +886,21 @@
             </w:tcMar>
           </w:tcPr>
           <w:p>
-            <w:r>
-              <w:rPr>
-                <w:sz w:val="21"/>
-                <w:szCs w:val="21"/>
-              </w:rPr>
-              <w:t>uni-app</w:t>
+            <w:proofErr w:type="spellStart"/>
+            <w:r>
+              <w:rPr>
+                <w:sz w:val="21"/>
+                <w:szCs w:val="21"/>
+              </w:rPr>
+              <w:t>uni</w:t>
+            </w:r>
+            <w:proofErr w:type="spellEnd"/>
+            <w:r>
+              <w:rPr>
+                <w:sz w:val="21"/>
+                <w:szCs w:val="21"/>
+              </w:rPr>
+              <w:t>-app</w:t>
             </w:r>
           </w:p>
         </w:tc>
@@ -905,12 +932,6 @@
         </w:tc>
       </w:tr>
       <w:tr>
-        <w:tblPrEx>
-          <w:tblCellMar>
-            <w:top w:w="0" w:type="dxa"/>
-            <w:bottom w:w="0" w:type="dxa"/>
-          </w:tblCellMar>
-        </w:tblPrEx>
         <w:trPr>
           <w:cantSplit/>
         </w:trPr>
@@ -931,6 +952,7 @@
             </w:tcMar>
           </w:tcPr>
           <w:p>
+            <w:proofErr w:type="spellStart"/>
             <w:r>
               <w:rPr>
                 <w:sz w:val="21"/>
@@ -938,6 +960,7 @@
               </w:rPr>
               <w:t>Pinia</w:t>
             </w:r>
+            <w:proofErr w:type="spellEnd"/>
           </w:p>
         </w:tc>
         <w:tc>
@@ -1001,12 +1024,6 @@
         </w:tc>
       </w:tr>
       <w:tr>
-        <w:tblPrEx>
-          <w:tblCellMar>
-            <w:top w:w="0" w:type="dxa"/>
-            <w:bottom w:w="0" w:type="dxa"/>
-          </w:tblCellMar>
-        </w:tblPrEx>
         <w:trPr>
           <w:cantSplit/>
         </w:trPr>
@@ -1112,12 +1129,6 @@
         </w:tc>
       </w:tr>
       <w:tr>
-        <w:tblPrEx>
-          <w:tblCellMar>
-            <w:top w:w="0" w:type="dxa"/>
-            <w:bottom w:w="0" w:type="dxa"/>
-          </w:tblCellMar>
-        </w:tblPrEx>
         <w:trPr>
           <w:cantSplit/>
         </w:trPr>
@@ -1138,6 +1149,7 @@
             </w:tcMar>
           </w:tcPr>
           <w:p>
+            <w:proofErr w:type="spellStart"/>
             <w:r>
               <w:rPr>
                 <w:sz w:val="21"/>
@@ -1145,6 +1157,7 @@
               </w:rPr>
               <w:t>Sequelize</w:t>
             </w:r>
+            <w:proofErr w:type="spellEnd"/>
           </w:p>
         </w:tc>
         <w:tc>
@@ -1222,12 +1235,6 @@
         </w:tc>
       </w:tr>
       <w:tr>
-        <w:tblPrEx>
-          <w:tblCellMar>
-            <w:top w:w="0" w:type="dxa"/>
-            <w:bottom w:w="0" w:type="dxa"/>
-          </w:tblCellMar>
-        </w:tblPrEx>
         <w:trPr>
           <w:cantSplit/>
         </w:trPr>
@@ -1311,12 +1318,6 @@
         </w:tc>
       </w:tr>
       <w:tr>
-        <w:tblPrEx>
-          <w:tblCellMar>
-            <w:top w:w="0" w:type="dxa"/>
-            <w:bottom w:w="0" w:type="dxa"/>
-          </w:tblCellMar>
-        </w:tblPrEx>
         <w:trPr>
           <w:cantSplit/>
         </w:trPr>
@@ -1400,12 +1401,6 @@
         </w:tc>
       </w:tr>
       <w:tr>
-        <w:tblPrEx>
-          <w:tblCellMar>
-            <w:top w:w="0" w:type="dxa"/>
-            <w:bottom w:w="0" w:type="dxa"/>
-          </w:tblCellMar>
-        </w:tblPrEx>
         <w:trPr>
           <w:cantSplit/>
         </w:trPr>
@@ -1496,12 +1491,6 @@
         </w:tc>
       </w:tr>
       <w:tr>
-        <w:tblPrEx>
-          <w:tblCellMar>
-            <w:top w:w="0" w:type="dxa"/>
-            <w:bottom w:w="0" w:type="dxa"/>
-          </w:tblCellMar>
-        </w:tblPrEx>
         <w:trPr>
           <w:cantSplit/>
         </w:trPr>
@@ -1627,12 +1616,6 @@
         </w:tc>
       </w:tr>
       <w:tr>
-        <w:tblPrEx>
-          <w:tblCellMar>
-            <w:top w:w="0" w:type="dxa"/>
-            <w:bottom w:w="0" w:type="dxa"/>
-          </w:tblCellMar>
-        </w:tblPrEx>
         <w:trPr>
           <w:cantSplit/>
         </w:trPr>
@@ -1730,12 +1713,6 @@
         </w:tc>
       </w:tr>
       <w:tr>
-        <w:tblPrEx>
-          <w:tblCellMar>
-            <w:top w:w="0" w:type="dxa"/>
-            <w:bottom w:w="0" w:type="dxa"/>
-          </w:tblCellMar>
-        </w:tblPrEx>
         <w:trPr>
           <w:cantSplit/>
         </w:trPr>
@@ -1819,12 +1796,6 @@
         </w:tc>
       </w:tr>
       <w:tr>
-        <w:tblPrEx>
-          <w:tblCellMar>
-            <w:top w:w="0" w:type="dxa"/>
-            <w:bottom w:w="0" w:type="dxa"/>
-          </w:tblCellMar>
-        </w:tblPrEx>
         <w:trPr>
           <w:cantSplit/>
         </w:trPr>
@@ -1908,12 +1879,6 @@
         </w:tc>
       </w:tr>
       <w:tr>
-        <w:tblPrEx>
-          <w:tblCellMar>
-            <w:top w:w="0" w:type="dxa"/>
-            <w:bottom w:w="0" w:type="dxa"/>
-          </w:tblCellMar>
-        </w:tblPrEx>
         <w:trPr>
           <w:cantSplit/>
         </w:trPr>
@@ -1997,12 +1962,6 @@
         </w:tc>
       </w:tr>
       <w:tr>
-        <w:tblPrEx>
-          <w:tblCellMar>
-            <w:top w:w="0" w:type="dxa"/>
-            <w:bottom w:w="0" w:type="dxa"/>
-          </w:tblCellMar>
-        </w:tblPrEx>
         <w:trPr>
           <w:cantSplit/>
         </w:trPr>
@@ -2086,12 +2045,6 @@
         </w:tc>
       </w:tr>
       <w:tr>
-        <w:tblPrEx>
-          <w:tblCellMar>
-            <w:top w:w="0" w:type="dxa"/>
-            <w:bottom w:w="0" w:type="dxa"/>
-          </w:tblCellMar>
-        </w:tblPrEx>
         <w:trPr>
           <w:cantSplit/>
         </w:trPr>
@@ -2175,12 +2128,6 @@
         </w:tc>
       </w:tr>
       <w:tr>
-        <w:tblPrEx>
-          <w:tblCellMar>
-            <w:top w:w="0" w:type="dxa"/>
-            <w:bottom w:w="0" w:type="dxa"/>
-          </w:tblCellMar>
-        </w:tblPrEx>
         <w:trPr>
           <w:cantSplit/>
         </w:trPr>
@@ -2397,8 +2344,13 @@
       <w:r>
         <w:t>）</w:t>
       </w:r>
-      <w:r>
-        <w:t xml:space="preserve">UniApp </w:t>
+      <w:proofErr w:type="spellStart"/>
+      <w:r>
+        <w:t>UniApp</w:t>
+      </w:r>
+      <w:proofErr w:type="spellEnd"/>
+      <w:r>
+        <w:t xml:space="preserve"> </w:t>
       </w:r>
       <w:r>
         <w:t>官方文档（</w:t>
@@ -2530,7 +2482,15 @@
         <w:t>）多端覆盖：前端基于</w:t>
       </w:r>
       <w:r>
-        <w:t xml:space="preserve"> UniApp </w:t>
+        <w:t xml:space="preserve"> </w:t>
+      </w:r>
+      <w:proofErr w:type="spellStart"/>
+      <w:r>
+        <w:t>UniApp</w:t>
+      </w:r>
+      <w:proofErr w:type="spellEnd"/>
+      <w:r>
+        <w:t xml:space="preserve"> </w:t>
       </w:r>
       <w:r>
         <w:t>实现微信小程序用户端，同时支持</w:t>
@@ -2793,7 +2753,15 @@
         <w:t>包含</w:t>
       </w:r>
       <w:r>
-        <w:t xml:space="preserve"> UniApp </w:t>
+        <w:t xml:space="preserve"> </w:t>
+      </w:r>
+      <w:proofErr w:type="spellStart"/>
+      <w:r>
+        <w:t>UniApp</w:t>
+      </w:r>
+      <w:proofErr w:type="spellEnd"/>
+      <w:r>
+        <w:t xml:space="preserve"> </w:t>
       </w:r>
       <w:r>
         <w:t>微信小程序（用户端）、</w:t>
@@ -2995,26 +2963,43 @@
         <w:t>包含</w:t>
       </w:r>
       <w:r>
-        <w:t xml:space="preserve"> LLMService</w:t>
-      </w:r>
+        <w:t xml:space="preserve"> </w:t>
+      </w:r>
+      <w:proofErr w:type="spellStart"/>
+      <w:r>
+        <w:t>LLMService</w:t>
+      </w:r>
+      <w:proofErr w:type="spellEnd"/>
       <w:r>
         <w:t>（支持</w:t>
       </w:r>
       <w:r>
-        <w:t xml:space="preserve"> thinking/reasoning_effort </w:t>
+        <w:t xml:space="preserve"> thinking/</w:t>
+      </w:r>
+      <w:proofErr w:type="spellStart"/>
+      <w:r>
+        <w:t>reasoning_effort</w:t>
+      </w:r>
+      <w:proofErr w:type="spellEnd"/>
+      <w:r>
+        <w:t xml:space="preserve"> </w:t>
       </w:r>
       <w:r>
         <w:t>深度推理）、</w:t>
       </w:r>
+      <w:proofErr w:type="spellStart"/>
       <w:r>
         <w:t>DocumentParserService</w:t>
       </w:r>
+      <w:proofErr w:type="spellEnd"/>
       <w:r>
         <w:t>、</w:t>
       </w:r>
+      <w:proofErr w:type="spellStart"/>
       <w:r>
         <w:t>KnowledgeService</w:t>
       </w:r>
+      <w:proofErr w:type="spellEnd"/>
       <w:r>
         <w:t>（</w:t>
       </w:r>
@@ -3025,8 +3010,13 @@
         <w:t>）和</w:t>
       </w:r>
       <w:r>
-        <w:t xml:space="preserve"> SupervisorAgent</w:t>
-      </w:r>
+        <w:t xml:space="preserve"> </w:t>
+      </w:r>
+      <w:proofErr w:type="spellStart"/>
+      <w:r>
+        <w:t>SupervisorAgent</w:t>
+      </w:r>
+      <w:proofErr w:type="spellEnd"/>
       <w:r>
         <w:t>（</w:t>
       </w:r>
@@ -3147,12 +3137,6 @@
         <w:gridCol w:w="4800"/>
       </w:tblGrid>
       <w:tr>
-        <w:tblPrEx>
-          <w:tblCellMar>
-            <w:top w:w="0" w:type="dxa"/>
-            <w:bottom w:w="0" w:type="dxa"/>
-          </w:tblCellMar>
-        </w:tblPrEx>
         <w:trPr>
           <w:cantSplit/>
         </w:trPr>
@@ -3286,12 +3270,6 @@
         </w:tc>
       </w:tr>
       <w:tr>
-        <w:tblPrEx>
-          <w:tblCellMar>
-            <w:top w:w="0" w:type="dxa"/>
-            <w:bottom w:w="0" w:type="dxa"/>
-          </w:tblCellMar>
-        </w:tblPrEx>
         <w:trPr>
           <w:cantSplit/>
         </w:trPr>
@@ -3338,12 +3316,21 @@
             </w:tcMar>
           </w:tcPr>
           <w:p>
-            <w:r>
-              <w:rPr>
-                <w:sz w:val="21"/>
-                <w:szCs w:val="21"/>
-              </w:rPr>
-              <w:t>UniApp (Vue 3)</w:t>
+            <w:proofErr w:type="spellStart"/>
+            <w:r>
+              <w:rPr>
+                <w:sz w:val="21"/>
+                <w:szCs w:val="21"/>
+              </w:rPr>
+              <w:t>UniApp</w:t>
+            </w:r>
+            <w:proofErr w:type="spellEnd"/>
+            <w:r>
+              <w:rPr>
+                <w:sz w:val="21"/>
+                <w:szCs w:val="21"/>
+              </w:rPr>
+              <w:t xml:space="preserve"> (Vue 3)</w:t>
             </w:r>
           </w:p>
         </w:tc>
@@ -3415,12 +3402,6 @@
         </w:tc>
       </w:tr>
       <w:tr>
-        <w:tblPrEx>
-          <w:tblCellMar>
-            <w:top w:w="0" w:type="dxa"/>
-            <w:bottom w:w="0" w:type="dxa"/>
-          </w:tblCellMar>
-        </w:tblPrEx>
         <w:trPr>
           <w:cantSplit/>
         </w:trPr>
@@ -3467,6 +3448,7 @@
             </w:tcMar>
           </w:tcPr>
           <w:p>
+            <w:proofErr w:type="spellStart"/>
             <w:r>
               <w:rPr>
                 <w:sz w:val="21"/>
@@ -3474,6 +3456,7 @@
               </w:rPr>
               <w:t>Pinia</w:t>
             </w:r>
+            <w:proofErr w:type="spellEnd"/>
           </w:p>
         </w:tc>
         <w:tc>
@@ -3537,12 +3520,6 @@
         </w:tc>
       </w:tr>
       <w:tr>
-        <w:tblPrEx>
-          <w:tblCellMar>
-            <w:top w:w="0" w:type="dxa"/>
-            <w:bottom w:w="0" w:type="dxa"/>
-          </w:tblCellMar>
-        </w:tblPrEx>
         <w:trPr>
           <w:cantSplit/>
         </w:trPr>
@@ -3603,12 +3580,21 @@
             </w:tcMar>
           </w:tcPr>
           <w:p>
-            <w:r>
-              <w:rPr>
-                <w:sz w:val="21"/>
-                <w:szCs w:val="21"/>
-              </w:rPr>
-              <w:t>uView Plus</w:t>
+            <w:proofErr w:type="spellStart"/>
+            <w:r>
+              <w:rPr>
+                <w:sz w:val="21"/>
+                <w:szCs w:val="21"/>
+              </w:rPr>
+              <w:t>uView</w:t>
+            </w:r>
+            <w:proofErr w:type="spellEnd"/>
+            <w:r>
+              <w:rPr>
+                <w:sz w:val="21"/>
+                <w:szCs w:val="21"/>
+              </w:rPr>
+              <w:t xml:space="preserve"> Plus</w:t>
             </w:r>
           </w:p>
         </w:tc>
@@ -3655,12 +3641,21 @@
             </w:tcMar>
           </w:tcPr>
           <w:p>
-            <w:r>
-              <w:rPr>
-                <w:sz w:val="21"/>
-                <w:szCs w:val="21"/>
-              </w:rPr>
-              <w:t xml:space="preserve">uni-app </w:t>
+            <w:proofErr w:type="spellStart"/>
+            <w:r>
+              <w:rPr>
+                <w:sz w:val="21"/>
+                <w:szCs w:val="21"/>
+              </w:rPr>
+              <w:t>uni</w:t>
+            </w:r>
+            <w:proofErr w:type="spellEnd"/>
+            <w:r>
+              <w:rPr>
+                <w:sz w:val="21"/>
+                <w:szCs w:val="21"/>
+              </w:rPr>
+              <w:t xml:space="preserve">-app </w:t>
             </w:r>
             <w:r>
               <w:rPr>
@@ -3687,12 +3682,6 @@
         </w:tc>
       </w:tr>
       <w:tr>
-        <w:tblPrEx>
-          <w:tblCellMar>
-            <w:top w:w="0" w:type="dxa"/>
-            <w:bottom w:w="0" w:type="dxa"/>
-          </w:tblCellMar>
-        </w:tblPrEx>
         <w:trPr>
           <w:cantSplit/>
         </w:trPr>
@@ -3802,12 +3791,6 @@
         </w:tc>
       </w:tr>
       <w:tr>
-        <w:tblPrEx>
-          <w:tblCellMar>
-            <w:top w:w="0" w:type="dxa"/>
-            <w:bottom w:w="0" w:type="dxa"/>
-          </w:tblCellMar>
-        </w:tblPrEx>
         <w:trPr>
           <w:cantSplit/>
         </w:trPr>
@@ -3924,12 +3907,6 @@
         </w:tc>
       </w:tr>
       <w:tr>
-        <w:tblPrEx>
-          <w:tblCellMar>
-            <w:top w:w="0" w:type="dxa"/>
-            <w:bottom w:w="0" w:type="dxa"/>
-          </w:tblCellMar>
-        </w:tblPrEx>
         <w:trPr>
           <w:cantSplit/>
         </w:trPr>
@@ -4053,12 +4030,6 @@
         </w:tc>
       </w:tr>
       <w:tr>
-        <w:tblPrEx>
-          <w:tblCellMar>
-            <w:top w:w="0" w:type="dxa"/>
-            <w:bottom w:w="0" w:type="dxa"/>
-          </w:tblCellMar>
-        </w:tblPrEx>
         <w:trPr>
           <w:cantSplit/>
         </w:trPr>
@@ -4112,6 +4083,7 @@
             </w:tcMar>
           </w:tcPr>
           <w:p>
+            <w:proofErr w:type="spellStart"/>
             <w:r>
               <w:rPr>
                 <w:sz w:val="21"/>
@@ -4119,6 +4091,7 @@
               </w:rPr>
               <w:t>Sequelize</w:t>
             </w:r>
+            <w:proofErr w:type="spellEnd"/>
           </w:p>
         </w:tc>
         <w:tc>
@@ -4182,12 +4155,6 @@
         </w:tc>
       </w:tr>
       <w:tr>
-        <w:tblPrEx>
-          <w:tblCellMar>
-            <w:top w:w="0" w:type="dxa"/>
-            <w:bottom w:w="0" w:type="dxa"/>
-          </w:tblCellMar>
-        </w:tblPrEx>
         <w:trPr>
           <w:cantSplit/>
         </w:trPr>
@@ -4297,12 +4264,6 @@
         </w:tc>
       </w:tr>
       <w:tr>
-        <w:tblPrEx>
-          <w:tblCellMar>
-            <w:top w:w="0" w:type="dxa"/>
-            <w:bottom w:w="0" w:type="dxa"/>
-          </w:tblCellMar>
-        </w:tblPrEx>
         <w:trPr>
           <w:cantSplit/>
         </w:trPr>
@@ -4356,6 +4317,7 @@
             </w:tcMar>
           </w:tcPr>
           <w:p>
+            <w:proofErr w:type="spellStart"/>
             <w:r>
               <w:rPr>
                 <w:sz w:val="21"/>
@@ -4363,6 +4325,7 @@
               </w:rPr>
               <w:t>LangChain</w:t>
             </w:r>
+            <w:proofErr w:type="spellEnd"/>
           </w:p>
         </w:tc>
         <w:tc>
@@ -4426,12 +4389,6 @@
         </w:tc>
       </w:tr>
       <w:tr>
-        <w:tblPrEx>
-          <w:tblCellMar>
-            <w:top w:w="0" w:type="dxa"/>
-            <w:bottom w:w="0" w:type="dxa"/>
-          </w:tblCellMar>
-        </w:tblPrEx>
         <w:trPr>
           <w:cantSplit/>
         </w:trPr>
@@ -4597,12 +4554,6 @@
         </w:tc>
       </w:tr>
       <w:tr>
-        <w:tblPrEx>
-          <w:tblCellMar>
-            <w:top w:w="0" w:type="dxa"/>
-            <w:bottom w:w="0" w:type="dxa"/>
-          </w:tblCellMar>
-        </w:tblPrEx>
         <w:trPr>
           <w:cantSplit/>
         </w:trPr>
@@ -4649,13 +4600,31 @@
             </w:tcMar>
           </w:tcPr>
           <w:p>
-            <w:r>
-              <w:rPr>
-                <w:sz w:val="21"/>
-                <w:szCs w:val="21"/>
-              </w:rPr>
-              <w:t>jsonwebtoken + bcryptjs</w:t>
-            </w:r>
+            <w:proofErr w:type="spellStart"/>
+            <w:r>
+              <w:rPr>
+                <w:sz w:val="21"/>
+                <w:szCs w:val="21"/>
+              </w:rPr>
+              <w:t>jsonwebtoken</w:t>
+            </w:r>
+            <w:proofErr w:type="spellEnd"/>
+            <w:r>
+              <w:rPr>
+                <w:sz w:val="21"/>
+                <w:szCs w:val="21"/>
+              </w:rPr>
+              <w:t xml:space="preserve"> + </w:t>
+            </w:r>
+            <w:proofErr w:type="spellStart"/>
+            <w:r>
+              <w:rPr>
+                <w:sz w:val="21"/>
+                <w:szCs w:val="21"/>
+              </w:rPr>
+              <w:t>bcryptjs</w:t>
+            </w:r>
+            <w:proofErr w:type="spellEnd"/>
           </w:p>
         </w:tc>
         <w:tc>
@@ -4733,12 +4702,6 @@
         </w:tc>
       </w:tr>
       <w:tr>
-        <w:tblPrEx>
-          <w:tblCellMar>
-            <w:top w:w="0" w:type="dxa"/>
-            <w:bottom w:w="0" w:type="dxa"/>
-          </w:tblCellMar>
-        </w:tblPrEx>
         <w:trPr>
           <w:cantSplit/>
         </w:trPr>
@@ -4855,12 +4818,6 @@
         </w:tc>
       </w:tr>
       <w:tr>
-        <w:tblPrEx>
-          <w:tblCellMar>
-            <w:top w:w="0" w:type="dxa"/>
-            <w:bottom w:w="0" w:type="dxa"/>
-          </w:tblCellMar>
-        </w:tblPrEx>
         <w:trPr>
           <w:cantSplit/>
         </w:trPr>
@@ -4970,12 +4927,6 @@
         </w:tc>
       </w:tr>
       <w:tr>
-        <w:tblPrEx>
-          <w:tblCellMar>
-            <w:top w:w="0" w:type="dxa"/>
-            <w:bottom w:w="0" w:type="dxa"/>
-          </w:tblCellMar>
-        </w:tblPrEx>
         <w:trPr>
           <w:cantSplit/>
         </w:trPr>
@@ -5092,12 +5043,6 @@
         </w:tc>
       </w:tr>
       <w:tr>
-        <w:tblPrEx>
-          <w:tblCellMar>
-            <w:top w:w="0" w:type="dxa"/>
-            <w:bottom w:w="0" w:type="dxa"/>
-          </w:tblCellMar>
-        </w:tblPrEx>
         <w:trPr>
           <w:cantSplit/>
         </w:trPr>
@@ -5214,12 +5159,6 @@
         </w:tc>
       </w:tr>
       <w:tr>
-        <w:tblPrEx>
-          <w:tblCellMar>
-            <w:top w:w="0" w:type="dxa"/>
-            <w:bottom w:w="0" w:type="dxa"/>
-          </w:tblCellMar>
-        </w:tblPrEx>
         <w:trPr>
           <w:cantSplit/>
         </w:trPr>
@@ -5273,13 +5212,31 @@
             </w:tcMar>
           </w:tcPr>
           <w:p>
-            <w:r>
-              <w:rPr>
-                <w:sz w:val="21"/>
-                <w:szCs w:val="21"/>
-              </w:rPr>
-              <w:t>PaddleOCR + PyTorch</w:t>
-            </w:r>
+            <w:proofErr w:type="spellStart"/>
+            <w:r>
+              <w:rPr>
+                <w:sz w:val="21"/>
+                <w:szCs w:val="21"/>
+              </w:rPr>
+              <w:t>PaddleOCR</w:t>
+            </w:r>
+            <w:proofErr w:type="spellEnd"/>
+            <w:r>
+              <w:rPr>
+                <w:sz w:val="21"/>
+                <w:szCs w:val="21"/>
+              </w:rPr>
+              <w:t xml:space="preserve"> + </w:t>
+            </w:r>
+            <w:proofErr w:type="spellStart"/>
+            <w:r>
+              <w:rPr>
+                <w:sz w:val="21"/>
+                <w:szCs w:val="21"/>
+              </w:rPr>
+              <w:t>PyTorch</w:t>
+            </w:r>
+            <w:proofErr w:type="spellEnd"/>
           </w:p>
         </w:tc>
         <w:tc>
@@ -5343,12 +5300,6 @@
         </w:tc>
       </w:tr>
       <w:tr>
-        <w:tblPrEx>
-          <w:tblCellMar>
-            <w:top w:w="0" w:type="dxa"/>
-            <w:bottom w:w="0" w:type="dxa"/>
-          </w:tblCellMar>
-        </w:tblPrEx>
         <w:trPr>
           <w:cantSplit/>
         </w:trPr>
@@ -5408,7 +5359,23 @@
                 <w:sz w:val="21"/>
                 <w:szCs w:val="21"/>
               </w:rPr>
-              <w:t>DeepSeek API (urllib)</w:t>
+              <w:t>DeepSeek API (</w:t>
+            </w:r>
+            <w:proofErr w:type="spellStart"/>
+            <w:r>
+              <w:rPr>
+                <w:sz w:val="21"/>
+                <w:szCs w:val="21"/>
+              </w:rPr>
+              <w:t>urllib</w:t>
+            </w:r>
+            <w:proofErr w:type="spellEnd"/>
+            <w:r>
+              <w:rPr>
+                <w:sz w:val="21"/>
+                <w:szCs w:val="21"/>
+              </w:rPr>
+              <w:t>)</w:t>
             </w:r>
           </w:p>
         </w:tc>
@@ -5592,9 +5559,11 @@
       <w:r>
         <w:t>深度推理）、</w:t>
       </w:r>
+      <w:proofErr w:type="spellStart"/>
       <w:r>
         <w:t>PaddleOCR</w:t>
       </w:r>
+      <w:proofErr w:type="spellEnd"/>
       <w:r>
         <w:t>（</w:t>
       </w:r>
@@ -5611,7 +5580,15 @@
         <w:t>标注系统通过命令行子进程被后端调用，也通过</w:t>
       </w:r>
       <w:r>
-        <w:t xml:space="preserve"> urllib </w:t>
+        <w:t xml:space="preserve"> </w:t>
+      </w:r>
+      <w:proofErr w:type="spellStart"/>
+      <w:r>
+        <w:t>urllib</w:t>
+      </w:r>
+      <w:proofErr w:type="spellEnd"/>
+      <w:r>
+        <w:t xml:space="preserve"> </w:t>
       </w:r>
       <w:r>
         <w:t>直接调用</w:t>
@@ -5826,12 +5803,6 @@
         <w:gridCol w:w="5822"/>
       </w:tblGrid>
       <w:tr>
-        <w:tblPrEx>
-          <w:tblCellMar>
-            <w:top w:w="0" w:type="dxa"/>
-            <w:bottom w:w="0" w:type="dxa"/>
-          </w:tblCellMar>
-        </w:tblPrEx>
         <w:trPr>
           <w:cantSplit/>
         </w:trPr>
@@ -5951,12 +5922,6 @@
         </w:tc>
       </w:tr>
       <w:tr>
-        <w:tblPrEx>
-          <w:tblCellMar>
-            <w:top w:w="0" w:type="dxa"/>
-            <w:bottom w:w="0" w:type="dxa"/>
-          </w:tblCellMar>
-        </w:tblPrEx>
         <w:trPr>
           <w:cantSplit/>
         </w:trPr>
@@ -5977,6 +5942,7 @@
             </w:tcMar>
           </w:tcPr>
           <w:p>
+            <w:proofErr w:type="spellStart"/>
             <w:r>
               <w:rPr>
                 <w:sz w:val="21"/>
@@ -5984,6 +5950,7 @@
               </w:rPr>
               <w:t>AuthService</w:t>
             </w:r>
+            <w:proofErr w:type="spellEnd"/>
           </w:p>
         </w:tc>
         <w:tc>
@@ -6008,8 +5975,33 @@
                 <w:sz w:val="21"/>
                 <w:szCs w:val="21"/>
               </w:rPr>
-              <w:t>server/src/modules/auth/auth.service.ts</w:t>
-            </w:r>
+              <w:t>server/</w:t>
+            </w:r>
+            <w:proofErr w:type="spellStart"/>
+            <w:r>
+              <w:rPr>
+                <w:sz w:val="21"/>
+                <w:szCs w:val="21"/>
+              </w:rPr>
+              <w:t>src</w:t>
+            </w:r>
+            <w:proofErr w:type="spellEnd"/>
+            <w:r>
+              <w:rPr>
+                <w:sz w:val="21"/>
+                <w:szCs w:val="21"/>
+              </w:rPr>
+              <w:t>/modules/auth/</w:t>
+            </w:r>
+            <w:proofErr w:type="spellStart"/>
+            <w:r>
+              <w:rPr>
+                <w:sz w:val="21"/>
+                <w:szCs w:val="21"/>
+              </w:rPr>
+              <w:t>auth.service.ts</w:t>
+            </w:r>
+            <w:proofErr w:type="spellEnd"/>
           </w:p>
         </w:tc>
         <w:tc>
@@ -6036,6 +6028,7 @@
               </w:rPr>
               <w:t>核心认证服务：注册（</w:t>
             </w:r>
+            <w:proofErr w:type="spellStart"/>
             <w:r>
               <w:rPr>
                 <w:sz w:val="21"/>
@@ -6043,6 +6036,7 @@
               </w:rPr>
               <w:t>bcrypt</w:t>
             </w:r>
+            <w:proofErr w:type="spellEnd"/>
             <w:r>
               <w:rPr>
                 <w:sz w:val="21"/>
@@ -6096,12 +6090,6 @@
         </w:tc>
       </w:tr>
       <w:tr>
-        <w:tblPrEx>
-          <w:tblCellMar>
-            <w:top w:w="0" w:type="dxa"/>
-            <w:bottom w:w="0" w:type="dxa"/>
-          </w:tblCellMar>
-        </w:tblPrEx>
         <w:trPr>
           <w:cantSplit/>
         </w:trPr>
@@ -6122,6 +6110,7 @@
             </w:tcMar>
           </w:tcPr>
           <w:p>
+            <w:proofErr w:type="spellStart"/>
             <w:r>
               <w:rPr>
                 <w:sz w:val="21"/>
@@ -6129,6 +6118,7 @@
               </w:rPr>
               <w:t>requireAuth</w:t>
             </w:r>
+            <w:proofErr w:type="spellEnd"/>
           </w:p>
         </w:tc>
         <w:tc>
@@ -6153,8 +6143,49 @@
                 <w:sz w:val="21"/>
                 <w:szCs w:val="21"/>
               </w:rPr>
-              <w:t>server/src/middlewares/auth.ts</w:t>
-            </w:r>
+              <w:t>server/</w:t>
+            </w:r>
+            <w:proofErr w:type="spellStart"/>
+            <w:r>
+              <w:rPr>
+                <w:sz w:val="21"/>
+                <w:szCs w:val="21"/>
+              </w:rPr>
+              <w:t>src</w:t>
+            </w:r>
+            <w:proofErr w:type="spellEnd"/>
+            <w:r>
+              <w:rPr>
+                <w:sz w:val="21"/>
+                <w:szCs w:val="21"/>
+              </w:rPr>
+              <w:t>/</w:t>
+            </w:r>
+            <w:proofErr w:type="spellStart"/>
+            <w:r>
+              <w:rPr>
+                <w:sz w:val="21"/>
+                <w:szCs w:val="21"/>
+              </w:rPr>
+              <w:t>middlewares</w:t>
+            </w:r>
+            <w:proofErr w:type="spellEnd"/>
+            <w:r>
+              <w:rPr>
+                <w:sz w:val="21"/>
+                <w:szCs w:val="21"/>
+              </w:rPr>
+              <w:t>/</w:t>
+            </w:r>
+            <w:proofErr w:type="spellStart"/>
+            <w:r>
+              <w:rPr>
+                <w:sz w:val="21"/>
+                <w:szCs w:val="21"/>
+              </w:rPr>
+              <w:t>auth.ts</w:t>
+            </w:r>
+            <w:proofErr w:type="spellEnd"/>
           </w:p>
         </w:tc>
         <w:tc>
@@ -6206,12 +6237,6 @@
         </w:tc>
       </w:tr>
       <w:tr>
-        <w:tblPrEx>
-          <w:tblCellMar>
-            <w:top w:w="0" w:type="dxa"/>
-            <w:bottom w:w="0" w:type="dxa"/>
-          </w:tblCellMar>
-        </w:tblPrEx>
         <w:trPr>
           <w:cantSplit/>
         </w:trPr>
@@ -6232,6 +6257,7 @@
             </w:tcMar>
           </w:tcPr>
           <w:p>
+            <w:proofErr w:type="spellStart"/>
             <w:r>
               <w:rPr>
                 <w:sz w:val="21"/>
@@ -6239,6 +6265,7 @@
               </w:rPr>
               <w:t>useAuthStore</w:t>
             </w:r>
+            <w:proofErr w:type="spellEnd"/>
           </w:p>
         </w:tc>
         <w:tc>
@@ -6258,13 +6285,31 @@
             </w:tcMar>
           </w:tcPr>
           <w:p>
-            <w:r>
-              <w:rPr>
-                <w:sz w:val="21"/>
-                <w:szCs w:val="21"/>
-              </w:rPr>
-              <w:t>src/stores/auth.ts</w:t>
-            </w:r>
+            <w:proofErr w:type="spellStart"/>
+            <w:r>
+              <w:rPr>
+                <w:sz w:val="21"/>
+                <w:szCs w:val="21"/>
+              </w:rPr>
+              <w:t>src</w:t>
+            </w:r>
+            <w:proofErr w:type="spellEnd"/>
+            <w:r>
+              <w:rPr>
+                <w:sz w:val="21"/>
+                <w:szCs w:val="21"/>
+              </w:rPr>
+              <w:t>/stores/</w:t>
+            </w:r>
+            <w:proofErr w:type="spellStart"/>
+            <w:r>
+              <w:rPr>
+                <w:sz w:val="21"/>
+                <w:szCs w:val="21"/>
+              </w:rPr>
+              <w:t>auth.ts</w:t>
+            </w:r>
+            <w:proofErr w:type="spellEnd"/>
           </w:p>
         </w:tc>
         <w:tc>
@@ -6291,23 +6336,67 @@
               </w:rPr>
               <w:t>前端认证状态管理：</w:t>
             </w:r>
-            <w:r>
-              <w:rPr>
-                <w:sz w:val="21"/>
-                <w:szCs w:val="21"/>
-              </w:rPr>
-              <w:t>mockLogin/wechatLogin/login/register/ensureLogin/refreshProfile</w:t>
-            </w:r>
+            <w:proofErr w:type="spellStart"/>
+            <w:r>
+              <w:rPr>
+                <w:sz w:val="21"/>
+                <w:szCs w:val="21"/>
+              </w:rPr>
+              <w:t>mockLogin</w:t>
+            </w:r>
+            <w:proofErr w:type="spellEnd"/>
+            <w:r>
+              <w:rPr>
+                <w:sz w:val="21"/>
+                <w:szCs w:val="21"/>
+              </w:rPr>
+              <w:t>/</w:t>
+            </w:r>
+            <w:proofErr w:type="spellStart"/>
+            <w:r>
+              <w:rPr>
+                <w:sz w:val="21"/>
+                <w:szCs w:val="21"/>
+              </w:rPr>
+              <w:t>wechatLogin</w:t>
+            </w:r>
+            <w:proofErr w:type="spellEnd"/>
+            <w:r>
+              <w:rPr>
+                <w:sz w:val="21"/>
+                <w:szCs w:val="21"/>
+              </w:rPr>
+              <w:t>/login/register/</w:t>
+            </w:r>
+            <w:proofErr w:type="spellStart"/>
+            <w:r>
+              <w:rPr>
+                <w:sz w:val="21"/>
+                <w:szCs w:val="21"/>
+              </w:rPr>
+              <w:t>ensureLogin</w:t>
+            </w:r>
+            <w:proofErr w:type="spellEnd"/>
+            <w:r>
+              <w:rPr>
+                <w:sz w:val="21"/>
+                <w:szCs w:val="21"/>
+              </w:rPr>
+              <w:t>/</w:t>
+            </w:r>
+            <w:proofErr w:type="spellStart"/>
+            <w:r>
+              <w:rPr>
+                <w:sz w:val="21"/>
+                <w:szCs w:val="21"/>
+              </w:rPr>
+              <w:t>refreshProfile</w:t>
+            </w:r>
+            <w:proofErr w:type="spellEnd"/>
           </w:p>
         </w:tc>
       </w:tr>
       <w:tr>
-        <w:tblPrEx>
-          <w:tblCellMar>
-            <w:top w:w="0" w:type="dxa"/>
-            <w:bottom w:w="0" w:type="dxa"/>
-          </w:tblCellMar>
-        </w:tblPrEx>
         <w:trPr>
           <w:cantSplit/>
         </w:trPr>
@@ -6328,6 +6417,7 @@
             </w:tcMar>
           </w:tcPr>
           <w:p>
+            <w:proofErr w:type="spellStart"/>
             <w:r>
               <w:rPr>
                 <w:sz w:val="21"/>
@@ -6335,6 +6425,7 @@
               </w:rPr>
               <w:t>session.ts</w:t>
             </w:r>
+            <w:proofErr w:type="spellEnd"/>
           </w:p>
         </w:tc>
         <w:tc>
@@ -6354,13 +6445,31 @@
             </w:tcMar>
           </w:tcPr>
           <w:p>
-            <w:r>
-              <w:rPr>
-                <w:sz w:val="21"/>
-                <w:szCs w:val="21"/>
-              </w:rPr>
-              <w:t>src/services/session.ts</w:t>
-            </w:r>
+            <w:proofErr w:type="spellStart"/>
+            <w:r>
+              <w:rPr>
+                <w:sz w:val="21"/>
+                <w:szCs w:val="21"/>
+              </w:rPr>
+              <w:t>src</w:t>
+            </w:r>
+            <w:proofErr w:type="spellEnd"/>
+            <w:r>
+              <w:rPr>
+                <w:sz w:val="21"/>
+                <w:szCs w:val="21"/>
+              </w:rPr>
+              <w:t>/services/</w:t>
+            </w:r>
+            <w:proofErr w:type="spellStart"/>
+            <w:r>
+              <w:rPr>
+                <w:sz w:val="21"/>
+                <w:szCs w:val="21"/>
+              </w:rPr>
+              <w:t>session.ts</w:t>
+            </w:r>
+            <w:proofErr w:type="spellEnd"/>
           </w:p>
         </w:tc>
         <w:tc>
@@ -6387,12 +6496,53 @@
               </w:rPr>
               <w:t>前端会话管理：</w:t>
             </w:r>
-            <w:r>
-              <w:rPr>
-                <w:sz w:val="21"/>
-                <w:szCs w:val="21"/>
-              </w:rPr>
-              <w:t xml:space="preserve">readSession/saveSession/clearSession + </w:t>
+            <w:proofErr w:type="spellStart"/>
+            <w:r>
+              <w:rPr>
+                <w:sz w:val="21"/>
+                <w:szCs w:val="21"/>
+              </w:rPr>
+              <w:t>readSession</w:t>
+            </w:r>
+            <w:proofErr w:type="spellEnd"/>
+            <w:r>
+              <w:rPr>
+                <w:sz w:val="21"/>
+                <w:szCs w:val="21"/>
+              </w:rPr>
+              <w:t>/</w:t>
+            </w:r>
+            <w:proofErr w:type="spellStart"/>
+            <w:r>
+              <w:rPr>
+                <w:sz w:val="21"/>
+                <w:szCs w:val="21"/>
+              </w:rPr>
+              <w:t>saveSession</w:t>
+            </w:r>
+            <w:proofErr w:type="spellEnd"/>
+            <w:r>
+              <w:rPr>
+                <w:sz w:val="21"/>
+                <w:szCs w:val="21"/>
+              </w:rPr>
+              <w:t>/</w:t>
+            </w:r>
+            <w:proofErr w:type="spellStart"/>
+            <w:r>
+              <w:rPr>
+                <w:sz w:val="21"/>
+                <w:szCs w:val="21"/>
+              </w:rPr>
+              <w:t>clearSession</w:t>
+            </w:r>
+            <w:proofErr w:type="spellEnd"/>
+            <w:r>
+              <w:rPr>
+                <w:sz w:val="21"/>
+                <w:szCs w:val="21"/>
+              </w:rPr>
+              <w:t xml:space="preserve"> + </w:t>
             </w:r>
             <w:r>
               <w:rPr>
@@ -6421,8 +6571,13 @@
         <w:ind w:firstLine="480"/>
         <w:jc w:val="both"/>
       </w:pPr>
-      <w:r>
-        <w:t xml:space="preserve">UserModel </w:t>
+      <w:proofErr w:type="spellStart"/>
+      <w:r>
+        <w:t>UserModel</w:t>
+      </w:r>
+      <w:proofErr w:type="spellEnd"/>
+      <w:r>
+        <w:t xml:space="preserve"> </w:t>
       </w:r>
       <w:r>
         <w:t>核心字段：</w:t>
@@ -6439,9 +6594,11 @@
       <w:r>
         <w:t>）、</w:t>
       </w:r>
+      <w:proofErr w:type="spellStart"/>
       <w:r>
         <w:t>openId</w:t>
       </w:r>
+      <w:proofErr w:type="spellEnd"/>
       <w:r>
         <w:t>、</w:t>
       </w:r>
@@ -6457,27 +6614,35 @@
       <w:r>
         <w:t>（唯一索引）、</w:t>
       </w:r>
+      <w:proofErr w:type="spellStart"/>
       <w:r>
         <w:t>passwordHash</w:t>
       </w:r>
+      <w:proofErr w:type="spellEnd"/>
       <w:r>
         <w:t>（</w:t>
       </w:r>
+      <w:proofErr w:type="spellStart"/>
       <w:r>
         <w:t>bcrypt</w:t>
       </w:r>
+      <w:proofErr w:type="spellEnd"/>
       <w:r>
         <w:t>）、</w:t>
       </w:r>
+      <w:proofErr w:type="spellStart"/>
       <w:r>
         <w:t>targetScore</w:t>
       </w:r>
+      <w:proofErr w:type="spellEnd"/>
       <w:r>
         <w:t>、</w:t>
       </w:r>
+      <w:proofErr w:type="spellStart"/>
       <w:r>
         <w:t>examDate</w:t>
       </w:r>
+      <w:proofErr w:type="spellEnd"/>
       <w:r>
         <w:t>、</w:t>
       </w:r>
@@ -6500,7 +6665,47 @@
         <w:t>：</w:t>
       </w:r>
       <w:r>
-        <w:t>{totalQuestions, correctQuestions, studyMinutes, streakDays, lastCheckInAt}</w:t>
+        <w:t>{</w:t>
+      </w:r>
+      <w:proofErr w:type="spellStart"/>
+      <w:r>
+        <w:t>totalQuestions</w:t>
+      </w:r>
+      <w:proofErr w:type="spellEnd"/>
+      <w:r>
+        <w:t xml:space="preserve">, </w:t>
+      </w:r>
+      <w:proofErr w:type="spellStart"/>
+      <w:r>
+        <w:t>correctQuestions</w:t>
+      </w:r>
+      <w:proofErr w:type="spellEnd"/>
+      <w:r>
+        <w:t xml:space="preserve">, </w:t>
+      </w:r>
+      <w:proofErr w:type="spellStart"/>
+      <w:r>
+        <w:t>studyMinutes</w:t>
+      </w:r>
+      <w:proofErr w:type="spellEnd"/>
+      <w:r>
+        <w:t xml:space="preserve">, </w:t>
+      </w:r>
+      <w:proofErr w:type="spellStart"/>
+      <w:r>
+        <w:t>streakDays</w:t>
+      </w:r>
+      <w:proofErr w:type="spellEnd"/>
+      <w:r>
+        <w:t xml:space="preserve">, </w:t>
+      </w:r>
+      <w:proofErr w:type="spellStart"/>
+      <w:r>
+        <w:t>lastCheckInAt</w:t>
+      </w:r>
+      <w:proofErr w:type="spellEnd"/>
+      <w:r>
+        <w:t>}</w:t>
       </w:r>
       <w:r>
         <w:t>）、</w:t>
@@ -6544,13 +6749,26 @@
         <w:t>校验</w:t>
       </w:r>
       <w:r>
-        <w:t xml:space="preserve"> → AuthService </w:t>
+        <w:t xml:space="preserve"> → </w:t>
+      </w:r>
+      <w:proofErr w:type="spellStart"/>
+      <w:r>
+        <w:t>AuthService</w:t>
+      </w:r>
+      <w:proofErr w:type="spellEnd"/>
+      <w:r>
+        <w:t xml:space="preserve"> </w:t>
       </w:r>
       <w:r>
         <w:t>验证身份（</w:t>
       </w:r>
-      <w:r>
-        <w:t>bcrypt/code2session</w:t>
+      <w:proofErr w:type="spellStart"/>
+      <w:r>
+        <w:t>bcrypt</w:t>
+      </w:r>
+      <w:proofErr w:type="spellEnd"/>
+      <w:r>
+        <w:t>/code2session</w:t>
       </w:r>
       <w:r>
         <w:t>）</w:t>
@@ -6586,7 +6804,15 @@
         <w:t>用户信息。前端</w:t>
       </w:r>
       <w:r>
-        <w:t xml:space="preserve"> ensureLogin() → </w:t>
+        <w:t xml:space="preserve"> </w:t>
+      </w:r>
+      <w:proofErr w:type="spellStart"/>
+      <w:r>
+        <w:t>ensureLogin</w:t>
+      </w:r>
+      <w:proofErr w:type="spellEnd"/>
+      <w:r>
+        <w:t xml:space="preserve">() → </w:t>
       </w:r>
       <w:r>
         <w:t>检查本地</w:t>
@@ -6688,12 +6914,6 @@
         <w:gridCol w:w="5333"/>
       </w:tblGrid>
       <w:tr>
-        <w:tblPrEx>
-          <w:tblCellMar>
-            <w:top w:w="0" w:type="dxa"/>
-            <w:bottom w:w="0" w:type="dxa"/>
-          </w:tblCellMar>
-        </w:tblPrEx>
         <w:trPr>
           <w:cantSplit/>
         </w:trPr>
@@ -6813,12 +7033,6 @@
         </w:tc>
       </w:tr>
       <w:tr>
-        <w:tblPrEx>
-          <w:tblCellMar>
-            <w:top w:w="0" w:type="dxa"/>
-            <w:bottom w:w="0" w:type="dxa"/>
-          </w:tblCellMar>
-        </w:tblPrEx>
         <w:trPr>
           <w:cantSplit/>
         </w:trPr>
@@ -6839,6 +7053,7 @@
             </w:tcMar>
           </w:tcPr>
           <w:p>
+            <w:proofErr w:type="spellStart"/>
             <w:r>
               <w:rPr>
                 <w:sz w:val="21"/>
@@ -6846,6 +7061,7 @@
               </w:rPr>
               <w:t>QuestionController</w:t>
             </w:r>
+            <w:proofErr w:type="spellEnd"/>
           </w:p>
         </w:tc>
         <w:tc>
@@ -6870,8 +7086,33 @@
                 <w:sz w:val="21"/>
                 <w:szCs w:val="21"/>
               </w:rPr>
-              <w:t>server/src/modules/question/question.controller.ts</w:t>
-            </w:r>
+              <w:t>server/</w:t>
+            </w:r>
+            <w:proofErr w:type="spellStart"/>
+            <w:r>
+              <w:rPr>
+                <w:sz w:val="21"/>
+                <w:szCs w:val="21"/>
+              </w:rPr>
+              <w:t>src</w:t>
+            </w:r>
+            <w:proofErr w:type="spellEnd"/>
+            <w:r>
+              <w:rPr>
+                <w:sz w:val="21"/>
+                <w:szCs w:val="21"/>
+              </w:rPr>
+              <w:t>/modules/question/</w:t>
+            </w:r>
+            <w:proofErr w:type="spellStart"/>
+            <w:r>
+              <w:rPr>
+                <w:sz w:val="21"/>
+                <w:szCs w:val="21"/>
+              </w:rPr>
+              <w:t>question.controller.ts</w:t>
+            </w:r>
+            <w:proofErr w:type="spellEnd"/>
           </w:p>
         </w:tc>
         <w:tc>
@@ -6902,12 +7143,6 @@
         </w:tc>
       </w:tr>
       <w:tr>
-        <w:tblPrEx>
-          <w:tblCellMar>
-            <w:top w:w="0" w:type="dxa"/>
-            <w:bottom w:w="0" w:type="dxa"/>
-          </w:tblCellMar>
-        </w:tblPrEx>
         <w:trPr>
           <w:cantSplit/>
         </w:trPr>
@@ -6928,6 +7163,7 @@
             </w:tcMar>
           </w:tcPr>
           <w:p>
+            <w:proofErr w:type="spellStart"/>
             <w:r>
               <w:rPr>
                 <w:sz w:val="21"/>
@@ -6935,6 +7171,7 @@
               </w:rPr>
               <w:t>isAnswerCorrect</w:t>
             </w:r>
+            <w:proofErr w:type="spellEnd"/>
           </w:p>
         </w:tc>
         <w:tc>
@@ -6959,8 +7196,33 @@
                 <w:sz w:val="21"/>
                 <w:szCs w:val="21"/>
               </w:rPr>
-              <w:t>server/src/modules/question/question.utils.ts</w:t>
-            </w:r>
+              <w:t>server/</w:t>
+            </w:r>
+            <w:proofErr w:type="spellStart"/>
+            <w:r>
+              <w:rPr>
+                <w:sz w:val="21"/>
+                <w:szCs w:val="21"/>
+              </w:rPr>
+              <w:t>src</w:t>
+            </w:r>
+            <w:proofErr w:type="spellEnd"/>
+            <w:r>
+              <w:rPr>
+                <w:sz w:val="21"/>
+                <w:szCs w:val="21"/>
+              </w:rPr>
+              <w:t>/modules/question/</w:t>
+            </w:r>
+            <w:proofErr w:type="spellStart"/>
+            <w:r>
+              <w:rPr>
+                <w:sz w:val="21"/>
+                <w:szCs w:val="21"/>
+              </w:rPr>
+              <w:t>question.utils.ts</w:t>
+            </w:r>
+            <w:proofErr w:type="spellEnd"/>
           </w:p>
         </w:tc>
         <w:tc>
@@ -7005,12 +7267,6 @@
         </w:tc>
       </w:tr>
       <w:tr>
-        <w:tblPrEx>
-          <w:tblCellMar>
-            <w:top w:w="0" w:type="dxa"/>
-            <w:bottom w:w="0" w:type="dxa"/>
-          </w:tblCellMar>
-        </w:tblPrEx>
         <w:trPr>
           <w:cantSplit/>
         </w:trPr>
@@ -7031,6 +7287,7 @@
             </w:tcMar>
           </w:tcPr>
           <w:p>
+            <w:proofErr w:type="spellStart"/>
             <w:r>
               <w:rPr>
                 <w:sz w:val="21"/>
@@ -7038,6 +7295,7 @@
               </w:rPr>
               <w:t>serializeQuestion</w:t>
             </w:r>
+            <w:proofErr w:type="spellEnd"/>
           </w:p>
         </w:tc>
         <w:tc>
@@ -7062,8 +7320,33 @@
                 <w:sz w:val="21"/>
                 <w:szCs w:val="21"/>
               </w:rPr>
-              <w:t>server/src/modules/question/question.serializer.ts</w:t>
-            </w:r>
+              <w:t>server/</w:t>
+            </w:r>
+            <w:proofErr w:type="spellStart"/>
+            <w:r>
+              <w:rPr>
+                <w:sz w:val="21"/>
+                <w:szCs w:val="21"/>
+              </w:rPr>
+              <w:t>src</w:t>
+            </w:r>
+            <w:proofErr w:type="spellEnd"/>
+            <w:r>
+              <w:rPr>
+                <w:sz w:val="21"/>
+                <w:szCs w:val="21"/>
+              </w:rPr>
+              <w:t>/modules/question/</w:t>
+            </w:r>
+            <w:proofErr w:type="spellStart"/>
+            <w:r>
+              <w:rPr>
+                <w:sz w:val="21"/>
+                <w:szCs w:val="21"/>
+              </w:rPr>
+              <w:t>question.serializer.ts</w:t>
+            </w:r>
+            <w:proofErr w:type="spellEnd"/>
           </w:p>
         </w:tc>
         <w:tc>
@@ -7108,12 +7391,6 @@
         </w:tc>
       </w:tr>
       <w:tr>
-        <w:tblPrEx>
-          <w:tblCellMar>
-            <w:top w:w="0" w:type="dxa"/>
-            <w:bottom w:w="0" w:type="dxa"/>
-          </w:tblCellMar>
-        </w:tblPrEx>
         <w:trPr>
           <w:cantSplit/>
         </w:trPr>
@@ -7134,6 +7411,7 @@
             </w:tcMar>
           </w:tcPr>
           <w:p>
+            <w:proofErr w:type="spellStart"/>
             <w:r>
               <w:rPr>
                 <w:sz w:val="21"/>
@@ -7141,6 +7419,7 @@
               </w:rPr>
               <w:t>QuestionModel</w:t>
             </w:r>
+            <w:proofErr w:type="spellEnd"/>
           </w:p>
         </w:tc>
         <w:tc>
@@ -7165,8 +7444,33 @@
                 <w:sz w:val="21"/>
                 <w:szCs w:val="21"/>
               </w:rPr>
-              <w:t>server/src/models/question.model.ts</w:t>
-            </w:r>
+              <w:t>server/</w:t>
+            </w:r>
+            <w:proofErr w:type="spellStart"/>
+            <w:r>
+              <w:rPr>
+                <w:sz w:val="21"/>
+                <w:szCs w:val="21"/>
+              </w:rPr>
+              <w:t>src</w:t>
+            </w:r>
+            <w:proofErr w:type="spellEnd"/>
+            <w:r>
+              <w:rPr>
+                <w:sz w:val="21"/>
+                <w:szCs w:val="21"/>
+              </w:rPr>
+              <w:t>/models/</w:t>
+            </w:r>
+            <w:proofErr w:type="spellStart"/>
+            <w:r>
+              <w:rPr>
+                <w:sz w:val="21"/>
+                <w:szCs w:val="21"/>
+              </w:rPr>
+              <w:t>question.model.ts</w:t>
+            </w:r>
+            <w:proofErr w:type="spellEnd"/>
           </w:p>
         </w:tc>
         <w:tc>
@@ -7204,12 +7508,6 @@
         </w:tc>
       </w:tr>
       <w:tr>
-        <w:tblPrEx>
-          <w:tblCellMar>
-            <w:top w:w="0" w:type="dxa"/>
-            <w:bottom w:w="0" w:type="dxa"/>
-          </w:tblCellMar>
-        </w:tblPrEx>
         <w:trPr>
           <w:cantSplit/>
         </w:trPr>
@@ -7230,6 +7528,7 @@
             </w:tcMar>
           </w:tcPr>
           <w:p>
+            <w:proofErr w:type="spellStart"/>
             <w:r>
               <w:rPr>
                 <w:sz w:val="21"/>
@@ -7237,6 +7536,7 @@
               </w:rPr>
               <w:t>WrongBookModel</w:t>
             </w:r>
+            <w:proofErr w:type="spellEnd"/>
           </w:p>
         </w:tc>
         <w:tc>
@@ -7261,8 +7561,33 @@
                 <w:sz w:val="21"/>
                 <w:szCs w:val="21"/>
               </w:rPr>
-              <w:t>server/src/models/wrong-book.model.ts</w:t>
-            </w:r>
+              <w:t>server/</w:t>
+            </w:r>
+            <w:proofErr w:type="spellStart"/>
+            <w:r>
+              <w:rPr>
+                <w:sz w:val="21"/>
+                <w:szCs w:val="21"/>
+              </w:rPr>
+              <w:t>src</w:t>
+            </w:r>
+            <w:proofErr w:type="spellEnd"/>
+            <w:r>
+              <w:rPr>
+                <w:sz w:val="21"/>
+                <w:szCs w:val="21"/>
+              </w:rPr>
+              <w:t>/models/wrong-</w:t>
+            </w:r>
+            <w:proofErr w:type="spellStart"/>
+            <w:r>
+              <w:rPr>
+                <w:sz w:val="21"/>
+                <w:szCs w:val="21"/>
+              </w:rPr>
+              <w:t>book.model.ts</w:t>
+            </w:r>
+            <w:proofErr w:type="spellEnd"/>
           </w:p>
         </w:tc>
         <w:tc>
@@ -7294,7 +7619,23 @@
                 <w:sz w:val="21"/>
                 <w:szCs w:val="21"/>
               </w:rPr>
-              <w:t xml:space="preserve">(userId,questionId) </w:t>
+              <w:t>(</w:t>
+            </w:r>
+            <w:proofErr w:type="spellStart"/>
+            <w:r>
+              <w:rPr>
+                <w:sz w:val="21"/>
+                <w:szCs w:val="21"/>
+              </w:rPr>
+              <w:t>userId,questionId</w:t>
+            </w:r>
+            <w:proofErr w:type="spellEnd"/>
+            <w:r>
+              <w:rPr>
+                <w:sz w:val="21"/>
+                <w:szCs w:val="21"/>
+              </w:rPr>
+              <w:t xml:space="preserve">) </w:t>
             </w:r>
             <w:r>
               <w:rPr>
@@ -7307,12 +7648,6 @@
         </w:tc>
       </w:tr>
       <w:tr>
-        <w:tblPrEx>
-          <w:tblCellMar>
-            <w:top w:w="0" w:type="dxa"/>
-            <w:bottom w:w="0" w:type="dxa"/>
-          </w:tblCellMar>
-        </w:tblPrEx>
         <w:trPr>
           <w:cantSplit/>
         </w:trPr>
@@ -7338,8 +7673,17 @@
                 <w:sz w:val="21"/>
                 <w:szCs w:val="21"/>
               </w:rPr>
-              <w:t>questions/index.vue</w:t>
-            </w:r>
+              <w:t>questions/</w:t>
+            </w:r>
+            <w:proofErr w:type="spellStart"/>
+            <w:r>
+              <w:rPr>
+                <w:sz w:val="21"/>
+                <w:szCs w:val="21"/>
+              </w:rPr>
+              <w:t>index.vue</w:t>
+            </w:r>
+            <w:proofErr w:type="spellEnd"/>
           </w:p>
         </w:tc>
         <w:tc>
@@ -7359,13 +7703,31 @@
             </w:tcMar>
           </w:tcPr>
           <w:p>
-            <w:r>
-              <w:rPr>
-                <w:sz w:val="21"/>
-                <w:szCs w:val="21"/>
-              </w:rPr>
-              <w:t>src/pages/questions/index.vue</w:t>
-            </w:r>
+            <w:proofErr w:type="spellStart"/>
+            <w:r>
+              <w:rPr>
+                <w:sz w:val="21"/>
+                <w:szCs w:val="21"/>
+              </w:rPr>
+              <w:t>src</w:t>
+            </w:r>
+            <w:proofErr w:type="spellEnd"/>
+            <w:r>
+              <w:rPr>
+                <w:sz w:val="21"/>
+                <w:szCs w:val="21"/>
+              </w:rPr>
+              <w:t>/pages/questions/</w:t>
+            </w:r>
+            <w:proofErr w:type="spellStart"/>
+            <w:r>
+              <w:rPr>
+                <w:sz w:val="21"/>
+                <w:szCs w:val="21"/>
+              </w:rPr>
+              <w:t>index.vue</w:t>
+            </w:r>
+            <w:proofErr w:type="spellEnd"/>
           </w:p>
         </w:tc>
         <w:tc>
@@ -7466,7 +7828,15 @@
         <w:t>微平移）；答案解析区域使用绿色渐变背景和</w:t>
       </w:r>
       <w:r>
-        <w:t xml:space="preserve"> softRise </w:t>
+        <w:t xml:space="preserve"> </w:t>
+      </w:r>
+      <w:proofErr w:type="spellStart"/>
+      <w:r>
+        <w:t>softRise</w:t>
+      </w:r>
+      <w:proofErr w:type="spellEnd"/>
+      <w:r>
+        <w:t xml:space="preserve"> </w:t>
       </w:r>
       <w:r>
         <w:t>入场动画。</w:t>
@@ -7527,7 +7897,15 @@
         <w:t>通过</w:t>
       </w:r>
       <w:r>
-        <w:t xml:space="preserve"> SupervisorAgent </w:t>
+        <w:t xml:space="preserve"> </w:t>
+      </w:r>
+      <w:proofErr w:type="spellStart"/>
+      <w:r>
+        <w:t>SupervisorAgent</w:t>
+      </w:r>
+      <w:proofErr w:type="spellEnd"/>
+      <w:r>
+        <w:t xml:space="preserve"> </w:t>
       </w:r>
       <w:r>
         <w:t>统一调度。</w:t>
@@ -7539,7 +7917,15 @@
         <w:t>版本中</w:t>
       </w:r>
       <w:r>
-        <w:t xml:space="preserve"> TeacherAgent </w:t>
+        <w:t xml:space="preserve"> </w:t>
+      </w:r>
+      <w:proofErr w:type="spellStart"/>
+      <w:r>
+        <w:t>TeacherAgent</w:t>
+      </w:r>
+      <w:proofErr w:type="spellEnd"/>
+      <w:r>
+        <w:t xml:space="preserve"> </w:t>
       </w:r>
       <w:r>
         <w:t>提示词优化，要求纯文本输出（禁用</w:t>
@@ -7591,12 +7977,6 @@
         <w:gridCol w:w="4600"/>
       </w:tblGrid>
       <w:tr>
-        <w:tblPrEx>
-          <w:tblCellMar>
-            <w:top w:w="0" w:type="dxa"/>
-            <w:bottom w:w="0" w:type="dxa"/>
-          </w:tblCellMar>
-        </w:tblPrEx>
         <w:trPr>
           <w:cantSplit/>
         </w:trPr>
@@ -7716,12 +8096,6 @@
         </w:tc>
       </w:tr>
       <w:tr>
-        <w:tblPrEx>
-          <w:tblCellMar>
-            <w:top w:w="0" w:type="dxa"/>
-            <w:bottom w:w="0" w:type="dxa"/>
-          </w:tblCellMar>
-        </w:tblPrEx>
         <w:trPr>
           <w:cantSplit/>
         </w:trPr>
@@ -7742,6 +8116,7 @@
             </w:tcMar>
           </w:tcPr>
           <w:p>
+            <w:proofErr w:type="spellStart"/>
             <w:r>
               <w:rPr>
                 <w:sz w:val="21"/>
@@ -7750,6 +8125,7 @@
               <w:lastRenderedPageBreak/>
               <w:t>SupervisorAgent</w:t>
             </w:r>
+            <w:proofErr w:type="spellEnd"/>
           </w:p>
         </w:tc>
         <w:tc>
@@ -7774,8 +8150,33 @@
                 <w:sz w:val="21"/>
                 <w:szCs w:val="21"/>
               </w:rPr>
-              <w:t>server/src/agents/supervisor.agent.ts</w:t>
-            </w:r>
+              <w:t>server/</w:t>
+            </w:r>
+            <w:proofErr w:type="spellStart"/>
+            <w:r>
+              <w:rPr>
+                <w:sz w:val="21"/>
+                <w:szCs w:val="21"/>
+              </w:rPr>
+              <w:t>src</w:t>
+            </w:r>
+            <w:proofErr w:type="spellEnd"/>
+            <w:r>
+              <w:rPr>
+                <w:sz w:val="21"/>
+                <w:szCs w:val="21"/>
+              </w:rPr>
+              <w:t>/agents/</w:t>
+            </w:r>
+            <w:proofErr w:type="spellStart"/>
+            <w:r>
+              <w:rPr>
+                <w:sz w:val="21"/>
+                <w:szCs w:val="21"/>
+              </w:rPr>
+              <w:t>supervisor.agent.ts</w:t>
+            </w:r>
+            <w:proofErr w:type="spellEnd"/>
           </w:p>
         </w:tc>
         <w:tc>
@@ -7862,12 +8263,6 @@
         </w:tc>
       </w:tr>
       <w:tr>
-        <w:tblPrEx>
-          <w:tblCellMar>
-            <w:top w:w="0" w:type="dxa"/>
-            <w:bottom w:w="0" w:type="dxa"/>
-          </w:tblCellMar>
-        </w:tblPrEx>
         <w:trPr>
           <w:cantSplit/>
         </w:trPr>
@@ -7888,6 +8283,7 @@
             </w:tcMar>
           </w:tcPr>
           <w:p>
+            <w:proofErr w:type="spellStart"/>
             <w:r>
               <w:rPr>
                 <w:sz w:val="21"/>
@@ -7895,6 +8291,7 @@
               </w:rPr>
               <w:t>BaseAgent</w:t>
             </w:r>
+            <w:proofErr w:type="spellEnd"/>
           </w:p>
         </w:tc>
         <w:tc>
@@ -7919,8 +8316,33 @@
                 <w:sz w:val="21"/>
                 <w:szCs w:val="21"/>
               </w:rPr>
-              <w:t>server/src/agents/base-agent.ts</w:t>
-            </w:r>
+              <w:t>server/</w:t>
+            </w:r>
+            <w:proofErr w:type="spellStart"/>
+            <w:r>
+              <w:rPr>
+                <w:sz w:val="21"/>
+                <w:szCs w:val="21"/>
+              </w:rPr>
+              <w:t>src</w:t>
+            </w:r>
+            <w:proofErr w:type="spellEnd"/>
+            <w:r>
+              <w:rPr>
+                <w:sz w:val="21"/>
+                <w:szCs w:val="21"/>
+              </w:rPr>
+              <w:t>/agents/base-</w:t>
+            </w:r>
+            <w:proofErr w:type="spellStart"/>
+            <w:r>
+              <w:rPr>
+                <w:sz w:val="21"/>
+                <w:szCs w:val="21"/>
+              </w:rPr>
+              <w:t>agent.ts</w:t>
+            </w:r>
+            <w:proofErr w:type="spellEnd"/>
           </w:p>
         </w:tc>
         <w:tc>
@@ -7959,8 +8381,17 @@
                 <w:sz w:val="21"/>
                 <w:szCs w:val="21"/>
               </w:rPr>
-              <w:t xml:space="preserve"> AgentLog</w:t>
-            </w:r>
+              <w:t xml:space="preserve"> </w:t>
+            </w:r>
+            <w:proofErr w:type="spellStart"/>
+            <w:r>
+              <w:rPr>
+                <w:sz w:val="21"/>
+                <w:szCs w:val="21"/>
+              </w:rPr>
+              <w:t>AgentLog</w:t>
+            </w:r>
+            <w:proofErr w:type="spellEnd"/>
             <w:r>
               <w:rPr>
                 <w:sz w:val="21"/>
@@ -8014,12 +8445,6 @@
         </w:tc>
       </w:tr>
       <w:tr>
-        <w:tblPrEx>
-          <w:tblCellMar>
-            <w:top w:w="0" w:type="dxa"/>
-            <w:bottom w:w="0" w:type="dxa"/>
-          </w:tblCellMar>
-        </w:tblPrEx>
         <w:trPr>
           <w:cantSplit/>
         </w:trPr>
@@ -8040,6 +8465,7 @@
             </w:tcMar>
           </w:tcPr>
           <w:p>
+            <w:proofErr w:type="spellStart"/>
             <w:r>
               <w:rPr>
                 <w:sz w:val="21"/>
@@ -8047,6 +8473,7 @@
               </w:rPr>
               <w:t>TeacherAgent</w:t>
             </w:r>
+            <w:proofErr w:type="spellEnd"/>
           </w:p>
         </w:tc>
         <w:tc>
@@ -8071,8 +8498,33 @@
                 <w:sz w:val="21"/>
                 <w:szCs w:val="21"/>
               </w:rPr>
-              <w:t>server/src/agents/teacher.agent.ts</w:t>
-            </w:r>
+              <w:t>server/</w:t>
+            </w:r>
+            <w:proofErr w:type="spellStart"/>
+            <w:r>
+              <w:rPr>
+                <w:sz w:val="21"/>
+                <w:szCs w:val="21"/>
+              </w:rPr>
+              <w:t>src</w:t>
+            </w:r>
+            <w:proofErr w:type="spellEnd"/>
+            <w:r>
+              <w:rPr>
+                <w:sz w:val="21"/>
+                <w:szCs w:val="21"/>
+              </w:rPr>
+              <w:t>/agents/</w:t>
+            </w:r>
+            <w:proofErr w:type="spellStart"/>
+            <w:r>
+              <w:rPr>
+                <w:sz w:val="21"/>
+                <w:szCs w:val="21"/>
+              </w:rPr>
+              <w:t>teacher.agent.ts</w:t>
+            </w:r>
+            <w:proofErr w:type="spellEnd"/>
           </w:p>
         </w:tc>
         <w:tc>
@@ -8166,12 +8618,6 @@
         </w:tc>
       </w:tr>
       <w:tr>
-        <w:tblPrEx>
-          <w:tblCellMar>
-            <w:top w:w="0" w:type="dxa"/>
-            <w:bottom w:w="0" w:type="dxa"/>
-          </w:tblCellMar>
-        </w:tblPrEx>
         <w:trPr>
           <w:cantSplit/>
         </w:trPr>
@@ -8192,6 +8638,7 @@
             </w:tcMar>
           </w:tcPr>
           <w:p>
+            <w:proofErr w:type="spellStart"/>
             <w:r>
               <w:rPr>
                 <w:sz w:val="21"/>
@@ -8199,6 +8646,7 @@
               </w:rPr>
               <w:t>LearningPlannerAgent</w:t>
             </w:r>
+            <w:proofErr w:type="spellEnd"/>
           </w:p>
         </w:tc>
         <w:tc>
@@ -8223,8 +8671,33 @@
                 <w:sz w:val="21"/>
                 <w:szCs w:val="21"/>
               </w:rPr>
-              <w:t>server/src/agents/learning-planner.agent.ts</w:t>
-            </w:r>
+              <w:t>server/</w:t>
+            </w:r>
+            <w:proofErr w:type="spellStart"/>
+            <w:r>
+              <w:rPr>
+                <w:sz w:val="21"/>
+                <w:szCs w:val="21"/>
+              </w:rPr>
+              <w:t>src</w:t>
+            </w:r>
+            <w:proofErr w:type="spellEnd"/>
+            <w:r>
+              <w:rPr>
+                <w:sz w:val="21"/>
+                <w:szCs w:val="21"/>
+              </w:rPr>
+              <w:t>/agents/learning-</w:t>
+            </w:r>
+            <w:proofErr w:type="spellStart"/>
+            <w:r>
+              <w:rPr>
+                <w:sz w:val="21"/>
+                <w:szCs w:val="21"/>
+              </w:rPr>
+              <w:t>planner.agent.ts</w:t>
+            </w:r>
+            <w:proofErr w:type="spellEnd"/>
           </w:p>
         </w:tc>
         <w:tc>
@@ -8269,12 +8742,6 @@
         </w:tc>
       </w:tr>
       <w:tr>
-        <w:tblPrEx>
-          <w:tblCellMar>
-            <w:top w:w="0" w:type="dxa"/>
-            <w:bottom w:w="0" w:type="dxa"/>
-          </w:tblCellMar>
-        </w:tblPrEx>
         <w:trPr>
           <w:cantSplit/>
         </w:trPr>
@@ -8295,6 +8762,7 @@
             </w:tcMar>
           </w:tcPr>
           <w:p>
+            <w:proofErr w:type="spellStart"/>
             <w:r>
               <w:rPr>
                 <w:sz w:val="21"/>
@@ -8302,6 +8770,7 @@
               </w:rPr>
               <w:t>KnowledgeAgent</w:t>
             </w:r>
+            <w:proofErr w:type="spellEnd"/>
           </w:p>
         </w:tc>
         <w:tc>
@@ -8326,8 +8795,33 @@
                 <w:sz w:val="21"/>
                 <w:szCs w:val="21"/>
               </w:rPr>
-              <w:t>server/src/agents/knowledge.agent.ts</w:t>
-            </w:r>
+              <w:t>server/</w:t>
+            </w:r>
+            <w:proofErr w:type="spellStart"/>
+            <w:r>
+              <w:rPr>
+                <w:sz w:val="21"/>
+                <w:szCs w:val="21"/>
+              </w:rPr>
+              <w:t>src</w:t>
+            </w:r>
+            <w:proofErr w:type="spellEnd"/>
+            <w:r>
+              <w:rPr>
+                <w:sz w:val="21"/>
+                <w:szCs w:val="21"/>
+              </w:rPr>
+              <w:t>/agents/</w:t>
+            </w:r>
+            <w:proofErr w:type="spellStart"/>
+            <w:r>
+              <w:rPr>
+                <w:sz w:val="21"/>
+                <w:szCs w:val="21"/>
+              </w:rPr>
+              <w:t>knowledge.agent.ts</w:t>
+            </w:r>
+            <w:proofErr w:type="spellEnd"/>
           </w:p>
         </w:tc>
         <w:tc>
@@ -8372,12 +8866,6 @@
         </w:tc>
       </w:tr>
       <w:tr>
-        <w:tblPrEx>
-          <w:tblCellMar>
-            <w:top w:w="0" w:type="dxa"/>
-            <w:bottom w:w="0" w:type="dxa"/>
-          </w:tblCellMar>
-        </w:tblPrEx>
         <w:trPr>
           <w:cantSplit/>
         </w:trPr>
@@ -8398,6 +8886,7 @@
             </w:tcMar>
           </w:tcPr>
           <w:p>
+            <w:proofErr w:type="spellStart"/>
             <w:r>
               <w:rPr>
                 <w:sz w:val="21"/>
@@ -8405,6 +8894,7 @@
               </w:rPr>
               <w:t>WrongBookAgent</w:t>
             </w:r>
+            <w:proofErr w:type="spellEnd"/>
           </w:p>
         </w:tc>
         <w:tc>
@@ -8429,8 +8919,33 @@
                 <w:sz w:val="21"/>
                 <w:szCs w:val="21"/>
               </w:rPr>
-              <w:t>server/src/agents/wrong-book.agent.ts</w:t>
-            </w:r>
+              <w:t>server/</w:t>
+            </w:r>
+            <w:proofErr w:type="spellStart"/>
+            <w:r>
+              <w:rPr>
+                <w:sz w:val="21"/>
+                <w:szCs w:val="21"/>
+              </w:rPr>
+              <w:t>src</w:t>
+            </w:r>
+            <w:proofErr w:type="spellEnd"/>
+            <w:r>
+              <w:rPr>
+                <w:sz w:val="21"/>
+                <w:szCs w:val="21"/>
+              </w:rPr>
+              <w:t>/agents/wrong-</w:t>
+            </w:r>
+            <w:proofErr w:type="spellStart"/>
+            <w:r>
+              <w:rPr>
+                <w:sz w:val="21"/>
+                <w:szCs w:val="21"/>
+              </w:rPr>
+              <w:t>book.agent.ts</w:t>
+            </w:r>
+            <w:proofErr w:type="spellEnd"/>
           </w:p>
         </w:tc>
         <w:tc>
@@ -8475,12 +8990,6 @@
         </w:tc>
       </w:tr>
       <w:tr>
-        <w:tblPrEx>
-          <w:tblCellMar>
-            <w:top w:w="0" w:type="dxa"/>
-            <w:bottom w:w="0" w:type="dxa"/>
-          </w:tblCellMar>
-        </w:tblPrEx>
         <w:trPr>
           <w:cantSplit/>
         </w:trPr>
@@ -8501,6 +9010,7 @@
             </w:tcMar>
           </w:tcPr>
           <w:p>
+            <w:proofErr w:type="spellStart"/>
             <w:r>
               <w:rPr>
                 <w:sz w:val="21"/>
@@ -8508,6 +9018,7 @@
               </w:rPr>
               <w:t>ReportAgent</w:t>
             </w:r>
+            <w:proofErr w:type="spellEnd"/>
           </w:p>
         </w:tc>
         <w:tc>
@@ -8532,8 +9043,33 @@
                 <w:sz w:val="21"/>
                 <w:szCs w:val="21"/>
               </w:rPr>
-              <w:t>server/src/agents/report.agent.ts</w:t>
-            </w:r>
+              <w:t>server/</w:t>
+            </w:r>
+            <w:proofErr w:type="spellStart"/>
+            <w:r>
+              <w:rPr>
+                <w:sz w:val="21"/>
+                <w:szCs w:val="21"/>
+              </w:rPr>
+              <w:t>src</w:t>
+            </w:r>
+            <w:proofErr w:type="spellEnd"/>
+            <w:r>
+              <w:rPr>
+                <w:sz w:val="21"/>
+                <w:szCs w:val="21"/>
+              </w:rPr>
+              <w:t>/agents/</w:t>
+            </w:r>
+            <w:proofErr w:type="spellStart"/>
+            <w:r>
+              <w:rPr>
+                <w:sz w:val="21"/>
+                <w:szCs w:val="21"/>
+              </w:rPr>
+              <w:t>report.agent.ts</w:t>
+            </w:r>
+            <w:proofErr w:type="spellEnd"/>
           </w:p>
         </w:tc>
         <w:tc>
@@ -8594,21 +9130,41 @@
         <w:ind w:firstLine="480"/>
         <w:jc w:val="both"/>
       </w:pPr>
+      <w:proofErr w:type="spellStart"/>
       <w:r>
         <w:t>AgentContext</w:t>
       </w:r>
+      <w:proofErr w:type="spellEnd"/>
       <w:r>
         <w:t>：</w:t>
       </w:r>
       <w:r>
-        <w:t>{ userId, sessionId?, payload: Record&lt;string, any&gt; }</w:t>
+        <w:t xml:space="preserve">{ </w:t>
+      </w:r>
+      <w:proofErr w:type="spellStart"/>
+      <w:r>
+        <w:t>userId</w:t>
+      </w:r>
+      <w:proofErr w:type="spellEnd"/>
+      <w:r>
+        <w:t xml:space="preserve">, </w:t>
+      </w:r>
+      <w:proofErr w:type="spellStart"/>
+      <w:r>
+        <w:t>sessionId</w:t>
+      </w:r>
+      <w:proofErr w:type="spellEnd"/>
+      <w:r>
+        <w:t>?, payload: Record&lt;string, any&gt; }</w:t>
       </w:r>
       <w:r>
         <w:t>。</w:t>
       </w:r>
+      <w:proofErr w:type="spellStart"/>
       <w:r>
         <w:t>AgentLogModel</w:t>
       </w:r>
+      <w:proofErr w:type="spellEnd"/>
       <w:r>
         <w:t>：</w:t>
       </w:r>
@@ -8618,9 +9174,11 @@
       <w:r>
         <w:t>、</w:t>
       </w:r>
+      <w:proofErr w:type="spellStart"/>
       <w:r>
         <w:t>userId</w:t>
       </w:r>
+      <w:proofErr w:type="spellEnd"/>
       <w:r>
         <w:t>、</w:t>
       </w:r>
@@ -8648,15 +9206,19 @@
       <w:r>
         <w:t>、</w:t>
       </w:r>
+      <w:proofErr w:type="spellStart"/>
       <w:r>
         <w:t>latencyMs</w:t>
       </w:r>
+      <w:proofErr w:type="spellEnd"/>
       <w:r>
         <w:t>、</w:t>
       </w:r>
+      <w:proofErr w:type="spellStart"/>
       <w:r>
         <w:t>errorMessage</w:t>
       </w:r>
+      <w:proofErr w:type="spellEnd"/>
       <w:r>
         <w:t>。</w:t>
       </w:r>
@@ -8666,7 +9228,15 @@
         <w:pStyle w:val="3"/>
       </w:pPr>
       <w:r>
-        <w:t xml:space="preserve">3.3.4  TeacherAgent V1.1 </w:t>
+        <w:t xml:space="preserve">3.3.4  </w:t>
+      </w:r>
+      <w:proofErr w:type="spellStart"/>
+      <w:r>
+        <w:t>TeacherAgent</w:t>
+      </w:r>
+      <w:proofErr w:type="spellEnd"/>
+      <w:r>
+        <w:t xml:space="preserve"> V1.1 </w:t>
       </w:r>
       <w:r>
         <w:t>更新</w:t>
@@ -8677,8 +9247,13 @@
         <w:ind w:firstLine="480"/>
         <w:jc w:val="both"/>
       </w:pPr>
-      <w:r>
-        <w:t xml:space="preserve">TeacherAgent </w:t>
+      <w:proofErr w:type="spellStart"/>
+      <w:r>
+        <w:t>TeacherAgent</w:t>
+      </w:r>
+      <w:proofErr w:type="spellEnd"/>
+      <w:r>
+        <w:t xml:space="preserve"> </w:t>
       </w:r>
       <w:r>
         <w:t>在</w:t>
@@ -8726,7 +9301,15 @@
         <w:t>讲题页同步更新，添加</w:t>
       </w:r>
       <w:r>
-        <w:t xml:space="preserve"> normalizeMathText </w:t>
+        <w:t xml:space="preserve"> </w:t>
+      </w:r>
+      <w:proofErr w:type="spellStart"/>
+      <w:r>
+        <w:t>normalizeMathText</w:t>
+      </w:r>
+      <w:proofErr w:type="spellEnd"/>
+      <w:r>
+        <w:t xml:space="preserve"> </w:t>
       </w:r>
       <w:r>
         <w:t>函数处理</w:t>
@@ -8876,12 +9459,6 @@
         <w:gridCol w:w="4999"/>
       </w:tblGrid>
       <w:tr>
-        <w:tblPrEx>
-          <w:tblCellMar>
-            <w:top w:w="0" w:type="dxa"/>
-            <w:bottom w:w="0" w:type="dxa"/>
-          </w:tblCellMar>
-        </w:tblPrEx>
         <w:trPr>
           <w:cantSplit/>
         </w:trPr>
@@ -9001,12 +9578,6 @@
         </w:tc>
       </w:tr>
       <w:tr>
-        <w:tblPrEx>
-          <w:tblCellMar>
-            <w:top w:w="0" w:type="dxa"/>
-            <w:bottom w:w="0" w:type="dxa"/>
-          </w:tblCellMar>
-        </w:tblPrEx>
         <w:trPr>
           <w:cantSplit/>
         </w:trPr>
@@ -9027,6 +9598,7 @@
             </w:tcMar>
           </w:tcPr>
           <w:p>
+            <w:proofErr w:type="spellStart"/>
             <w:r>
               <w:rPr>
                 <w:sz w:val="21"/>
@@ -9034,6 +9606,7 @@
               </w:rPr>
               <w:t>KnowledgeService</w:t>
             </w:r>
+            <w:proofErr w:type="spellEnd"/>
           </w:p>
         </w:tc>
         <w:tc>
@@ -9058,8 +9631,33 @@
                 <w:sz w:val="21"/>
                 <w:szCs w:val="21"/>
               </w:rPr>
-              <w:t>server/src/services/knowledge.service.ts</w:t>
-            </w:r>
+              <w:t>server/</w:t>
+            </w:r>
+            <w:proofErr w:type="spellStart"/>
+            <w:r>
+              <w:rPr>
+                <w:sz w:val="21"/>
+                <w:szCs w:val="21"/>
+              </w:rPr>
+              <w:t>src</w:t>
+            </w:r>
+            <w:proofErr w:type="spellEnd"/>
+            <w:r>
+              <w:rPr>
+                <w:sz w:val="21"/>
+                <w:szCs w:val="21"/>
+              </w:rPr>
+              <w:t>/services/</w:t>
+            </w:r>
+            <w:proofErr w:type="spellStart"/>
+            <w:r>
+              <w:rPr>
+                <w:sz w:val="21"/>
+                <w:szCs w:val="21"/>
+              </w:rPr>
+              <w:t>knowledge.service.ts</w:t>
+            </w:r>
+            <w:proofErr w:type="spellEnd"/>
           </w:p>
         </w:tc>
         <w:tc>
@@ -9093,23 +9691,67 @@
               </w:rPr>
               <w:t>核心：</w:t>
             </w:r>
-            <w:r>
-              <w:rPr>
-                <w:sz w:val="21"/>
-                <w:szCs w:val="21"/>
-              </w:rPr>
-              <w:t>chunkText/indexText/hybridSearch/answerWithRag</w:t>
-            </w:r>
+            <w:proofErr w:type="spellStart"/>
+            <w:r>
+              <w:rPr>
+                <w:sz w:val="21"/>
+                <w:szCs w:val="21"/>
+              </w:rPr>
+              <w:t>chunkText</w:t>
+            </w:r>
+            <w:proofErr w:type="spellEnd"/>
+            <w:r>
+              <w:rPr>
+                <w:sz w:val="21"/>
+                <w:szCs w:val="21"/>
+              </w:rPr>
+              <w:t>/</w:t>
+            </w:r>
+            <w:proofErr w:type="spellStart"/>
+            <w:r>
+              <w:rPr>
+                <w:sz w:val="21"/>
+                <w:szCs w:val="21"/>
+              </w:rPr>
+              <w:t>indexText</w:t>
+            </w:r>
+            <w:proofErr w:type="spellEnd"/>
+            <w:r>
+              <w:rPr>
+                <w:sz w:val="21"/>
+                <w:szCs w:val="21"/>
+              </w:rPr>
+              <w:t>/</w:t>
+            </w:r>
+            <w:proofErr w:type="spellStart"/>
+            <w:r>
+              <w:rPr>
+                <w:sz w:val="21"/>
+                <w:szCs w:val="21"/>
+              </w:rPr>
+              <w:t>hybridSearch</w:t>
+            </w:r>
+            <w:proofErr w:type="spellEnd"/>
+            <w:r>
+              <w:rPr>
+                <w:sz w:val="21"/>
+                <w:szCs w:val="21"/>
+              </w:rPr>
+              <w:t>/</w:t>
+            </w:r>
+            <w:proofErr w:type="spellStart"/>
+            <w:r>
+              <w:rPr>
+                <w:sz w:val="21"/>
+                <w:szCs w:val="21"/>
+              </w:rPr>
+              <w:t>answerWithRag</w:t>
+            </w:r>
+            <w:proofErr w:type="spellEnd"/>
           </w:p>
         </w:tc>
       </w:tr>
       <w:tr>
-        <w:tblPrEx>
-          <w:tblCellMar>
-            <w:top w:w="0" w:type="dxa"/>
-            <w:bottom w:w="0" w:type="dxa"/>
-          </w:tblCellMar>
-        </w:tblPrEx>
         <w:trPr>
           <w:cantSplit/>
         </w:trPr>
@@ -9130,6 +9772,7 @@
             </w:tcMar>
           </w:tcPr>
           <w:p>
+            <w:proofErr w:type="spellStart"/>
             <w:r>
               <w:rPr>
                 <w:sz w:val="21"/>
@@ -9137,6 +9780,7 @@
               </w:rPr>
               <w:t>DocumentParserService</w:t>
             </w:r>
+            <w:proofErr w:type="spellEnd"/>
           </w:p>
         </w:tc>
         <w:tc>
@@ -9161,8 +9805,33 @@
                 <w:sz w:val="21"/>
                 <w:szCs w:val="21"/>
               </w:rPr>
-              <w:t>server/src/services/document-parser.service.ts</w:t>
-            </w:r>
+              <w:t>server/</w:t>
+            </w:r>
+            <w:proofErr w:type="spellStart"/>
+            <w:r>
+              <w:rPr>
+                <w:sz w:val="21"/>
+                <w:szCs w:val="21"/>
+              </w:rPr>
+              <w:t>src</w:t>
+            </w:r>
+            <w:proofErr w:type="spellEnd"/>
+            <w:r>
+              <w:rPr>
+                <w:sz w:val="21"/>
+                <w:szCs w:val="21"/>
+              </w:rPr>
+              <w:t>/services/document-</w:t>
+            </w:r>
+            <w:proofErr w:type="spellStart"/>
+            <w:r>
+              <w:rPr>
+                <w:sz w:val="21"/>
+                <w:szCs w:val="21"/>
+              </w:rPr>
+              <w:t>parser.service.ts</w:t>
+            </w:r>
+            <w:proofErr w:type="spellEnd"/>
           </w:p>
         </w:tc>
         <w:tc>
@@ -9214,12 +9883,6 @@
         </w:tc>
       </w:tr>
       <w:tr>
-        <w:tblPrEx>
-          <w:tblCellMar>
-            <w:top w:w="0" w:type="dxa"/>
-            <w:bottom w:w="0" w:type="dxa"/>
-          </w:tblCellMar>
-        </w:tblPrEx>
         <w:trPr>
           <w:cantSplit/>
         </w:trPr>
@@ -9240,6 +9903,7 @@
             </w:tcMar>
           </w:tcPr>
           <w:p>
+            <w:proofErr w:type="spellStart"/>
             <w:r>
               <w:rPr>
                 <w:sz w:val="21"/>
@@ -9247,6 +9911,7 @@
               </w:rPr>
               <w:t>LLMService</w:t>
             </w:r>
+            <w:proofErr w:type="spellEnd"/>
           </w:p>
         </w:tc>
         <w:tc>
@@ -9271,8 +9936,33 @@
                 <w:sz w:val="21"/>
                 <w:szCs w:val="21"/>
               </w:rPr>
-              <w:t>server/src/services/llm.service.ts</w:t>
-            </w:r>
+              <w:t>server/</w:t>
+            </w:r>
+            <w:proofErr w:type="spellStart"/>
+            <w:r>
+              <w:rPr>
+                <w:sz w:val="21"/>
+                <w:szCs w:val="21"/>
+              </w:rPr>
+              <w:t>src</w:t>
+            </w:r>
+            <w:proofErr w:type="spellEnd"/>
+            <w:r>
+              <w:rPr>
+                <w:sz w:val="21"/>
+                <w:szCs w:val="21"/>
+              </w:rPr>
+              <w:t>/services/</w:t>
+            </w:r>
+            <w:proofErr w:type="spellStart"/>
+            <w:r>
+              <w:rPr>
+                <w:sz w:val="21"/>
+                <w:szCs w:val="21"/>
+              </w:rPr>
+              <w:t>llm.service.ts</w:t>
+            </w:r>
+            <w:proofErr w:type="spellEnd"/>
           </w:p>
         </w:tc>
         <w:tc>
@@ -9339,7 +10029,23 @@
                 <w:sz w:val="21"/>
                 <w:szCs w:val="21"/>
               </w:rPr>
-              <w:t>)/embedDocuments/</w:t>
+              <w:t>)/</w:t>
+            </w:r>
+            <w:proofErr w:type="spellStart"/>
+            <w:r>
+              <w:rPr>
+                <w:sz w:val="21"/>
+                <w:szCs w:val="21"/>
+              </w:rPr>
+              <w:t>embedDocuments</w:t>
+            </w:r>
+            <w:proofErr w:type="spellEnd"/>
+            <w:r>
+              <w:rPr>
+                <w:sz w:val="21"/>
+                <w:szCs w:val="21"/>
+              </w:rPr>
+              <w:t>/</w:t>
             </w:r>
             <w:r>
               <w:rPr>
@@ -9453,12 +10159,6 @@
         <w:gridCol w:w="4392"/>
       </w:tblGrid>
       <w:tr>
-        <w:tblPrEx>
-          <w:tblCellMar>
-            <w:top w:w="0" w:type="dxa"/>
-            <w:bottom w:w="0" w:type="dxa"/>
-          </w:tblCellMar>
-        </w:tblPrEx>
         <w:trPr>
           <w:cantSplit/>
         </w:trPr>
@@ -9578,12 +10278,6 @@
         </w:tc>
       </w:tr>
       <w:tr>
-        <w:tblPrEx>
-          <w:tblCellMar>
-            <w:top w:w="0" w:type="dxa"/>
-            <w:bottom w:w="0" w:type="dxa"/>
-          </w:tblCellMar>
-        </w:tblPrEx>
         <w:trPr>
           <w:cantSplit/>
         </w:trPr>
@@ -9604,6 +10298,7 @@
             </w:tcMar>
           </w:tcPr>
           <w:p>
+            <w:proofErr w:type="spellStart"/>
             <w:r>
               <w:rPr>
                 <w:sz w:val="21"/>
@@ -9611,6 +10306,7 @@
               </w:rPr>
               <w:t>ResourceController</w:t>
             </w:r>
+            <w:proofErr w:type="spellEnd"/>
           </w:p>
         </w:tc>
         <w:tc>
@@ -9635,8 +10331,33 @@
                 <w:sz w:val="21"/>
                 <w:szCs w:val="21"/>
               </w:rPr>
-              <w:t>server/src/modules/resource/resource.controller.ts</w:t>
-            </w:r>
+              <w:t>server/</w:t>
+            </w:r>
+            <w:proofErr w:type="spellStart"/>
+            <w:r>
+              <w:rPr>
+                <w:sz w:val="21"/>
+                <w:szCs w:val="21"/>
+              </w:rPr>
+              <w:t>src</w:t>
+            </w:r>
+            <w:proofErr w:type="spellEnd"/>
+            <w:r>
+              <w:rPr>
+                <w:sz w:val="21"/>
+                <w:szCs w:val="21"/>
+              </w:rPr>
+              <w:t>/modules/resource/</w:t>
+            </w:r>
+            <w:proofErr w:type="spellStart"/>
+            <w:r>
+              <w:rPr>
+                <w:sz w:val="21"/>
+                <w:szCs w:val="21"/>
+              </w:rPr>
+              <w:t>resource.controller.ts</w:t>
+            </w:r>
+            <w:proofErr w:type="spellEnd"/>
           </w:p>
         </w:tc>
         <w:tc>
@@ -9723,12 +10444,6 @@
         </w:tc>
       </w:tr>
       <w:tr>
-        <w:tblPrEx>
-          <w:tblCellMar>
-            <w:top w:w="0" w:type="dxa"/>
-            <w:bottom w:w="0" w:type="dxa"/>
-          </w:tblCellMar>
-        </w:tblPrEx>
         <w:trPr>
           <w:cantSplit/>
         </w:trPr>
@@ -9749,6 +10464,7 @@
             </w:tcMar>
           </w:tcPr>
           <w:p>
+            <w:proofErr w:type="spellStart"/>
             <w:r>
               <w:rPr>
                 <w:sz w:val="21"/>
@@ -9756,6 +10472,7 @@
               </w:rPr>
               <w:t>ResourceService</w:t>
             </w:r>
+            <w:proofErr w:type="spellEnd"/>
           </w:p>
         </w:tc>
         <w:tc>
@@ -9780,8 +10497,33 @@
                 <w:sz w:val="21"/>
                 <w:szCs w:val="21"/>
               </w:rPr>
-              <w:t>server/src/modules/resource/resource.service.ts</w:t>
-            </w:r>
+              <w:t>server/</w:t>
+            </w:r>
+            <w:proofErr w:type="spellStart"/>
+            <w:r>
+              <w:rPr>
+                <w:sz w:val="21"/>
+                <w:szCs w:val="21"/>
+              </w:rPr>
+              <w:t>src</w:t>
+            </w:r>
+            <w:proofErr w:type="spellEnd"/>
+            <w:r>
+              <w:rPr>
+                <w:sz w:val="21"/>
+                <w:szCs w:val="21"/>
+              </w:rPr>
+              <w:t>/modules/resource/</w:t>
+            </w:r>
+            <w:proofErr w:type="spellStart"/>
+            <w:r>
+              <w:rPr>
+                <w:sz w:val="21"/>
+                <w:szCs w:val="21"/>
+              </w:rPr>
+              <w:t>resource.service.ts</w:t>
+            </w:r>
+            <w:proofErr w:type="spellEnd"/>
           </w:p>
         </w:tc>
         <w:tc>
@@ -9808,23 +10550,35 @@
               </w:rPr>
               <w:t>资料服务：</w:t>
             </w:r>
-            <w:r>
-              <w:rPr>
-                <w:sz w:val="21"/>
-                <w:szCs w:val="21"/>
-              </w:rPr>
-              <w:t>createPdfResource/parseAndSummarize</w:t>
-            </w:r>
+            <w:proofErr w:type="spellStart"/>
+            <w:r>
+              <w:rPr>
+                <w:sz w:val="21"/>
+                <w:szCs w:val="21"/>
+              </w:rPr>
+              <w:t>createPdfResource</w:t>
+            </w:r>
+            <w:proofErr w:type="spellEnd"/>
+            <w:r>
+              <w:rPr>
+                <w:sz w:val="21"/>
+                <w:szCs w:val="21"/>
+              </w:rPr>
+              <w:t>/</w:t>
+            </w:r>
+            <w:proofErr w:type="spellStart"/>
+            <w:r>
+              <w:rPr>
+                <w:sz w:val="21"/>
+                <w:szCs w:val="21"/>
+              </w:rPr>
+              <w:t>parseAndSummarize</w:t>
+            </w:r>
+            <w:proofErr w:type="spellEnd"/>
           </w:p>
         </w:tc>
       </w:tr>
       <w:tr>
-        <w:tblPrEx>
-          <w:tblCellMar>
-            <w:top w:w="0" w:type="dxa"/>
-            <w:bottom w:w="0" w:type="dxa"/>
-          </w:tblCellMar>
-        </w:tblPrEx>
         <w:trPr>
           <w:cantSplit/>
         </w:trPr>
@@ -9845,6 +10599,7 @@
             </w:tcMar>
           </w:tcPr>
           <w:p>
+            <w:proofErr w:type="spellStart"/>
             <w:r>
               <w:rPr>
                 <w:sz w:val="21"/>
@@ -9852,6 +10607,7 @@
               </w:rPr>
               <w:t>StaticPdfController</w:t>
             </w:r>
+            <w:proofErr w:type="spellEnd"/>
           </w:p>
         </w:tc>
         <w:tc>
@@ -9876,8 +10632,33 @@
                 <w:sz w:val="21"/>
                 <w:szCs w:val="21"/>
               </w:rPr>
-              <w:t>server/src/modules/resource/static-pdf.controller.ts</w:t>
-            </w:r>
+              <w:t>server/</w:t>
+            </w:r>
+            <w:proofErr w:type="spellStart"/>
+            <w:r>
+              <w:rPr>
+                <w:sz w:val="21"/>
+                <w:szCs w:val="21"/>
+              </w:rPr>
+              <w:t>src</w:t>
+            </w:r>
+            <w:proofErr w:type="spellEnd"/>
+            <w:r>
+              <w:rPr>
+                <w:sz w:val="21"/>
+                <w:szCs w:val="21"/>
+              </w:rPr>
+              <w:t>/modules/resource/static-</w:t>
+            </w:r>
+            <w:proofErr w:type="spellStart"/>
+            <w:r>
+              <w:rPr>
+                <w:sz w:val="21"/>
+                <w:szCs w:val="21"/>
+              </w:rPr>
+              <w:t>pdf.controller.ts</w:t>
+            </w:r>
+            <w:proofErr w:type="spellEnd"/>
           </w:p>
         </w:tc>
         <w:tc>
@@ -9936,12 +10717,6 @@
         </w:tc>
       </w:tr>
       <w:tr>
-        <w:tblPrEx>
-          <w:tblCellMar>
-            <w:top w:w="0" w:type="dxa"/>
-            <w:bottom w:w="0" w:type="dxa"/>
-          </w:tblCellMar>
-        </w:tblPrEx>
         <w:trPr>
           <w:cantSplit/>
         </w:trPr>
@@ -9967,8 +10742,17 @@
                 <w:sz w:val="21"/>
                 <w:szCs w:val="21"/>
               </w:rPr>
-              <w:t>sync-static-pdfs.ts</w:t>
-            </w:r>
+              <w:t>sync-static-</w:t>
+            </w:r>
+            <w:proofErr w:type="spellStart"/>
+            <w:r>
+              <w:rPr>
+                <w:sz w:val="21"/>
+                <w:szCs w:val="21"/>
+              </w:rPr>
+              <w:t>pdfs.ts</w:t>
+            </w:r>
+            <w:proofErr w:type="spellEnd"/>
           </w:p>
         </w:tc>
         <w:tc>
@@ -9993,8 +10777,33 @@
                 <w:sz w:val="21"/>
                 <w:szCs w:val="21"/>
               </w:rPr>
-              <w:t>server/src/scripts/sync-static-pdfs.ts</w:t>
-            </w:r>
+              <w:t>server/</w:t>
+            </w:r>
+            <w:proofErr w:type="spellStart"/>
+            <w:r>
+              <w:rPr>
+                <w:sz w:val="21"/>
+                <w:szCs w:val="21"/>
+              </w:rPr>
+              <w:t>src</w:t>
+            </w:r>
+            <w:proofErr w:type="spellEnd"/>
+            <w:r>
+              <w:rPr>
+                <w:sz w:val="21"/>
+                <w:szCs w:val="21"/>
+              </w:rPr>
+              <w:t>/scripts/sync-static-</w:t>
+            </w:r>
+            <w:proofErr w:type="spellStart"/>
+            <w:r>
+              <w:rPr>
+                <w:sz w:val="21"/>
+                <w:szCs w:val="21"/>
+              </w:rPr>
+              <w:t>pdfs.ts</w:t>
+            </w:r>
+            <w:proofErr w:type="spellEnd"/>
           </w:p>
         </w:tc>
         <w:tc>
@@ -10047,8 +10856,17 @@
                 <w:sz w:val="21"/>
                 <w:szCs w:val="21"/>
               </w:rPr>
-              <w:t xml:space="preserve"> resource_documents</w:t>
-            </w:r>
+              <w:t xml:space="preserve"> </w:t>
+            </w:r>
+            <w:proofErr w:type="spellStart"/>
+            <w:r>
+              <w:rPr>
+                <w:sz w:val="21"/>
+                <w:szCs w:val="21"/>
+              </w:rPr>
+              <w:t>resource_documents</w:t>
+            </w:r>
+            <w:proofErr w:type="spellEnd"/>
           </w:p>
         </w:tc>
       </w:tr>
@@ -10143,12 +10961,6 @@
         <w:gridCol w:w="4796"/>
       </w:tblGrid>
       <w:tr>
-        <w:tblPrEx>
-          <w:tblCellMar>
-            <w:top w:w="0" w:type="dxa"/>
-            <w:bottom w:w="0" w:type="dxa"/>
-          </w:tblCellMar>
-        </w:tblPrEx>
         <w:trPr>
           <w:cantSplit/>
         </w:trPr>
@@ -10268,12 +11080,6 @@
         </w:tc>
       </w:tr>
       <w:tr>
-        <w:tblPrEx>
-          <w:tblCellMar>
-            <w:top w:w="0" w:type="dxa"/>
-            <w:bottom w:w="0" w:type="dxa"/>
-          </w:tblCellMar>
-        </w:tblPrEx>
         <w:trPr>
           <w:cantSplit/>
         </w:trPr>
@@ -10294,6 +11100,7 @@
             </w:tcMar>
           </w:tcPr>
           <w:p>
+            <w:proofErr w:type="spellStart"/>
             <w:r>
               <w:rPr>
                 <w:sz w:val="21"/>
@@ -10301,6 +11108,7 @@
               </w:rPr>
               <w:t>AdminQuestionController</w:t>
             </w:r>
+            <w:proofErr w:type="spellEnd"/>
           </w:p>
         </w:tc>
         <w:tc>
@@ -10325,8 +11133,33 @@
                 <w:sz w:val="21"/>
                 <w:szCs w:val="21"/>
               </w:rPr>
-              <w:t>server/src/modules/admin/admin.controller.ts</w:t>
-            </w:r>
+              <w:t>server/</w:t>
+            </w:r>
+            <w:proofErr w:type="spellStart"/>
+            <w:r>
+              <w:rPr>
+                <w:sz w:val="21"/>
+                <w:szCs w:val="21"/>
+              </w:rPr>
+              <w:t>src</w:t>
+            </w:r>
+            <w:proofErr w:type="spellEnd"/>
+            <w:r>
+              <w:rPr>
+                <w:sz w:val="21"/>
+                <w:szCs w:val="21"/>
+              </w:rPr>
+              <w:t>/modules/admin/</w:t>
+            </w:r>
+            <w:proofErr w:type="spellStart"/>
+            <w:r>
+              <w:rPr>
+                <w:sz w:val="21"/>
+                <w:szCs w:val="21"/>
+              </w:rPr>
+              <w:t>admin.controller.ts</w:t>
+            </w:r>
+            <w:proofErr w:type="spellEnd"/>
           </w:p>
         </w:tc>
         <w:tc>
@@ -10427,12 +11260,6 @@
         </w:tc>
       </w:tr>
       <w:tr>
-        <w:tblPrEx>
-          <w:tblCellMar>
-            <w:top w:w="0" w:type="dxa"/>
-            <w:bottom w:w="0" w:type="dxa"/>
-          </w:tblCellMar>
-        </w:tblPrEx>
         <w:trPr>
           <w:cantSplit/>
         </w:trPr>
@@ -10453,6 +11280,7 @@
             </w:tcMar>
           </w:tcPr>
           <w:p>
+            <w:proofErr w:type="spellStart"/>
             <w:r>
               <w:rPr>
                 <w:sz w:val="21"/>
@@ -10460,6 +11288,7 @@
               </w:rPr>
               <w:t>createPdfImportJob</w:t>
             </w:r>
+            <w:proofErr w:type="spellEnd"/>
           </w:p>
         </w:tc>
         <w:tc>
@@ -10484,8 +11313,33 @@
                 <w:sz w:val="21"/>
                 <w:szCs w:val="21"/>
               </w:rPr>
-              <w:t>server/src/modules/admin/admin.controller.ts</w:t>
-            </w:r>
+              <w:t>server/</w:t>
+            </w:r>
+            <w:proofErr w:type="spellStart"/>
+            <w:r>
+              <w:rPr>
+                <w:sz w:val="21"/>
+                <w:szCs w:val="21"/>
+              </w:rPr>
+              <w:t>src</w:t>
+            </w:r>
+            <w:proofErr w:type="spellEnd"/>
+            <w:r>
+              <w:rPr>
+                <w:sz w:val="21"/>
+                <w:szCs w:val="21"/>
+              </w:rPr>
+              <w:t>/modules/admin/</w:t>
+            </w:r>
+            <w:proofErr w:type="spellStart"/>
+            <w:r>
+              <w:rPr>
+                <w:sz w:val="21"/>
+                <w:szCs w:val="21"/>
+              </w:rPr>
+              <w:t>admin.controller.ts</w:t>
+            </w:r>
+            <w:proofErr w:type="spellEnd"/>
           </w:p>
         </w:tc>
         <w:tc>
@@ -10526,12 +11380,21 @@
               </w:rPr>
               <w:t>，</w:t>
             </w:r>
-            <w:r>
-              <w:rPr>
-                <w:sz w:val="21"/>
-                <w:szCs w:val="21"/>
-              </w:rPr>
-              <w:t xml:space="preserve">setImmediate </w:t>
+            <w:proofErr w:type="spellStart"/>
+            <w:r>
+              <w:rPr>
+                <w:sz w:val="21"/>
+                <w:szCs w:val="21"/>
+              </w:rPr>
+              <w:t>setImmediate</w:t>
+            </w:r>
+            <w:proofErr w:type="spellEnd"/>
+            <w:r>
+              <w:rPr>
+                <w:sz w:val="21"/>
+                <w:szCs w:val="21"/>
+              </w:rPr>
+              <w:t xml:space="preserve"> </w:t>
             </w:r>
             <w:r>
               <w:rPr>
@@ -10544,12 +11407,6 @@
         </w:tc>
       </w:tr>
       <w:tr>
-        <w:tblPrEx>
-          <w:tblCellMar>
-            <w:top w:w="0" w:type="dxa"/>
-            <w:bottom w:w="0" w:type="dxa"/>
-          </w:tblCellMar>
-        </w:tblPrEx>
         <w:trPr>
           <w:cantSplit/>
         </w:trPr>
@@ -10570,6 +11427,7 @@
             </w:tcMar>
           </w:tcPr>
           <w:p>
+            <w:proofErr w:type="spellStart"/>
             <w:r>
               <w:rPr>
                 <w:sz w:val="21"/>
@@ -10577,6 +11435,7 @@
               </w:rPr>
               <w:t>getImportJob</w:t>
             </w:r>
+            <w:proofErr w:type="spellEnd"/>
           </w:p>
         </w:tc>
         <w:tc>
@@ -10601,8 +11460,33 @@
                 <w:sz w:val="21"/>
                 <w:szCs w:val="21"/>
               </w:rPr>
-              <w:t>server/src/modules/admin/admin.controller.ts</w:t>
-            </w:r>
+              <w:t>server/</w:t>
+            </w:r>
+            <w:proofErr w:type="spellStart"/>
+            <w:r>
+              <w:rPr>
+                <w:sz w:val="21"/>
+                <w:szCs w:val="21"/>
+              </w:rPr>
+              <w:t>src</w:t>
+            </w:r>
+            <w:proofErr w:type="spellEnd"/>
+            <w:r>
+              <w:rPr>
+                <w:sz w:val="21"/>
+                <w:szCs w:val="21"/>
+              </w:rPr>
+              <w:t>/modules/admin/</w:t>
+            </w:r>
+            <w:proofErr w:type="spellStart"/>
+            <w:r>
+              <w:rPr>
+                <w:sz w:val="21"/>
+                <w:szCs w:val="21"/>
+              </w:rPr>
+              <w:t>admin.controller.ts</w:t>
+            </w:r>
+            <w:proofErr w:type="spellEnd"/>
           </w:p>
         </w:tc>
         <w:tc>
@@ -10647,12 +11531,6 @@
         </w:tc>
       </w:tr>
       <w:tr>
-        <w:tblPrEx>
-          <w:tblCellMar>
-            <w:top w:w="0" w:type="dxa"/>
-            <w:bottom w:w="0" w:type="dxa"/>
-          </w:tblCellMar>
-        </w:tblPrEx>
         <w:trPr>
           <w:cantSplit/>
         </w:trPr>
@@ -10673,6 +11551,7 @@
             </w:tcMar>
           </w:tcPr>
           <w:p>
+            <w:proofErr w:type="spellStart"/>
             <w:r>
               <w:rPr>
                 <w:sz w:val="21"/>
@@ -10680,6 +11559,7 @@
               </w:rPr>
               <w:t>removeQuestionReferences</w:t>
             </w:r>
+            <w:proofErr w:type="spellEnd"/>
           </w:p>
         </w:tc>
         <w:tc>
@@ -10704,8 +11584,33 @@
                 <w:sz w:val="21"/>
                 <w:szCs w:val="21"/>
               </w:rPr>
-              <w:t>server/src/modules/admin/admin.controller.ts</w:t>
-            </w:r>
+              <w:t>server/</w:t>
+            </w:r>
+            <w:proofErr w:type="spellStart"/>
+            <w:r>
+              <w:rPr>
+                <w:sz w:val="21"/>
+                <w:szCs w:val="21"/>
+              </w:rPr>
+              <w:t>src</w:t>
+            </w:r>
+            <w:proofErr w:type="spellEnd"/>
+            <w:r>
+              <w:rPr>
+                <w:sz w:val="21"/>
+                <w:szCs w:val="21"/>
+              </w:rPr>
+              <w:t>/modules/admin/</w:t>
+            </w:r>
+            <w:proofErr w:type="spellStart"/>
+            <w:r>
+              <w:rPr>
+                <w:sz w:val="21"/>
+                <w:szCs w:val="21"/>
+              </w:rPr>
+              <w:t>admin.controller.ts</w:t>
+            </w:r>
+            <w:proofErr w:type="spellEnd"/>
           </w:p>
         </w:tc>
         <w:tc>
@@ -10737,18 +11642,60 @@
                 <w:sz w:val="21"/>
                 <w:szCs w:val="21"/>
               </w:rPr>
-              <w:t xml:space="preserve"> Favorite/WrongBook/StudyRecord/ReviewTask/Paper</w:t>
+              <w:t xml:space="preserve"> Favorite/</w:t>
+            </w:r>
+            <w:proofErr w:type="spellStart"/>
+            <w:r>
+              <w:rPr>
+                <w:sz w:val="21"/>
+                <w:szCs w:val="21"/>
+              </w:rPr>
+              <w:t>WrongBook</w:t>
+            </w:r>
+            <w:proofErr w:type="spellEnd"/>
+            <w:r>
+              <w:rPr>
+                <w:sz w:val="21"/>
+                <w:szCs w:val="21"/>
+              </w:rPr>
+              <w:t>/</w:t>
+            </w:r>
+            <w:proofErr w:type="spellStart"/>
+            <w:r>
+              <w:rPr>
+                <w:sz w:val="21"/>
+                <w:szCs w:val="21"/>
+              </w:rPr>
+              <w:t>StudyRecord</w:t>
+            </w:r>
+            <w:proofErr w:type="spellEnd"/>
+            <w:r>
+              <w:rPr>
+                <w:sz w:val="21"/>
+                <w:szCs w:val="21"/>
+              </w:rPr>
+              <w:t>/</w:t>
+            </w:r>
+            <w:proofErr w:type="spellStart"/>
+            <w:r>
+              <w:rPr>
+                <w:sz w:val="21"/>
+                <w:szCs w:val="21"/>
+              </w:rPr>
+              <w:t>ReviewTask</w:t>
+            </w:r>
+            <w:proofErr w:type="spellEnd"/>
+            <w:r>
+              <w:rPr>
+                <w:sz w:val="21"/>
+                <w:szCs w:val="21"/>
+              </w:rPr>
+              <w:t>/Paper</w:t>
             </w:r>
           </w:p>
         </w:tc>
       </w:tr>
       <w:tr>
-        <w:tblPrEx>
-          <w:tblCellMar>
-            <w:top w:w="0" w:type="dxa"/>
-            <w:bottom w:w="0" w:type="dxa"/>
-          </w:tblCellMar>
-        </w:tblPrEx>
         <w:trPr>
           <w:cantSplit/>
         </w:trPr>
@@ -10769,6 +11716,7 @@
             </w:tcMar>
           </w:tcPr>
           <w:p>
+            <w:proofErr w:type="spellStart"/>
             <w:r>
               <w:rPr>
                 <w:sz w:val="21"/>
@@ -10776,6 +11724,7 @@
               </w:rPr>
               <w:t>isSingleChoicePayload</w:t>
             </w:r>
+            <w:proofErr w:type="spellEnd"/>
           </w:p>
         </w:tc>
         <w:tc>
@@ -10800,8 +11749,33 @@
                 <w:sz w:val="21"/>
                 <w:szCs w:val="21"/>
               </w:rPr>
-              <w:t>server/src/modules/admin/admin.controller.ts</w:t>
-            </w:r>
+              <w:t>server/</w:t>
+            </w:r>
+            <w:proofErr w:type="spellStart"/>
+            <w:r>
+              <w:rPr>
+                <w:sz w:val="21"/>
+                <w:szCs w:val="21"/>
+              </w:rPr>
+              <w:t>src</w:t>
+            </w:r>
+            <w:proofErr w:type="spellEnd"/>
+            <w:r>
+              <w:rPr>
+                <w:sz w:val="21"/>
+                <w:szCs w:val="21"/>
+              </w:rPr>
+              <w:t>/modules/admin/</w:t>
+            </w:r>
+            <w:proofErr w:type="spellStart"/>
+            <w:r>
+              <w:rPr>
+                <w:sz w:val="21"/>
+                <w:szCs w:val="21"/>
+              </w:rPr>
+              <w:t>admin.controller.ts</w:t>
+            </w:r>
+            <w:proofErr w:type="spellEnd"/>
           </w:p>
         </w:tc>
         <w:tc>
@@ -10846,12 +11820,6 @@
         </w:tc>
       </w:tr>
       <w:tr>
-        <w:tblPrEx>
-          <w:tblCellMar>
-            <w:top w:w="0" w:type="dxa"/>
-            <w:bottom w:w="0" w:type="dxa"/>
-          </w:tblCellMar>
-        </w:tblPrEx>
         <w:trPr>
           <w:cantSplit/>
         </w:trPr>
@@ -10872,6 +11840,7 @@
             </w:tcMar>
           </w:tcPr>
           <w:p>
+            <w:proofErr w:type="spellStart"/>
             <w:r>
               <w:rPr>
                 <w:sz w:val="21"/>
@@ -10879,6 +11848,7 @@
               </w:rPr>
               <w:t>findFewShotDir</w:t>
             </w:r>
+            <w:proofErr w:type="spellEnd"/>
           </w:p>
         </w:tc>
         <w:tc>
@@ -10903,8 +11873,33 @@
                 <w:sz w:val="21"/>
                 <w:szCs w:val="21"/>
               </w:rPr>
-              <w:t>server/src/modules/admin/admin.controller.ts</w:t>
-            </w:r>
+              <w:t>server/</w:t>
+            </w:r>
+            <w:proofErr w:type="spellStart"/>
+            <w:r>
+              <w:rPr>
+                <w:sz w:val="21"/>
+                <w:szCs w:val="21"/>
+              </w:rPr>
+              <w:t>src</w:t>
+            </w:r>
+            <w:proofErr w:type="spellEnd"/>
+            <w:r>
+              <w:rPr>
+                <w:sz w:val="21"/>
+                <w:szCs w:val="21"/>
+              </w:rPr>
+              <w:t>/modules/admin/</w:t>
+            </w:r>
+            <w:proofErr w:type="spellStart"/>
+            <w:r>
+              <w:rPr>
+                <w:sz w:val="21"/>
+                <w:szCs w:val="21"/>
+              </w:rPr>
+              <w:t>admin.controller.ts</w:t>
+            </w:r>
+            <w:proofErr w:type="spellEnd"/>
           </w:p>
         </w:tc>
         <w:tc>
@@ -10975,14 +11970,27 @@
         <w:t>导入流程：</w:t>
       </w:r>
       <w:r>
-        <w:t xml:space="preserve">POST /api/admin/questions/import-pdf-job → </w:t>
+        <w:t>POST /</w:t>
+      </w:r>
+      <w:proofErr w:type="spellStart"/>
+      <w:r>
+        <w:t>api</w:t>
+      </w:r>
+      <w:proofErr w:type="spellEnd"/>
+      <w:r>
+        <w:t xml:space="preserve">/admin/questions/import-pdf-job → </w:t>
       </w:r>
       <w:r>
         <w:t>创建</w:t>
       </w:r>
       <w:r>
-        <w:t xml:space="preserve"> ImportJob</w:t>
-      </w:r>
+        <w:t xml:space="preserve"> </w:t>
+      </w:r>
+      <w:proofErr w:type="spellStart"/>
+      <w:r>
+        <w:t>ImportJob</w:t>
+      </w:r>
+      <w:proofErr w:type="spellEnd"/>
       <w:r>
         <w:t>（</w:t>
       </w:r>
@@ -10993,14 +12001,32 @@
         <w:t>）</w:t>
       </w:r>
       <w:r>
-        <w:t xml:space="preserve">→ setImmediate </w:t>
+        <w:t xml:space="preserve">→ </w:t>
+      </w:r>
+      <w:proofErr w:type="spellStart"/>
+      <w:r>
+        <w:t>setImmediate</w:t>
+      </w:r>
+      <w:proofErr w:type="spellEnd"/>
+      <w:r>
+        <w:t xml:space="preserve"> </w:t>
       </w:r>
       <w:r>
         <w:t>后台执行（</w:t>
       </w:r>
-      <w:r>
-        <w:t>extractPdfWithFewShot → importQuestionRows</w:t>
-      </w:r>
+      <w:proofErr w:type="spellStart"/>
+      <w:r>
+        <w:t>extractPdfWithFewShot</w:t>
+      </w:r>
+      <w:proofErr w:type="spellEnd"/>
+      <w:r>
+        <w:t xml:space="preserve"> → </w:t>
+      </w:r>
+      <w:proofErr w:type="spellStart"/>
+      <w:r>
+        <w:t>importQuestionRows</w:t>
+      </w:r>
+      <w:proofErr w:type="spellEnd"/>
       <w:r>
         <w:t>）</w:t>
       </w:r>
@@ -11011,13 +12037,26 @@
         <w:t>更新</w:t>
       </w:r>
       <w:r>
-        <w:t xml:space="preserve"> ImportJob</w:t>
-      </w:r>
+        <w:t xml:space="preserve"> </w:t>
+      </w:r>
+      <w:proofErr w:type="spellStart"/>
+      <w:r>
+        <w:t>ImportJob</w:t>
+      </w:r>
+      <w:proofErr w:type="spellEnd"/>
       <w:r>
         <w:t>（</w:t>
       </w:r>
       <w:r>
-        <w:t>status=processing→succeeded/failed</w:t>
+        <w:t>status=</w:t>
+      </w:r>
+      <w:proofErr w:type="spellStart"/>
+      <w:r>
+        <w:t>processing→succeeded</w:t>
+      </w:r>
+      <w:proofErr w:type="spellEnd"/>
+      <w:r>
+        <w:t>/failed</w:t>
       </w:r>
       <w:r>
         <w:t>）</w:t>
@@ -11029,7 +12068,15 @@
         <w:t>前端轮询</w:t>
       </w:r>
       <w:r>
-        <w:t xml:space="preserve"> GET /api/admin/questions/import-jobs/:id </w:t>
+        <w:t xml:space="preserve"> GET /</w:t>
+      </w:r>
+      <w:proofErr w:type="spellStart"/>
+      <w:r>
+        <w:t>api</w:t>
+      </w:r>
+      <w:proofErr w:type="spellEnd"/>
+      <w:r>
+        <w:t xml:space="preserve">/admin/questions/import-jobs/:id </w:t>
       </w:r>
       <w:r>
         <w:t>获取进度。</w:t>
@@ -11128,8 +12175,13 @@
         <w:t>个数据源</w:t>
       </w:r>
       <w:r>
-        <w:t>——UserModel</w:t>
-      </w:r>
+        <w:t>——</w:t>
+      </w:r>
+      <w:proofErr w:type="spellStart"/>
+      <w:r>
+        <w:t>UserModel</w:t>
+      </w:r>
+      <w:proofErr w:type="spellEnd"/>
       <w:r>
         <w:t>（用户信息</w:t>
       </w:r>
@@ -11139,9 +12191,11 @@
       <w:r>
         <w:t>）、</w:t>
       </w:r>
+      <w:proofErr w:type="spellStart"/>
       <w:r>
         <w:t>StudyRecordModel</w:t>
       </w:r>
+      <w:proofErr w:type="spellEnd"/>
       <w:r>
         <w:t>（近期</w:t>
       </w:r>
@@ -11151,15 +12205,19 @@
       <w:r>
         <w:t>条记录）、</w:t>
       </w:r>
+      <w:proofErr w:type="spellStart"/>
       <w:r>
         <w:t>WrongBookModel</w:t>
       </w:r>
+      <w:proofErr w:type="spellEnd"/>
       <w:r>
         <w:t>（未掌握错题数）、</w:t>
       </w:r>
+      <w:proofErr w:type="spellStart"/>
       <w:r>
         <w:t>FavoriteModel</w:t>
       </w:r>
+      <w:proofErr w:type="spellEnd"/>
       <w:r>
         <w:t>（收藏数）、总答题数、正确答题数、薄弱</w:t>
       </w:r>
@@ -11168,7 +12226,15 @@
         <w:t>科目分布（</w:t>
       </w:r>
       <w:r>
-        <w:t>JOIN wrong_books + questions</w:t>
+        <w:t xml:space="preserve">JOIN </w:t>
+      </w:r>
+      <w:proofErr w:type="spellStart"/>
+      <w:r>
+        <w:t>wrong_books</w:t>
+      </w:r>
+      <w:proofErr w:type="spellEnd"/>
+      <w:r>
+        <w:t xml:space="preserve"> + questions</w:t>
       </w:r>
       <w:r>
         <w:t>）、收藏科目分布（</w:t>
@@ -11189,7 +12255,63 @@
         <w:t>薄弱科目分析：</w:t>
       </w:r>
       <w:r>
-        <w:t>SELECT q.subject, COUNT(*) FROM wrong_books wb JOIN questions q ON q.id = wb.question_id WHERE wb.user_id = ? AND wb.mastered = false GROUP BY q.subject ORDER BY count DESC</w:t>
+        <w:t xml:space="preserve">SELECT </w:t>
+      </w:r>
+      <w:proofErr w:type="spellStart"/>
+      <w:r>
+        <w:t>q.subject</w:t>
+      </w:r>
+      <w:proofErr w:type="spellEnd"/>
+      <w:r>
+        <w:t xml:space="preserve">, COUNT(*) FROM </w:t>
+      </w:r>
+      <w:proofErr w:type="spellStart"/>
+      <w:r>
+        <w:t>wrong_books</w:t>
+      </w:r>
+      <w:proofErr w:type="spellEnd"/>
+      <w:r>
+        <w:t xml:space="preserve"> </w:t>
+      </w:r>
+      <w:proofErr w:type="spellStart"/>
+      <w:r>
+        <w:t>wb</w:t>
+      </w:r>
+      <w:proofErr w:type="spellEnd"/>
+      <w:r>
+        <w:t xml:space="preserve"> JOIN questions q ON q.id = </w:t>
+      </w:r>
+      <w:proofErr w:type="spellStart"/>
+      <w:r>
+        <w:t>wb.question_id</w:t>
+      </w:r>
+      <w:proofErr w:type="spellEnd"/>
+      <w:r>
+        <w:t xml:space="preserve"> WHERE </w:t>
+      </w:r>
+      <w:proofErr w:type="spellStart"/>
+      <w:r>
+        <w:t>wb.user_id</w:t>
+      </w:r>
+      <w:proofErr w:type="spellEnd"/>
+      <w:r>
+        <w:t xml:space="preserve"> = ? AND </w:t>
+      </w:r>
+      <w:proofErr w:type="spellStart"/>
+      <w:r>
+        <w:t>wb.mastered</w:t>
+      </w:r>
+      <w:proofErr w:type="spellEnd"/>
+      <w:r>
+        <w:t xml:space="preserve"> = false GROUP BY </w:t>
+      </w:r>
+      <w:proofErr w:type="spellStart"/>
+      <w:r>
+        <w:t>q.subject</w:t>
+      </w:r>
+      <w:proofErr w:type="spellEnd"/>
+      <w:r>
+        <w:t xml:space="preserve"> ORDER BY count DESC</w:t>
       </w:r>
       <w:r>
         <w:t>，按错题数量降序排列，识别用户最薄弱的知识领域。</w:t>
@@ -11204,14 +12326,21 @@
         <w:t>学习报告生成：基于</w:t>
       </w:r>
       <w:r>
-        <w:t xml:space="preserve"> totalAnswered</w:t>
-      </w:r>
+        <w:t xml:space="preserve"> </w:t>
+      </w:r>
+      <w:proofErr w:type="spellStart"/>
+      <w:r>
+        <w:t>totalAnswered</w:t>
+      </w:r>
+      <w:proofErr w:type="spellEnd"/>
       <w:r>
         <w:t>、</w:t>
       </w:r>
+      <w:proofErr w:type="spellStart"/>
       <w:r>
         <w:t>correctAnswered</w:t>
       </w:r>
+      <w:proofErr w:type="spellEnd"/>
       <w:r>
         <w:t>、</w:t>
       </w:r>
@@ -11222,7 +12351,15 @@
         <w:t>和</w:t>
       </w:r>
       <w:r>
-        <w:t xml:space="preserve"> weakestSubject </w:t>
+        <w:t xml:space="preserve"> </w:t>
+      </w:r>
+      <w:proofErr w:type="spellStart"/>
+      <w:r>
+        <w:t>weakestSubject</w:t>
+      </w:r>
+      <w:proofErr w:type="spellEnd"/>
+      <w:r>
+        <w:t xml:space="preserve"> </w:t>
       </w:r>
       <w:r>
         <w:t>动态生成个性化报告，如</w:t>
@@ -11258,7 +12395,15 @@
         <w:t>打卡逻辑：检查</w:t>
       </w:r>
       <w:r>
-        <w:t xml:space="preserve"> lastCheckInAt → </w:t>
+        <w:t xml:space="preserve"> </w:t>
+      </w:r>
+      <w:proofErr w:type="spellStart"/>
+      <w:r>
+        <w:t>lastCheckInAt</w:t>
+      </w:r>
+      <w:proofErr w:type="spellEnd"/>
+      <w:r>
+        <w:t xml:space="preserve"> → </w:t>
       </w:r>
       <w:r>
         <w:t>今天已打卡保持</w:t>
@@ -11311,7 +12456,71 @@
         <w:t>增强版）：</w:t>
       </w:r>
       <w:r>
-        <w:t>{ user, recentRecords, studyStats: { wrongBookCount, favoriteCount, totalAnswered, correctAnswered, accuracy, weakSubjects: [{subject, label, count}], favoriteSubjects: [{subject, label, count}], report } }</w:t>
+        <w:t xml:space="preserve">{ user, </w:t>
+      </w:r>
+      <w:proofErr w:type="spellStart"/>
+      <w:r>
+        <w:t>recentRecords</w:t>
+      </w:r>
+      <w:proofErr w:type="spellEnd"/>
+      <w:r>
+        <w:t xml:space="preserve">, </w:t>
+      </w:r>
+      <w:proofErr w:type="spellStart"/>
+      <w:r>
+        <w:t>studyStats</w:t>
+      </w:r>
+      <w:proofErr w:type="spellEnd"/>
+      <w:r>
+        <w:t xml:space="preserve">: { </w:t>
+      </w:r>
+      <w:proofErr w:type="spellStart"/>
+      <w:r>
+        <w:t>wrongBookCount</w:t>
+      </w:r>
+      <w:proofErr w:type="spellEnd"/>
+      <w:r>
+        <w:t xml:space="preserve">, </w:t>
+      </w:r>
+      <w:proofErr w:type="spellStart"/>
+      <w:r>
+        <w:t>favoriteCount</w:t>
+      </w:r>
+      <w:proofErr w:type="spellEnd"/>
+      <w:r>
+        <w:t xml:space="preserve">, </w:t>
+      </w:r>
+      <w:proofErr w:type="spellStart"/>
+      <w:r>
+        <w:t>totalAnswered</w:t>
+      </w:r>
+      <w:proofErr w:type="spellEnd"/>
+      <w:r>
+        <w:t xml:space="preserve">, </w:t>
+      </w:r>
+      <w:proofErr w:type="spellStart"/>
+      <w:r>
+        <w:t>correctAnswered</w:t>
+      </w:r>
+      <w:proofErr w:type="spellEnd"/>
+      <w:r>
+        <w:t xml:space="preserve">, accuracy, </w:t>
+      </w:r>
+      <w:proofErr w:type="spellStart"/>
+      <w:r>
+        <w:t>weakSubjects</w:t>
+      </w:r>
+      <w:proofErr w:type="spellEnd"/>
+      <w:r>
+        <w:t xml:space="preserve">: [{subject, label, count}], </w:t>
+      </w:r>
+      <w:proofErr w:type="spellStart"/>
+      <w:r>
+        <w:t>favoriteSubjects</w:t>
+      </w:r>
+      <w:proofErr w:type="spellEnd"/>
+      <w:r>
+        <w:t>: [{subject, label, count}], report } }</w:t>
       </w:r>
       <w:r>
         <w:t>。</w:t>
@@ -11527,12 +12736,6 @@
         <w:gridCol w:w="4890"/>
       </w:tblGrid>
       <w:tr>
-        <w:tblPrEx>
-          <w:tblCellMar>
-            <w:top w:w="0" w:type="dxa"/>
-            <w:bottom w:w="0" w:type="dxa"/>
-          </w:tblCellMar>
-        </w:tblPrEx>
         <w:trPr>
           <w:cantSplit/>
         </w:trPr>
@@ -11652,12 +12855,6 @@
         </w:tc>
       </w:tr>
       <w:tr>
-        <w:tblPrEx>
-          <w:tblCellMar>
-            <w:top w:w="0" w:type="dxa"/>
-            <w:bottom w:w="0" w:type="dxa"/>
-          </w:tblCellMar>
-        </w:tblPrEx>
         <w:trPr>
           <w:cantSplit/>
         </w:trPr>
@@ -11678,12 +12875,37 @@
             </w:tcMar>
           </w:tcPr>
           <w:p>
-            <w:r>
-              <w:rPr>
-                <w:sz w:val="21"/>
-                <w:szCs w:val="21"/>
-              </w:rPr>
-              <w:t>QuestionAnnotator (mode="llm")</w:t>
+            <w:proofErr w:type="spellStart"/>
+            <w:r>
+              <w:rPr>
+                <w:sz w:val="21"/>
+                <w:szCs w:val="21"/>
+              </w:rPr>
+              <w:t>QuestionAnnotator</w:t>
+            </w:r>
+            <w:proofErr w:type="spellEnd"/>
+            <w:r>
+              <w:rPr>
+                <w:sz w:val="21"/>
+                <w:szCs w:val="21"/>
+              </w:rPr>
+              <w:t xml:space="preserve"> (mode="</w:t>
+            </w:r>
+            <w:proofErr w:type="spellStart"/>
+            <w:r>
+              <w:rPr>
+                <w:sz w:val="21"/>
+                <w:szCs w:val="21"/>
+              </w:rPr>
+              <w:t>llm</w:t>
+            </w:r>
+            <w:proofErr w:type="spellEnd"/>
+            <w:r>
+              <w:rPr>
+                <w:sz w:val="21"/>
+                <w:szCs w:val="21"/>
+              </w:rPr>
+              <w:t>")</w:t>
             </w:r>
           </w:p>
         </w:tc>
@@ -11742,7 +12964,23 @@
                 <w:sz w:val="21"/>
                 <w:szCs w:val="21"/>
               </w:rPr>
-              <w:t xml:space="preserve"> llm </w:t>
+              <w:t xml:space="preserve"> </w:t>
+            </w:r>
+            <w:proofErr w:type="spellStart"/>
+            <w:r>
+              <w:rPr>
+                <w:sz w:val="21"/>
+                <w:szCs w:val="21"/>
+              </w:rPr>
+              <w:t>llm</w:t>
+            </w:r>
+            <w:proofErr w:type="spellEnd"/>
+            <w:r>
+              <w:rPr>
+                <w:sz w:val="21"/>
+                <w:szCs w:val="21"/>
+              </w:rPr>
+              <w:t xml:space="preserve"> </w:t>
             </w:r>
             <w:r>
               <w:rPr>
@@ -11783,12 +13021,6 @@
         </w:tc>
       </w:tr>
       <w:tr>
-        <w:tblPrEx>
-          <w:tblCellMar>
-            <w:top w:w="0" w:type="dxa"/>
-            <w:bottom w:w="0" w:type="dxa"/>
-          </w:tblCellMar>
-        </w:tblPrEx>
         <w:trPr>
           <w:cantSplit/>
         </w:trPr>
@@ -11814,7 +13046,23 @@
                 <w:sz w:val="21"/>
                 <w:szCs w:val="21"/>
               </w:rPr>
-              <w:t>_annotate_with_llm()</w:t>
+              <w:t>_</w:t>
+            </w:r>
+            <w:proofErr w:type="spellStart"/>
+            <w:r>
+              <w:rPr>
+                <w:sz w:val="21"/>
+                <w:szCs w:val="21"/>
+              </w:rPr>
+              <w:t>annotate_with_llm</w:t>
+            </w:r>
+            <w:proofErr w:type="spellEnd"/>
+            <w:r>
+              <w:rPr>
+                <w:sz w:val="21"/>
+                <w:szCs w:val="21"/>
+              </w:rPr>
+              <w:t>()</w:t>
             </w:r>
           </w:p>
         </w:tc>
@@ -11894,7 +13142,23 @@
                 <w:sz w:val="21"/>
                 <w:szCs w:val="21"/>
               </w:rPr>
-              <w:t>temperature=0.1, thinking=enabled, reasoning_effort=high</w:t>
+              <w:t xml:space="preserve">temperature=0.1, thinking=enabled, </w:t>
+            </w:r>
+            <w:proofErr w:type="spellStart"/>
+            <w:r>
+              <w:rPr>
+                <w:sz w:val="21"/>
+                <w:szCs w:val="21"/>
+              </w:rPr>
+              <w:t>reasoning_effort</w:t>
+            </w:r>
+            <w:proofErr w:type="spellEnd"/>
+            <w:r>
+              <w:rPr>
+                <w:sz w:val="21"/>
+                <w:szCs w:val="21"/>
+              </w:rPr>
+              <w:t>=high</w:t>
             </w:r>
             <w:r>
               <w:rPr>
@@ -11921,12 +13185,6 @@
         </w:tc>
       </w:tr>
       <w:tr>
-        <w:tblPrEx>
-          <w:tblCellMar>
-            <w:top w:w="0" w:type="dxa"/>
-            <w:bottom w:w="0" w:type="dxa"/>
-          </w:tblCellMar>
-        </w:tblPrEx>
         <w:trPr>
           <w:cantSplit/>
         </w:trPr>
@@ -11952,7 +13210,23 @@
                 <w:sz w:val="21"/>
                 <w:szCs w:val="21"/>
               </w:rPr>
-              <w:t>_annotate_with_curl()</w:t>
+              <w:t>_</w:t>
+            </w:r>
+            <w:proofErr w:type="spellStart"/>
+            <w:r>
+              <w:rPr>
+                <w:sz w:val="21"/>
+                <w:szCs w:val="21"/>
+              </w:rPr>
+              <w:t>annotate_with_curl</w:t>
+            </w:r>
+            <w:proofErr w:type="spellEnd"/>
+            <w:r>
+              <w:rPr>
+                <w:sz w:val="21"/>
+                <w:szCs w:val="21"/>
+              </w:rPr>
+              <w:t>()</w:t>
             </w:r>
           </w:p>
         </w:tc>
@@ -12059,12 +13333,6 @@
         </w:tc>
       </w:tr>
       <w:tr>
-        <w:tblPrEx>
-          <w:tblCellMar>
-            <w:top w:w="0" w:type="dxa"/>
-            <w:bottom w:w="0" w:type="dxa"/>
-          </w:tblCellMar>
-        </w:tblPrEx>
         <w:trPr>
           <w:cantSplit/>
         </w:trPr>
@@ -12090,7 +13358,23 @@
                 <w:sz w:val="21"/>
                 <w:szCs w:val="21"/>
               </w:rPr>
-              <w:t>_normalize_llm_annotation()</w:t>
+              <w:t>_</w:t>
+            </w:r>
+            <w:proofErr w:type="spellStart"/>
+            <w:r>
+              <w:rPr>
+                <w:sz w:val="21"/>
+                <w:szCs w:val="21"/>
+              </w:rPr>
+              <w:t>normalize_llm_annotation</w:t>
+            </w:r>
+            <w:proofErr w:type="spellEnd"/>
+            <w:r>
+              <w:rPr>
+                <w:sz w:val="21"/>
+                <w:szCs w:val="21"/>
+              </w:rPr>
+              <w:t>()</w:t>
             </w:r>
           </w:p>
         </w:tc>
@@ -12211,12 +13495,6 @@
         </w:tc>
       </w:tr>
       <w:tr>
-        <w:tblPrEx>
-          <w:tblCellMar>
-            <w:top w:w="0" w:type="dxa"/>
-            <w:bottom w:w="0" w:type="dxa"/>
-          </w:tblCellMar>
-        </w:tblPrEx>
         <w:trPr>
           <w:cantSplit/>
         </w:trPr>
@@ -12242,7 +13520,23 @@
                 <w:sz w:val="21"/>
                 <w:szCs w:val="21"/>
               </w:rPr>
-              <w:t>_load_local_env()</w:t>
+              <w:t>_</w:t>
+            </w:r>
+            <w:proofErr w:type="spellStart"/>
+            <w:r>
+              <w:rPr>
+                <w:sz w:val="21"/>
+                <w:szCs w:val="21"/>
+              </w:rPr>
+              <w:t>load_local_env</w:t>
+            </w:r>
+            <w:proofErr w:type="spellEnd"/>
+            <w:r>
+              <w:rPr>
+                <w:sz w:val="21"/>
+                <w:szCs w:val="21"/>
+              </w:rPr>
+              <w:t>()</w:t>
             </w:r>
           </w:p>
         </w:tc>
@@ -12328,12 +13622,6 @@
         </w:tc>
       </w:tr>
       <w:tr>
-        <w:tblPrEx>
-          <w:tblCellMar>
-            <w:top w:w="0" w:type="dxa"/>
-            <w:bottom w:w="0" w:type="dxa"/>
-          </w:tblCellMar>
-        </w:tblPrEx>
         <w:trPr>
           <w:cantSplit/>
         </w:trPr>
@@ -12354,12 +13642,21 @@
             </w:tcMar>
           </w:tcPr>
           <w:p>
-            <w:r>
-              <w:rPr>
-                <w:sz w:val="21"/>
-                <w:szCs w:val="21"/>
-              </w:rPr>
-              <w:t>build_prompt()</w:t>
+            <w:proofErr w:type="spellStart"/>
+            <w:r>
+              <w:rPr>
+                <w:sz w:val="21"/>
+                <w:szCs w:val="21"/>
+              </w:rPr>
+              <w:t>build_prompt</w:t>
+            </w:r>
+            <w:proofErr w:type="spellEnd"/>
+            <w:r>
+              <w:rPr>
+                <w:sz w:val="21"/>
+                <w:szCs w:val="21"/>
+              </w:rPr>
+              <w:t>()</w:t>
             </w:r>
           </w:p>
         </w:tc>
@@ -12466,12 +13763,6 @@
         </w:tc>
       </w:tr>
       <w:tr>
-        <w:tblPrEx>
-          <w:tblCellMar>
-            <w:top w:w="0" w:type="dxa"/>
-            <w:bottom w:w="0" w:type="dxa"/>
-          </w:tblCellMar>
-        </w:tblPrEx>
         <w:trPr>
           <w:cantSplit/>
         </w:trPr>
@@ -12492,12 +13783,21 @@
             </w:tcMar>
           </w:tcPr>
           <w:p>
-            <w:r>
-              <w:rPr>
-                <w:sz w:val="21"/>
-                <w:szCs w:val="21"/>
-              </w:rPr>
-              <w:t>classify_questions()</w:t>
+            <w:proofErr w:type="spellStart"/>
+            <w:r>
+              <w:rPr>
+                <w:sz w:val="21"/>
+                <w:szCs w:val="21"/>
+              </w:rPr>
+              <w:t>classify_questions</w:t>
+            </w:r>
+            <w:proofErr w:type="spellEnd"/>
+            <w:r>
+              <w:rPr>
+                <w:sz w:val="21"/>
+                <w:szCs w:val="21"/>
+              </w:rPr>
+              <w:t>()</w:t>
             </w:r>
           </w:p>
         </w:tc>
@@ -12563,7 +13863,23 @@
                 <w:sz w:val="21"/>
                 <w:szCs w:val="21"/>
               </w:rPr>
-              <w:t xml:space="preserve"> mode="llm" </w:t>
+              <w:t xml:space="preserve"> mode="</w:t>
+            </w:r>
+            <w:proofErr w:type="spellStart"/>
+            <w:r>
+              <w:rPr>
+                <w:sz w:val="21"/>
+                <w:szCs w:val="21"/>
+              </w:rPr>
+              <w:t>llm</w:t>
+            </w:r>
+            <w:proofErr w:type="spellEnd"/>
+            <w:r>
+              <w:rPr>
+                <w:sz w:val="21"/>
+                <w:szCs w:val="21"/>
+              </w:rPr>
+              <w:t xml:space="preserve">" </w:t>
             </w:r>
             <w:r>
               <w:rPr>
@@ -12576,12 +13892,6 @@
         </w:tc>
       </w:tr>
       <w:tr>
-        <w:tblPrEx>
-          <w:tblCellMar>
-            <w:top w:w="0" w:type="dxa"/>
-            <w:bottom w:w="0" w:type="dxa"/>
-          </w:tblCellMar>
-        </w:tblPrEx>
         <w:trPr>
           <w:cantSplit/>
         </w:trPr>
@@ -12666,8 +13976,17 @@
                 <w:sz w:val="21"/>
                 <w:szCs w:val="21"/>
               </w:rPr>
-              <w:t xml:space="preserve"> mode=llm</w:t>
-            </w:r>
+              <w:t xml:space="preserve"> mode=</w:t>
+            </w:r>
+            <w:proofErr w:type="spellStart"/>
+            <w:r>
+              <w:rPr>
+                <w:sz w:val="21"/>
+                <w:szCs w:val="21"/>
+              </w:rPr>
+              <w:t>llm</w:t>
+            </w:r>
+            <w:proofErr w:type="spellEnd"/>
             <w:r>
               <w:rPr>
                 <w:sz w:val="21"/>
@@ -12680,8 +13999,17 @@
                 <w:sz w:val="21"/>
                 <w:szCs w:val="21"/>
               </w:rPr>
-              <w:t xml:space="preserve"> --mode rule/similarity/hybrid/llm</w:t>
-            </w:r>
+              <w:t xml:space="preserve"> --mode rule/similarity/hybrid/</w:t>
+            </w:r>
+            <w:proofErr w:type="spellStart"/>
+            <w:r>
+              <w:rPr>
+                <w:sz w:val="21"/>
+                <w:szCs w:val="21"/>
+              </w:rPr>
+              <w:t>llm</w:t>
+            </w:r>
+            <w:proofErr w:type="spellEnd"/>
           </w:p>
         </w:tc>
       </w:tr>
@@ -12709,8 +14037,13 @@
         <w:t>标注流程（</w:t>
       </w:r>
       <w:r>
-        <w:t>_annotate_with_llm</w:t>
-      </w:r>
+        <w:t>_</w:t>
+      </w:r>
+      <w:proofErr w:type="spellStart"/>
+      <w:r>
+        <w:t>annotate_with_llm</w:t>
+      </w:r>
+      <w:proofErr w:type="spellEnd"/>
       <w:r>
         <w:t>）：加载</w:t>
       </w:r>
@@ -12768,14 +14101,27 @@
       <w:r>
         <w:t>、</w:t>
       </w:r>
-      <w:r>
-        <w:t xml:space="preserve">reasoning_effort=high → </w:t>
+      <w:proofErr w:type="spellStart"/>
+      <w:r>
+        <w:t>reasoning_effort</w:t>
+      </w:r>
+      <w:proofErr w:type="spellEnd"/>
+      <w:r>
+        <w:t xml:space="preserve">=high → </w:t>
       </w:r>
       <w:r>
         <w:t>通过</w:t>
       </w:r>
       <w:r>
-        <w:t xml:space="preserve"> urllib </w:t>
+        <w:t xml:space="preserve"> </w:t>
+      </w:r>
+      <w:proofErr w:type="spellStart"/>
+      <w:r>
+        <w:t>urllib</w:t>
+      </w:r>
+      <w:proofErr w:type="spellEnd"/>
+      <w:r>
+        <w:t xml:space="preserve"> </w:t>
       </w:r>
       <w:r>
         <w:t>发送</w:t>
@@ -12793,7 +14139,15 @@
         <w:t>解析响应</w:t>
       </w:r>
       <w:r>
-        <w:t xml:space="preserve"> JSON → _normalize_llm_annotation </w:t>
+        <w:t xml:space="preserve"> JSON → _</w:t>
+      </w:r>
+      <w:proofErr w:type="spellStart"/>
+      <w:r>
+        <w:t>normalize_llm_annotation</w:t>
+      </w:r>
+      <w:proofErr w:type="spellEnd"/>
+      <w:r>
+        <w:t xml:space="preserve"> </w:t>
       </w:r>
       <w:r>
         <w:t>校验并清理结果</w:t>
@@ -12814,7 +14168,15 @@
         <w:t>双通道容错：</w:t>
       </w:r>
       <w:r>
-        <w:t xml:space="preserve">Python urllib </w:t>
+        <w:t xml:space="preserve">Python </w:t>
+      </w:r>
+      <w:proofErr w:type="spellStart"/>
+      <w:r>
+        <w:t>urllib</w:t>
+      </w:r>
+      <w:proofErr w:type="spellEnd"/>
+      <w:r>
+        <w:t xml:space="preserve"> </w:t>
       </w:r>
       <w:r>
         <w:t>请求失败</w:t>
@@ -12844,7 +14206,15 @@
         <w:t>模式（关键词权重</w:t>
       </w:r>
       <w:r>
-        <w:t xml:space="preserve">+difflib </w:t>
+        <w:t>+</w:t>
+      </w:r>
+      <w:proofErr w:type="spellStart"/>
+      <w:r>
+        <w:t>difflib</w:t>
+      </w:r>
+      <w:proofErr w:type="spellEnd"/>
+      <w:r>
+        <w:t xml:space="preserve"> </w:t>
       </w:r>
       <w:r>
         <w:t>相似度匹配）。</w:t>
@@ -12888,12 +14258,6 @@
         <w:gridCol w:w="2400"/>
       </w:tblGrid>
       <w:tr>
-        <w:tblPrEx>
-          <w:tblCellMar>
-            <w:top w:w="0" w:type="dxa"/>
-            <w:bottom w:w="0" w:type="dxa"/>
-          </w:tblCellMar>
-        </w:tblPrEx>
         <w:trPr>
           <w:cantSplit/>
         </w:trPr>
@@ -13091,12 +14455,6 @@
         </w:tc>
       </w:tr>
       <w:tr>
-        <w:tblPrEx>
-          <w:tblCellMar>
-            <w:top w:w="0" w:type="dxa"/>
-            <w:bottom w:w="0" w:type="dxa"/>
-          </w:tblCellMar>
-        </w:tblPrEx>
         <w:trPr>
           <w:cantSplit/>
         </w:trPr>
@@ -13258,12 +14616,6 @@
         </w:tc>
       </w:tr>
       <w:tr>
-        <w:tblPrEx>
-          <w:tblCellMar>
-            <w:top w:w="0" w:type="dxa"/>
-            <w:bottom w:w="0" w:type="dxa"/>
-          </w:tblCellMar>
-        </w:tblPrEx>
         <w:trPr>
           <w:cantSplit/>
         </w:trPr>
@@ -13310,12 +14662,21 @@
             </w:tcMar>
           </w:tcPr>
           <w:p>
-            <w:r>
-              <w:rPr>
-                <w:sz w:val="21"/>
-                <w:szCs w:val="21"/>
-              </w:rPr>
-              <w:t xml:space="preserve">difflib </w:t>
+            <w:proofErr w:type="spellStart"/>
+            <w:r>
+              <w:rPr>
+                <w:sz w:val="21"/>
+                <w:szCs w:val="21"/>
+              </w:rPr>
+              <w:t>difflib</w:t>
+            </w:r>
+            <w:proofErr w:type="spellEnd"/>
+            <w:r>
+              <w:rPr>
+                <w:sz w:val="21"/>
+                <w:szCs w:val="21"/>
+              </w:rPr>
+              <w:t xml:space="preserve"> </w:t>
             </w:r>
             <w:r>
               <w:rPr>
@@ -13432,12 +14793,6 @@
         </w:tc>
       </w:tr>
       <w:tr>
-        <w:tblPrEx>
-          <w:tblCellMar>
-            <w:top w:w="0" w:type="dxa"/>
-            <w:bottom w:w="0" w:type="dxa"/>
-          </w:tblCellMar>
-        </w:tblPrEx>
         <w:trPr>
           <w:cantSplit/>
         </w:trPr>
@@ -13613,12 +14968,6 @@
         </w:tc>
       </w:tr>
       <w:tr>
-        <w:tblPrEx>
-          <w:tblCellMar>
-            <w:top w:w="0" w:type="dxa"/>
-            <w:bottom w:w="0" w:type="dxa"/>
-          </w:tblCellMar>
-        </w:tblPrEx>
         <w:trPr>
           <w:cantSplit/>
         </w:trPr>
@@ -13639,6 +14988,7 @@
             </w:tcMar>
           </w:tcPr>
           <w:p>
+            <w:proofErr w:type="spellStart"/>
             <w:r>
               <w:rPr>
                 <w:sz w:val="21"/>
@@ -13646,6 +14996,7 @@
               </w:rPr>
               <w:t>llm</w:t>
             </w:r>
+            <w:proofErr w:type="spellEnd"/>
             <w:r>
               <w:rPr>
                 <w:sz w:val="21"/>
@@ -13870,12 +15221,21 @@
         </w:rPr>
         <w:t>代理模块（</w:t>
       </w:r>
+      <w:proofErr w:type="spellStart"/>
       <w:r>
         <w:rPr>
           <w:b/>
           <w:bCs/>
         </w:rPr>
-        <w:t xml:space="preserve">TeacherAgent </w:t>
+        <w:t>TeacherAgent</w:t>
+      </w:r>
+      <w:proofErr w:type="spellEnd"/>
+      <w:r>
+        <w:rPr>
+          <w:b/>
+          <w:bCs/>
+        </w:rPr>
+        <w:t xml:space="preserve"> </w:t>
       </w:r>
       <w:r>
         <w:rPr>
@@ -13942,8 +15302,45 @@
         <w:jc w:val="both"/>
       </w:pPr>
       <w:r>
-        <w:t>User —(1:N)— StudyRecord / WrongBook / Favorite / ReviewTask / ChatHistory / AgentLog</w:t>
-      </w:r>
+        <w:t xml:space="preserve">User —(1:N)— </w:t>
+      </w:r>
+      <w:proofErr w:type="spellStart"/>
+      <w:r>
+        <w:t>StudyRecord</w:t>
+      </w:r>
+      <w:proofErr w:type="spellEnd"/>
+      <w:r>
+        <w:t xml:space="preserve"> / </w:t>
+      </w:r>
+      <w:proofErr w:type="spellStart"/>
+      <w:r>
+        <w:t>WrongBook</w:t>
+      </w:r>
+      <w:proofErr w:type="spellEnd"/>
+      <w:r>
+        <w:t xml:space="preserve"> / Favorite / </w:t>
+      </w:r>
+      <w:proofErr w:type="spellStart"/>
+      <w:r>
+        <w:t>ReviewTask</w:t>
+      </w:r>
+      <w:proofErr w:type="spellEnd"/>
+      <w:r>
+        <w:t xml:space="preserve"> / </w:t>
+      </w:r>
+      <w:proofErr w:type="spellStart"/>
+      <w:r>
+        <w:t>ChatHistory</w:t>
+      </w:r>
+      <w:proofErr w:type="spellEnd"/>
+      <w:r>
+        <w:t xml:space="preserve"> / </w:t>
+      </w:r>
+      <w:proofErr w:type="spellStart"/>
+      <w:r>
+        <w:t>AgentLog</w:t>
+      </w:r>
+      <w:proofErr w:type="spellEnd"/>
     </w:p>
     <w:p>
       <w:pPr>
@@ -13962,9 +15359,19 @@
         <w:ind w:firstLine="480"/>
         <w:jc w:val="both"/>
       </w:pPr>
-      <w:r>
-        <w:t>KnowledgeDocument —(1:N)— KnowledgeChunk</w:t>
-      </w:r>
+      <w:proofErr w:type="spellStart"/>
+      <w:r>
+        <w:t>KnowledgeDocument</w:t>
+      </w:r>
+      <w:proofErr w:type="spellEnd"/>
+      <w:r>
+        <w:t xml:space="preserve"> —(1:N)— </w:t>
+      </w:r>
+      <w:proofErr w:type="spellStart"/>
+      <w:r>
+        <w:t>KnowledgeChunk</w:t>
+      </w:r>
+      <w:proofErr w:type="spellEnd"/>
     </w:p>
     <w:p>
       <w:pPr>
@@ -13978,7 +15385,15 @@
         <w:t>（通过</w:t>
       </w:r>
       <w:r>
-        <w:t xml:space="preserve"> questionIds JSON </w:t>
+        <w:t xml:space="preserve"> </w:t>
+      </w:r>
+      <w:proofErr w:type="spellStart"/>
+      <w:r>
+        <w:t>questionIds</w:t>
+      </w:r>
+      <w:proofErr w:type="spellEnd"/>
+      <w:r>
+        <w:t xml:space="preserve"> JSON </w:t>
       </w:r>
       <w:r>
         <w:t>数组关联）</w:t>
@@ -13989,9 +15404,11 @@
         <w:ind w:firstLine="480"/>
         <w:jc w:val="both"/>
       </w:pPr>
+      <w:proofErr w:type="spellStart"/>
       <w:r>
         <w:t>ResourceDocument</w:t>
       </w:r>
+      <w:proofErr w:type="spellEnd"/>
       <w:r>
         <w:t>：独立实体，管理</w:t>
       </w:r>
@@ -14013,8 +15430,13 @@
       <w:r>
         <w:t>新增关系：</w:t>
       </w:r>
-      <w:r>
-        <w:t xml:space="preserve">WrongBook —(JOIN)— Question → </w:t>
+      <w:proofErr w:type="spellStart"/>
+      <w:r>
+        <w:t>WrongBook</w:t>
+      </w:r>
+      <w:proofErr w:type="spellEnd"/>
+      <w:r>
+        <w:t xml:space="preserve"> —(JOIN)— Question → </w:t>
       </w:r>
       <w:r>
         <w:t>薄弱科目分析数据源；</w:t>
@@ -14061,12 +15483,6 @@
         <w:gridCol w:w="4400"/>
       </w:tblGrid>
       <w:tr>
-        <w:tblPrEx>
-          <w:tblCellMar>
-            <w:top w:w="0" w:type="dxa"/>
-            <w:bottom w:w="0" w:type="dxa"/>
-          </w:tblCellMar>
-        </w:tblPrEx>
         <w:trPr>
           <w:cantSplit/>
         </w:trPr>
@@ -14200,12 +15616,6 @@
         </w:tc>
       </w:tr>
       <w:tr>
-        <w:tblPrEx>
-          <w:tblCellMar>
-            <w:top w:w="0" w:type="dxa"/>
-            <w:bottom w:w="0" w:type="dxa"/>
-          </w:tblCellMar>
-        </w:tblPrEx>
         <w:trPr>
           <w:cantSplit/>
         </w:trPr>
@@ -14278,6 +15688,7 @@
             </w:tcMar>
           </w:tcPr>
           <w:p>
+            <w:proofErr w:type="spellStart"/>
             <w:r>
               <w:rPr>
                 <w:sz w:val="21"/>
@@ -14285,6 +15696,7 @@
               </w:rPr>
               <w:t>UserModel</w:t>
             </w:r>
+            <w:proofErr w:type="spellEnd"/>
           </w:p>
         </w:tc>
         <w:tc>
@@ -14315,12 +15727,6 @@
         </w:tc>
       </w:tr>
       <w:tr>
-        <w:tblPrEx>
-          <w:tblCellMar>
-            <w:top w:w="0" w:type="dxa"/>
-            <w:bottom w:w="0" w:type="dxa"/>
-          </w:tblCellMar>
-        </w:tblPrEx>
         <w:trPr>
           <w:cantSplit/>
         </w:trPr>
@@ -14430,12 +15836,6 @@
         </w:tc>
       </w:tr>
       <w:tr>
-        <w:tblPrEx>
-          <w:tblCellMar>
-            <w:top w:w="0" w:type="dxa"/>
-            <w:bottom w:w="0" w:type="dxa"/>
-          </w:tblCellMar>
-        </w:tblPrEx>
         <w:trPr>
           <w:cantSplit/>
         </w:trPr>
@@ -14508,6 +15908,7 @@
             </w:tcMar>
           </w:tcPr>
           <w:p>
+            <w:proofErr w:type="spellStart"/>
             <w:r>
               <w:rPr>
                 <w:sz w:val="21"/>
@@ -14515,6 +15916,7 @@
               </w:rPr>
               <w:t>QuestionModel</w:t>
             </w:r>
+            <w:proofErr w:type="spellEnd"/>
           </w:p>
         </w:tc>
         <w:tc>
@@ -14545,12 +15947,6 @@
         </w:tc>
       </w:tr>
       <w:tr>
-        <w:tblPrEx>
-          <w:tblCellMar>
-            <w:top w:w="0" w:type="dxa"/>
-            <w:bottom w:w="0" w:type="dxa"/>
-          </w:tblCellMar>
-        </w:tblPrEx>
         <w:trPr>
           <w:cantSplit/>
         </w:trPr>
@@ -14597,6 +15993,7 @@
             </w:tcMar>
           </w:tcPr>
           <w:p>
+            <w:proofErr w:type="spellStart"/>
             <w:r>
               <w:rPr>
                 <w:sz w:val="21"/>
@@ -14604,6 +16001,7 @@
               </w:rPr>
               <w:t>knowledge_documents</w:t>
             </w:r>
+            <w:proofErr w:type="spellEnd"/>
           </w:p>
         </w:tc>
         <w:tc>
@@ -14623,6 +16021,7 @@
             </w:tcMar>
           </w:tcPr>
           <w:p>
+            <w:proofErr w:type="spellStart"/>
             <w:r>
               <w:rPr>
                 <w:sz w:val="21"/>
@@ -14630,6 +16029,7 @@
               </w:rPr>
               <w:t>KnowledgeDocumentModel</w:t>
             </w:r>
+            <w:proofErr w:type="spellEnd"/>
           </w:p>
         </w:tc>
         <w:tc>
@@ -14660,12 +16060,6 @@
         </w:tc>
       </w:tr>
       <w:tr>
-        <w:tblPrEx>
-          <w:tblCellMar>
-            <w:top w:w="0" w:type="dxa"/>
-            <w:bottom w:w="0" w:type="dxa"/>
-          </w:tblCellMar>
-        </w:tblPrEx>
         <w:trPr>
           <w:cantSplit/>
         </w:trPr>
@@ -14712,6 +16106,7 @@
             </w:tcMar>
           </w:tcPr>
           <w:p>
+            <w:proofErr w:type="spellStart"/>
             <w:r>
               <w:rPr>
                 <w:sz w:val="21"/>
@@ -14719,6 +16114,7 @@
               </w:rPr>
               <w:t>knowledge_chunks</w:t>
             </w:r>
+            <w:proofErr w:type="spellEnd"/>
           </w:p>
         </w:tc>
         <w:tc>
@@ -14738,6 +16134,7 @@
             </w:tcMar>
           </w:tcPr>
           <w:p>
+            <w:proofErr w:type="spellStart"/>
             <w:r>
               <w:rPr>
                 <w:sz w:val="21"/>
@@ -14745,6 +16142,7 @@
               </w:rPr>
               <w:t>KnowledgeChunkModel</w:t>
             </w:r>
+            <w:proofErr w:type="spellEnd"/>
           </w:p>
         </w:tc>
         <w:tc>
@@ -14775,12 +16173,6 @@
         </w:tc>
       </w:tr>
       <w:tr>
-        <w:tblPrEx>
-          <w:tblCellMar>
-            <w:top w:w="0" w:type="dxa"/>
-            <w:bottom w:w="0" w:type="dxa"/>
-          </w:tblCellMar>
-        </w:tblPrEx>
         <w:trPr>
           <w:cantSplit/>
         </w:trPr>
@@ -14827,6 +16219,7 @@
             </w:tcMar>
           </w:tcPr>
           <w:p>
+            <w:proofErr w:type="spellStart"/>
             <w:r>
               <w:rPr>
                 <w:sz w:val="21"/>
@@ -14834,6 +16227,7 @@
               </w:rPr>
               <w:t>resource_documents</w:t>
             </w:r>
+            <w:proofErr w:type="spellEnd"/>
           </w:p>
         </w:tc>
         <w:tc>
@@ -14853,6 +16247,7 @@
             </w:tcMar>
           </w:tcPr>
           <w:p>
+            <w:proofErr w:type="spellStart"/>
             <w:r>
               <w:rPr>
                 <w:sz w:val="21"/>
@@ -14860,6 +16255,7 @@
               </w:rPr>
               <w:t>ResourceDocumentModel</w:t>
             </w:r>
+            <w:proofErr w:type="spellEnd"/>
           </w:p>
         </w:tc>
         <w:tc>
@@ -14897,12 +16293,6 @@
         </w:tc>
       </w:tr>
       <w:tr>
-        <w:tblPrEx>
-          <w:tblCellMar>
-            <w:top w:w="0" w:type="dxa"/>
-            <w:bottom w:w="0" w:type="dxa"/>
-          </w:tblCellMar>
-        </w:tblPrEx>
         <w:trPr>
           <w:cantSplit/>
         </w:trPr>
@@ -14949,6 +16339,7 @@
             </w:tcMar>
           </w:tcPr>
           <w:p>
+            <w:proofErr w:type="spellStart"/>
             <w:r>
               <w:rPr>
                 <w:sz w:val="21"/>
@@ -14956,6 +16347,7 @@
               </w:rPr>
               <w:t>study_records</w:t>
             </w:r>
+            <w:proofErr w:type="spellEnd"/>
           </w:p>
         </w:tc>
         <w:tc>
@@ -14975,6 +16367,7 @@
             </w:tcMar>
           </w:tcPr>
           <w:p>
+            <w:proofErr w:type="spellStart"/>
             <w:r>
               <w:rPr>
                 <w:sz w:val="21"/>
@@ -14982,6 +16375,7 @@
               </w:rPr>
               <w:t>StudyRecordModel</w:t>
             </w:r>
+            <w:proofErr w:type="spellEnd"/>
           </w:p>
         </w:tc>
         <w:tc>
@@ -15012,12 +16406,6 @@
         </w:tc>
       </w:tr>
       <w:tr>
-        <w:tblPrEx>
-          <w:tblCellMar>
-            <w:top w:w="0" w:type="dxa"/>
-            <w:bottom w:w="0" w:type="dxa"/>
-          </w:tblCellMar>
-        </w:tblPrEx>
         <w:trPr>
           <w:cantSplit/>
         </w:trPr>
@@ -15064,6 +16452,7 @@
             </w:tcMar>
           </w:tcPr>
           <w:p>
+            <w:proofErr w:type="spellStart"/>
             <w:r>
               <w:rPr>
                 <w:sz w:val="21"/>
@@ -15071,6 +16460,7 @@
               </w:rPr>
               <w:t>wrong_books</w:t>
             </w:r>
+            <w:proofErr w:type="spellEnd"/>
           </w:p>
         </w:tc>
         <w:tc>
@@ -15090,6 +16480,7 @@
             </w:tcMar>
           </w:tcPr>
           <w:p>
+            <w:proofErr w:type="spellStart"/>
             <w:r>
               <w:rPr>
                 <w:sz w:val="21"/>
@@ -15097,6 +16488,7 @@
               </w:rPr>
               <w:t>WrongBookModel</w:t>
             </w:r>
+            <w:proofErr w:type="spellEnd"/>
           </w:p>
         </w:tc>
         <w:tc>
@@ -15141,12 +16533,6 @@
         </w:tc>
       </w:tr>
       <w:tr>
-        <w:tblPrEx>
-          <w:tblCellMar>
-            <w:top w:w="0" w:type="dxa"/>
-            <w:bottom w:w="0" w:type="dxa"/>
-          </w:tblCellMar>
-        </w:tblPrEx>
         <w:trPr>
           <w:cantSplit/>
         </w:trPr>
@@ -15219,6 +16605,7 @@
             </w:tcMar>
           </w:tcPr>
           <w:p>
+            <w:proofErr w:type="spellStart"/>
             <w:r>
               <w:rPr>
                 <w:sz w:val="21"/>
@@ -15226,6 +16613,7 @@
               </w:rPr>
               <w:t>FavoriteModel</w:t>
             </w:r>
+            <w:proofErr w:type="spellEnd"/>
           </w:p>
         </w:tc>
         <w:tc>
@@ -15270,12 +16658,6 @@
         </w:tc>
       </w:tr>
       <w:tr>
-        <w:tblPrEx>
-          <w:tblCellMar>
-            <w:top w:w="0" w:type="dxa"/>
-            <w:bottom w:w="0" w:type="dxa"/>
-          </w:tblCellMar>
-        </w:tblPrEx>
         <w:trPr>
           <w:cantSplit/>
         </w:trPr>
@@ -15322,6 +16704,7 @@
             </w:tcMar>
           </w:tcPr>
           <w:p>
+            <w:proofErr w:type="spellStart"/>
             <w:r>
               <w:rPr>
                 <w:sz w:val="21"/>
@@ -15329,6 +16712,7 @@
               </w:rPr>
               <w:t>review_tasks</w:t>
             </w:r>
+            <w:proofErr w:type="spellEnd"/>
           </w:p>
         </w:tc>
         <w:tc>
@@ -15348,6 +16732,7 @@
             </w:tcMar>
           </w:tcPr>
           <w:p>
+            <w:proofErr w:type="spellStart"/>
             <w:r>
               <w:rPr>
                 <w:sz w:val="21"/>
@@ -15355,6 +16740,7 @@
               </w:rPr>
               <w:t>ReviewTaskModel</w:t>
             </w:r>
+            <w:proofErr w:type="spellEnd"/>
           </w:p>
         </w:tc>
         <w:tc>
@@ -15399,12 +16785,6 @@
         </w:tc>
       </w:tr>
       <w:tr>
-        <w:tblPrEx>
-          <w:tblCellMar>
-            <w:top w:w="0" w:type="dxa"/>
-            <w:bottom w:w="0" w:type="dxa"/>
-          </w:tblCellMar>
-        </w:tblPrEx>
         <w:trPr>
           <w:cantSplit/>
         </w:trPr>
@@ -15477,6 +16857,7 @@
             </w:tcMar>
           </w:tcPr>
           <w:p>
+            <w:proofErr w:type="spellStart"/>
             <w:r>
               <w:rPr>
                 <w:sz w:val="21"/>
@@ -15484,6 +16865,7 @@
               </w:rPr>
               <w:t>PaperModel</w:t>
             </w:r>
+            <w:proofErr w:type="spellEnd"/>
           </w:p>
         </w:tc>
         <w:tc>
@@ -15542,12 +16924,6 @@
         </w:tc>
       </w:tr>
       <w:tr>
-        <w:tblPrEx>
-          <w:tblCellMar>
-            <w:top w:w="0" w:type="dxa"/>
-            <w:bottom w:w="0" w:type="dxa"/>
-          </w:tblCellMar>
-        </w:tblPrEx>
         <w:trPr>
           <w:cantSplit/>
         </w:trPr>
@@ -15594,6 +16970,7 @@
             </w:tcMar>
           </w:tcPr>
           <w:p>
+            <w:proofErr w:type="spellStart"/>
             <w:r>
               <w:rPr>
                 <w:sz w:val="21"/>
@@ -15601,6 +16978,7 @@
               </w:rPr>
               <w:t>chat_histories</w:t>
             </w:r>
+            <w:proofErr w:type="spellEnd"/>
           </w:p>
         </w:tc>
         <w:tc>
@@ -15620,6 +16998,7 @@
             </w:tcMar>
           </w:tcPr>
           <w:p>
+            <w:proofErr w:type="spellStart"/>
             <w:r>
               <w:rPr>
                 <w:sz w:val="21"/>
@@ -15627,6 +17006,7 @@
               </w:rPr>
               <w:t>ChatHistoryModel</w:t>
             </w:r>
+            <w:proofErr w:type="spellEnd"/>
           </w:p>
         </w:tc>
         <w:tc>
@@ -15664,12 +17044,6 @@
         </w:tc>
       </w:tr>
       <w:tr>
-        <w:tblPrEx>
-          <w:tblCellMar>
-            <w:top w:w="0" w:type="dxa"/>
-            <w:bottom w:w="0" w:type="dxa"/>
-          </w:tblCellMar>
-        </w:tblPrEx>
         <w:trPr>
           <w:cantSplit/>
         </w:trPr>
@@ -15716,6 +17090,7 @@
             </w:tcMar>
           </w:tcPr>
           <w:p>
+            <w:proofErr w:type="spellStart"/>
             <w:r>
               <w:rPr>
                 <w:sz w:val="21"/>
@@ -15723,6 +17098,7 @@
               </w:rPr>
               <w:t>agent_logs</w:t>
             </w:r>
+            <w:proofErr w:type="spellEnd"/>
           </w:p>
         </w:tc>
         <w:tc>
@@ -15742,6 +17118,7 @@
             </w:tcMar>
           </w:tcPr>
           <w:p>
+            <w:proofErr w:type="spellStart"/>
             <w:r>
               <w:rPr>
                 <w:sz w:val="21"/>
@@ -15749,6 +17126,7 @@
               </w:rPr>
               <w:t>AgentLogModel</w:t>
             </w:r>
+            <w:proofErr w:type="spellEnd"/>
           </w:p>
         </w:tc>
         <w:tc>
@@ -15836,8 +17214,13 @@
       <w:r>
         <w:t>、</w:t>
       </w:r>
-      <w:r>
-        <w:t>chapter_id(FK)</w:t>
+      <w:proofErr w:type="spellStart"/>
+      <w:r>
+        <w:t>chapter_id</w:t>
+      </w:r>
+      <w:proofErr w:type="spellEnd"/>
+      <w:r>
+        <w:t>(FK)</w:t>
       </w:r>
       <w:r>
         <w:t>、</w:t>
@@ -15941,8 +17324,13 @@
       <w:r>
         <w:t>、</w:t>
       </w:r>
-      <w:r>
-        <w:t>open_id(UNIQUE)</w:t>
+      <w:proofErr w:type="spellStart"/>
+      <w:r>
+        <w:t>open_id</w:t>
+      </w:r>
+      <w:proofErr w:type="spellEnd"/>
+      <w:r>
+        <w:t>(UNIQUE)</w:t>
       </w:r>
       <w:r>
         <w:t>、</w:t>
@@ -15959,21 +17347,27 @@
       <w:r>
         <w:t>、</w:t>
       </w:r>
+      <w:proofErr w:type="spellStart"/>
       <w:r>
         <w:t>password_hash</w:t>
       </w:r>
+      <w:proofErr w:type="spellEnd"/>
       <w:r>
         <w:t>、</w:t>
       </w:r>
+      <w:proofErr w:type="spellStart"/>
       <w:r>
         <w:t>target_score</w:t>
       </w:r>
+      <w:proofErr w:type="spellEnd"/>
       <w:r>
         <w:t>、</w:t>
       </w:r>
+      <w:proofErr w:type="spellStart"/>
       <w:r>
         <w:t>exam_date</w:t>
       </w:r>
+      <w:proofErr w:type="spellEnd"/>
       <w:r>
         <w:t>、</w:t>
       </w:r>
@@ -16010,8 +17404,13 @@
       <w:r>
         <w:t>）</w:t>
       </w:r>
-      <w:r>
-        <w:t xml:space="preserve">wrong_books </w:t>
+      <w:proofErr w:type="spellStart"/>
+      <w:r>
+        <w:t>wrong_books</w:t>
+      </w:r>
+      <w:proofErr w:type="spellEnd"/>
+      <w:r>
+        <w:t xml:space="preserve"> </w:t>
       </w:r>
       <w:r>
         <w:t>表：</w:t>
@@ -16022,27 +17421,44 @@
       <w:r>
         <w:t>、</w:t>
       </w:r>
-      <w:r>
-        <w:t>user_id(FK)</w:t>
+      <w:proofErr w:type="spellStart"/>
+      <w:r>
+        <w:t>user_id</w:t>
+      </w:r>
+      <w:proofErr w:type="spellEnd"/>
+      <w:r>
+        <w:t>(FK)</w:t>
       </w:r>
       <w:r>
         <w:t>、</w:t>
       </w:r>
-      <w:r>
-        <w:t>question_id(FK)</w:t>
+      <w:proofErr w:type="spellStart"/>
+      <w:r>
+        <w:t>question_id</w:t>
+      </w:r>
+      <w:proofErr w:type="spellEnd"/>
+      <w:r>
+        <w:t>(FK)</w:t>
       </w:r>
       <w:r>
         <w:t>、</w:t>
       </w:r>
-      <w:r>
-        <w:t>wrong_answer(JSON)</w:t>
+      <w:proofErr w:type="spellStart"/>
+      <w:r>
+        <w:t>wrong_answer</w:t>
+      </w:r>
+      <w:proofErr w:type="spellEnd"/>
+      <w:r>
+        <w:t>(JSON)</w:t>
       </w:r>
       <w:r>
         <w:t>、</w:t>
       </w:r>
+      <w:proofErr w:type="spellStart"/>
       <w:r>
         <w:t>wrong_count</w:t>
       </w:r>
+      <w:proofErr w:type="spellEnd"/>
       <w:r>
         <w:t>、</w:t>
       </w:r>
@@ -16058,14 +17474,32 @@
       <w:r>
         <w:t>、</w:t>
       </w:r>
+      <w:proofErr w:type="spellStart"/>
       <w:r>
         <w:t>last_wrong_at</w:t>
       </w:r>
+      <w:proofErr w:type="spellEnd"/>
       <w:r>
         <w:t>。</w:t>
       </w:r>
       <w:r>
-        <w:t xml:space="preserve">(user_id, question_id) </w:t>
+        <w:t>(</w:t>
+      </w:r>
+      <w:proofErr w:type="spellStart"/>
+      <w:r>
+        <w:t>user_id</w:t>
+      </w:r>
+      <w:proofErr w:type="spellEnd"/>
+      <w:r>
+        <w:t xml:space="preserve">, </w:t>
+      </w:r>
+      <w:proofErr w:type="spellStart"/>
+      <w:r>
+        <w:t>question_id</w:t>
+      </w:r>
+      <w:proofErr w:type="spellEnd"/>
+      <w:r>
+        <w:t xml:space="preserve">) </w:t>
       </w:r>
       <w:r>
         <w:t>唯一索引。</w:t>
@@ -16097,14 +17531,24 @@
       <w:r>
         <w:t>、</w:t>
       </w:r>
-      <w:r>
-        <w:t>user_id(FK)</w:t>
+      <w:proofErr w:type="spellStart"/>
+      <w:r>
+        <w:t>user_id</w:t>
+      </w:r>
+      <w:proofErr w:type="spellEnd"/>
+      <w:r>
+        <w:t>(FK)</w:t>
       </w:r>
       <w:r>
         <w:t>、</w:t>
       </w:r>
-      <w:r>
-        <w:t>question_id(FK)</w:t>
+      <w:proofErr w:type="spellStart"/>
+      <w:r>
+        <w:t>question_id</w:t>
+      </w:r>
+      <w:proofErr w:type="spellEnd"/>
+      <w:r>
+        <w:t>(FK)</w:t>
       </w:r>
       <w:r>
         <w:t>、</w:t>
@@ -16116,7 +17560,23 @@
         <w:t>。</w:t>
       </w:r>
       <w:r>
-        <w:t xml:space="preserve">(user_id, question_id) </w:t>
+        <w:t>(</w:t>
+      </w:r>
+      <w:proofErr w:type="spellStart"/>
+      <w:r>
+        <w:t>user_id</w:t>
+      </w:r>
+      <w:proofErr w:type="spellEnd"/>
+      <w:r>
+        <w:t xml:space="preserve">, </w:t>
+      </w:r>
+      <w:proofErr w:type="spellStart"/>
+      <w:r>
+        <w:t>question_id</w:t>
+      </w:r>
+      <w:proofErr w:type="spellEnd"/>
+      <w:r>
+        <w:t xml:space="preserve">) </w:t>
       </w:r>
       <w:r>
         <w:t>唯一索引。</w:t>
@@ -16153,8 +17613,21 @@
       <w:r>
         <w:t>（</w:t>
       </w:r>
-      <w:r>
-        <w:t xml:space="preserve">open_id/union_id/phone </w:t>
+      <w:proofErr w:type="spellStart"/>
+      <w:r>
+        <w:t>open_id</w:t>
+      </w:r>
+      <w:proofErr w:type="spellEnd"/>
+      <w:r>
+        <w:t>/</w:t>
+      </w:r>
+      <w:proofErr w:type="spellStart"/>
+      <w:r>
+        <w:t>union_id</w:t>
+      </w:r>
+      <w:proofErr w:type="spellEnd"/>
+      <w:r>
+        <w:t xml:space="preserve">/phone </w:t>
       </w:r>
       <w:r>
         <w:t>唯一索引）、</w:t>
@@ -16166,25 +17639,59 @@
         <w:t>（</w:t>
       </w:r>
       <w:r>
-        <w:t xml:space="preserve">subject/chapter_id/difficulty/year/status </w:t>
+        <w:t>subject/</w:t>
+      </w:r>
+      <w:proofErr w:type="spellStart"/>
+      <w:r>
+        <w:t>chapter_id</w:t>
+      </w:r>
+      <w:proofErr w:type="spellEnd"/>
+      <w:r>
+        <w:t xml:space="preserve">/difficulty/year/status </w:t>
       </w:r>
       <w:r>
         <w:t>索引）、</w:t>
       </w:r>
+      <w:proofErr w:type="spellStart"/>
       <w:r>
         <w:t>wrong_books</w:t>
       </w:r>
+      <w:proofErr w:type="spellEnd"/>
       <w:r>
         <w:t>（</w:t>
       </w:r>
       <w:r>
-        <w:t xml:space="preserve">(user_id,question_id) </w:t>
+        <w:t>(</w:t>
+      </w:r>
+      <w:proofErr w:type="spellStart"/>
+      <w:r>
+        <w:t>user_id,question_id</w:t>
+      </w:r>
+      <w:proofErr w:type="spellEnd"/>
+      <w:r>
+        <w:t xml:space="preserve">) </w:t>
       </w:r>
       <w:r>
         <w:t>唯一索引</w:t>
       </w:r>
       <w:r>
-        <w:t xml:space="preserve"> + user_id/question_id </w:t>
+        <w:t xml:space="preserve"> + </w:t>
+      </w:r>
+      <w:proofErr w:type="spellStart"/>
+      <w:r>
+        <w:t>user_id</w:t>
+      </w:r>
+      <w:proofErr w:type="spellEnd"/>
+      <w:r>
+        <w:t>/</w:t>
+      </w:r>
+      <w:proofErr w:type="spellStart"/>
+      <w:r>
+        <w:t>question_id</w:t>
+      </w:r>
+      <w:proofErr w:type="spellEnd"/>
+      <w:r>
+        <w:t xml:space="preserve"> </w:t>
       </w:r>
       <w:r>
         <w:t>索引）、</w:t>
@@ -16196,79 +17703,177 @@
         <w:t>（</w:t>
       </w:r>
       <w:r>
-        <w:t xml:space="preserve">(user_id,question_id) </w:t>
+        <w:t>(</w:t>
+      </w:r>
+      <w:proofErr w:type="spellStart"/>
+      <w:r>
+        <w:t>user_id,question_id</w:t>
+      </w:r>
+      <w:proofErr w:type="spellEnd"/>
+      <w:r>
+        <w:t xml:space="preserve">) </w:t>
       </w:r>
       <w:r>
         <w:t>唯一索引）、</w:t>
       </w:r>
+      <w:proofErr w:type="spellStart"/>
       <w:r>
         <w:t>study_records</w:t>
       </w:r>
+      <w:proofErr w:type="spellEnd"/>
       <w:r>
         <w:t>（</w:t>
       </w:r>
-      <w:r>
-        <w:t xml:space="preserve">user_id/question_id </w:t>
+      <w:proofErr w:type="spellStart"/>
+      <w:r>
+        <w:t>user_id</w:t>
+      </w:r>
+      <w:proofErr w:type="spellEnd"/>
+      <w:r>
+        <w:t>/</w:t>
+      </w:r>
+      <w:proofErr w:type="spellStart"/>
+      <w:r>
+        <w:t>question_id</w:t>
+      </w:r>
+      <w:proofErr w:type="spellEnd"/>
+      <w:r>
+        <w:t xml:space="preserve"> </w:t>
       </w:r>
       <w:r>
         <w:t>索引）、</w:t>
       </w:r>
+      <w:proofErr w:type="spellStart"/>
       <w:r>
         <w:t>review_tasks</w:t>
       </w:r>
+      <w:proofErr w:type="spellEnd"/>
       <w:r>
         <w:t>（</w:t>
       </w:r>
-      <w:r>
-        <w:t xml:space="preserve">user_id/due_at/status </w:t>
+      <w:proofErr w:type="spellStart"/>
+      <w:r>
+        <w:t>user_id</w:t>
+      </w:r>
+      <w:proofErr w:type="spellEnd"/>
+      <w:r>
+        <w:t>/</w:t>
+      </w:r>
+      <w:proofErr w:type="spellStart"/>
+      <w:r>
+        <w:t>due_at</w:t>
+      </w:r>
+      <w:proofErr w:type="spellEnd"/>
+      <w:r>
+        <w:t xml:space="preserve">/status </w:t>
       </w:r>
       <w:r>
         <w:t>索引）、</w:t>
       </w:r>
+      <w:proofErr w:type="spellStart"/>
       <w:r>
         <w:t>knowledge_chunks</w:t>
       </w:r>
+      <w:proofErr w:type="spellEnd"/>
       <w:r>
         <w:t>（</w:t>
       </w:r>
-      <w:r>
-        <w:t xml:space="preserve">document_id/user_id/vector_id </w:t>
+      <w:proofErr w:type="spellStart"/>
+      <w:r>
+        <w:t>document_id</w:t>
+      </w:r>
+      <w:proofErr w:type="spellEnd"/>
+      <w:r>
+        <w:t>/</w:t>
+      </w:r>
+      <w:proofErr w:type="spellStart"/>
+      <w:r>
+        <w:t>user_id</w:t>
+      </w:r>
+      <w:proofErr w:type="spellEnd"/>
+      <w:r>
+        <w:t>/</w:t>
+      </w:r>
+      <w:proofErr w:type="spellStart"/>
+      <w:r>
+        <w:t>vector_id</w:t>
+      </w:r>
+      <w:proofErr w:type="spellEnd"/>
+      <w:r>
+        <w:t xml:space="preserve"> </w:t>
       </w:r>
       <w:r>
         <w:t>索引）、</w:t>
       </w:r>
+      <w:proofErr w:type="spellStart"/>
       <w:r>
         <w:t>resource_documents</w:t>
       </w:r>
+      <w:proofErr w:type="spellEnd"/>
       <w:r>
         <w:t>（</w:t>
       </w:r>
-      <w:r>
-        <w:t xml:space="preserve">uploader_id/category/parse_status </w:t>
+      <w:proofErr w:type="spellStart"/>
+      <w:r>
+        <w:t>uploader_id</w:t>
+      </w:r>
+      <w:proofErr w:type="spellEnd"/>
+      <w:r>
+        <w:t>/category/</w:t>
+      </w:r>
+      <w:proofErr w:type="spellStart"/>
+      <w:r>
+        <w:t>parse_status</w:t>
+      </w:r>
+      <w:proofErr w:type="spellEnd"/>
+      <w:r>
+        <w:t xml:space="preserve"> </w:t>
       </w:r>
       <w:r>
         <w:t>索引）、</w:t>
       </w:r>
+      <w:proofErr w:type="spellStart"/>
       <w:r>
         <w:t>chat_histories</w:t>
       </w:r>
+      <w:proofErr w:type="spellEnd"/>
       <w:r>
         <w:t>（</w:t>
       </w:r>
-      <w:r>
-        <w:t xml:space="preserve">user_id/session_id/agent </w:t>
+      <w:proofErr w:type="spellStart"/>
+      <w:r>
+        <w:t>user_id</w:t>
+      </w:r>
+      <w:proofErr w:type="spellEnd"/>
+      <w:r>
+        <w:t>/</w:t>
+      </w:r>
+      <w:proofErr w:type="spellStart"/>
+      <w:r>
+        <w:t>session_id</w:t>
+      </w:r>
+      <w:proofErr w:type="spellEnd"/>
+      <w:r>
+        <w:t xml:space="preserve">/agent </w:t>
       </w:r>
       <w:r>
         <w:t>索引）、</w:t>
       </w:r>
+      <w:proofErr w:type="spellStart"/>
       <w:r>
         <w:t>agent_logs</w:t>
       </w:r>
+      <w:proofErr w:type="spellEnd"/>
       <w:r>
         <w:t>（</w:t>
       </w:r>
-      <w:r>
-        <w:t xml:space="preserve">user_id/agent/status </w:t>
+      <w:proofErr w:type="spellStart"/>
+      <w:r>
+        <w:t>user_id</w:t>
+      </w:r>
+      <w:proofErr w:type="spellEnd"/>
+      <w:r>
+        <w:t xml:space="preserve">/agent/status </w:t>
       </w:r>
       <w:r>
         <w:t>索引）。</w:t>
@@ -16315,12 +17920,21 @@
         </w:rPr>
         <w:t>查询场景（</w:t>
       </w:r>
+      <w:proofErr w:type="spellStart"/>
       <w:r>
         <w:rPr>
           <w:b/>
           <w:bCs/>
         </w:rPr>
-        <w:t>wrong_books JOIN questions</w:t>
+        <w:t>wrong_books</w:t>
+      </w:r>
+      <w:proofErr w:type="spellEnd"/>
+      <w:r>
+        <w:rPr>
+          <w:b/>
+          <w:bCs/>
+        </w:rPr>
+        <w:t xml:space="preserve"> JOIN questions</w:t>
       </w:r>
       <w:r>
         <w:rPr>
@@ -16348,7 +17962,39 @@
           <w:b/>
           <w:bCs/>
         </w:rPr>
-        <w:t xml:space="preserve"> (user_id, question_id) </w:t>
+        <w:t xml:space="preserve"> (</w:t>
+      </w:r>
+      <w:proofErr w:type="spellStart"/>
+      <w:r>
+        <w:rPr>
+          <w:b/>
+          <w:bCs/>
+        </w:rPr>
+        <w:t>user_id</w:t>
+      </w:r>
+      <w:proofErr w:type="spellEnd"/>
+      <w:r>
+        <w:rPr>
+          <w:b/>
+          <w:bCs/>
+        </w:rPr>
+        <w:t xml:space="preserve">, </w:t>
+      </w:r>
+      <w:proofErr w:type="spellStart"/>
+      <w:r>
+        <w:rPr>
+          <w:b/>
+          <w:bCs/>
+        </w:rPr>
+        <w:t>question_id</w:t>
+      </w:r>
+      <w:proofErr w:type="spellEnd"/>
+      <w:r>
+        <w:rPr>
+          <w:b/>
+          <w:bCs/>
+        </w:rPr>
+        <w:t xml:space="preserve">) </w:t>
       </w:r>
       <w:r>
         <w:rPr>
@@ -16362,7 +18008,23 @@
           <w:b/>
           <w:bCs/>
         </w:rPr>
-        <w:t xml:space="preserve"> question_id </w:t>
+        <w:t xml:space="preserve"> </w:t>
+      </w:r>
+      <w:proofErr w:type="spellStart"/>
+      <w:r>
+        <w:rPr>
+          <w:b/>
+          <w:bCs/>
+        </w:rPr>
+        <w:t>question_id</w:t>
+      </w:r>
+      <w:proofErr w:type="spellEnd"/>
+      <w:r>
+        <w:rPr>
+          <w:b/>
+          <w:bCs/>
+        </w:rPr>
+        <w:t xml:space="preserve"> </w:t>
       </w:r>
       <w:r>
         <w:rPr>
@@ -16450,7 +18112,15 @@
         <w:t>注册，共享</w:t>
       </w:r>
       <w:r>
-        <w:t xml:space="preserve"> Sequelize Model </w:t>
+        <w:t xml:space="preserve"> </w:t>
+      </w:r>
+      <w:proofErr w:type="spellStart"/>
+      <w:r>
+        <w:t>Sequelize</w:t>
+      </w:r>
+      <w:proofErr w:type="spellEnd"/>
+      <w:r>
+        <w:t xml:space="preserve"> Model </w:t>
       </w:r>
       <w:r>
         <w:t>实例。</w:t>
@@ -16476,8 +18146,13 @@
       <w:r>
         <w:t>调度：</w:t>
       </w:r>
-      <w:r>
-        <w:t xml:space="preserve">SupervisorAgent.dispatch(name, context) </w:t>
+      <w:proofErr w:type="spellStart"/>
+      <w:r>
+        <w:t>SupervisorAgent.dispatch</w:t>
+      </w:r>
+      <w:proofErr w:type="spellEnd"/>
+      <w:r>
+        <w:t xml:space="preserve">(name, context) </w:t>
       </w:r>
       <w:r>
         <w:t>路由至对应</w:t>
@@ -16503,9 +18178,11 @@
       <w:r>
         <w:t>）服务层调用：</w:t>
       </w:r>
+      <w:proofErr w:type="spellStart"/>
       <w:r>
         <w:t>LLMService</w:t>
       </w:r>
+      <w:proofErr w:type="spellEnd"/>
       <w:r>
         <w:t>（</w:t>
       </w:r>
@@ -16516,19 +18193,34 @@
         <w:t>新增</w:t>
       </w:r>
       <w:r>
-        <w:t xml:space="preserve"> thinking/reasoning_effort </w:t>
+        <w:t xml:space="preserve"> thinking/</w:t>
+      </w:r>
+      <w:proofErr w:type="spellStart"/>
+      <w:r>
+        <w:t>reasoning_effort</w:t>
+      </w:r>
+      <w:proofErr w:type="spellEnd"/>
+      <w:r>
+        <w:t xml:space="preserve"> </w:t>
       </w:r>
       <w:r>
         <w:t>参数）、</w:t>
       </w:r>
+      <w:proofErr w:type="spellStart"/>
       <w:r>
         <w:t>KnowledgeService</w:t>
       </w:r>
+      <w:proofErr w:type="spellEnd"/>
       <w:r>
         <w:t>、</w:t>
       </w:r>
-      <w:r>
-        <w:t xml:space="preserve">DocumentParserService </w:t>
+      <w:proofErr w:type="spellStart"/>
+      <w:r>
+        <w:t>DocumentParserService</w:t>
+      </w:r>
+      <w:proofErr w:type="spellEnd"/>
+      <w:r>
+        <w:t xml:space="preserve"> </w:t>
       </w:r>
       <w:r>
         <w:t>作为共享服务。</w:t>
@@ -16554,8 +18246,13 @@
       <w:r>
         <w:t>子进程调用：</w:t>
       </w:r>
-      <w:r>
-        <w:t xml:space="preserve">child_process.execFile </w:t>
+      <w:proofErr w:type="spellStart"/>
+      <w:r>
+        <w:t>child_process.execFile</w:t>
+      </w:r>
+      <w:proofErr w:type="spellEnd"/>
+      <w:r>
+        <w:t xml:space="preserve"> </w:t>
       </w:r>
       <w:r>
         <w:t>调用</w:t>
@@ -16567,8 +18264,13 @@
         <w:t>（默认</w:t>
       </w:r>
       <w:r>
-        <w:t xml:space="preserve"> mode=llm</w:t>
-      </w:r>
+        <w:t xml:space="preserve"> mode=</w:t>
+      </w:r>
+      <w:proofErr w:type="spellStart"/>
+      <w:r>
+        <w:t>llm</w:t>
+      </w:r>
+      <w:proofErr w:type="spellEnd"/>
       <w:r>
         <w:t>）和</w:t>
       </w:r>
@@ -16612,7 +18314,15 @@
         <w:t>通过</w:t>
       </w:r>
       <w:r>
-        <w:t xml:space="preserve"> urllib </w:t>
+        <w:t xml:space="preserve"> </w:t>
+      </w:r>
+      <w:proofErr w:type="spellStart"/>
+      <w:r>
+        <w:t>urllib</w:t>
+      </w:r>
+      <w:proofErr w:type="spellEnd"/>
+      <w:r>
+        <w:t xml:space="preserve"> </w:t>
       </w:r>
       <w:r>
         <w:t>直接调用</w:t>
@@ -16624,7 +18334,15 @@
         <w:t>，与后端</w:t>
       </w:r>
       <w:r>
-        <w:t xml:space="preserve"> LLMService </w:t>
+        <w:t xml:space="preserve"> </w:t>
+      </w:r>
+      <w:proofErr w:type="spellStart"/>
+      <w:r>
+        <w:t>LLMService</w:t>
+      </w:r>
+      <w:proofErr w:type="spellEnd"/>
+      <w:r>
+        <w:t xml:space="preserve"> </w:t>
       </w:r>
       <w:r>
         <w:t>独立运行。</w:t>
@@ -16662,7 +18380,15 @@
         <w:t>。所有接口以</w:t>
       </w:r>
       <w:r>
-        <w:t xml:space="preserve"> /api </w:t>
+        <w:t xml:space="preserve"> /</w:t>
+      </w:r>
+      <w:proofErr w:type="spellStart"/>
+      <w:r>
+        <w:t>api</w:t>
+      </w:r>
+      <w:proofErr w:type="spellEnd"/>
+      <w:r>
+        <w:t xml:space="preserve"> </w:t>
       </w:r>
       <w:r>
         <w:t>为前缀。</w:t>
@@ -16699,7 +18425,23 @@
           <w:b/>
           <w:bCs/>
         </w:rPr>
-        <w:t>/api/auth</w:t>
+        <w:t>/</w:t>
+      </w:r>
+      <w:proofErr w:type="spellStart"/>
+      <w:r>
+        <w:rPr>
+          <w:b/>
+          <w:bCs/>
+        </w:rPr>
+        <w:t>api</w:t>
+      </w:r>
+      <w:proofErr w:type="spellEnd"/>
+      <w:r>
+        <w:rPr>
+          <w:b/>
+          <w:bCs/>
+        </w:rPr>
+        <w:t>/auth</w:t>
       </w:r>
       <w:r>
         <w:rPr>
@@ -16751,7 +18493,15 @@
         <w:t>登录）、</w:t>
       </w:r>
       <w:r>
-        <w:t>POST /wechat-login</w:t>
+        <w:t>POST /</w:t>
+      </w:r>
+      <w:proofErr w:type="spellStart"/>
+      <w:r>
+        <w:t>wechat</w:t>
+      </w:r>
+      <w:proofErr w:type="spellEnd"/>
+      <w:r>
+        <w:t>-login</w:t>
       </w:r>
       <w:r>
         <w:t>（微信登录）。</w:t>
@@ -16788,7 +18538,23 @@
           <w:b/>
           <w:bCs/>
         </w:rPr>
-        <w:t>/api/questions</w:t>
+        <w:t>/</w:t>
+      </w:r>
+      <w:proofErr w:type="spellStart"/>
+      <w:r>
+        <w:rPr>
+          <w:b/>
+          <w:bCs/>
+        </w:rPr>
+        <w:t>api</w:t>
+      </w:r>
+      <w:proofErr w:type="spellEnd"/>
+      <w:r>
+        <w:rPr>
+          <w:b/>
+          <w:bCs/>
+        </w:rPr>
+        <w:t>/questions</w:t>
       </w:r>
       <w:r>
         <w:rPr>
@@ -16897,7 +18663,23 @@
           <w:b/>
           <w:bCs/>
         </w:rPr>
-        <w:t>/api/ai</w:t>
+        <w:t>/</w:t>
+      </w:r>
+      <w:proofErr w:type="spellStart"/>
+      <w:r>
+        <w:rPr>
+          <w:b/>
+          <w:bCs/>
+        </w:rPr>
+        <w:t>api</w:t>
+      </w:r>
+      <w:proofErr w:type="spellEnd"/>
+      <w:r>
+        <w:rPr>
+          <w:b/>
+          <w:bCs/>
+        </w:rPr>
+        <w:t>/ai</w:t>
       </w:r>
       <w:r>
         <w:rPr>
@@ -16961,7 +18743,15 @@
         <w:t>报告），请求体</w:t>
       </w:r>
       <w:r>
-        <w:t xml:space="preserve"> { sessionId?, payload: {} }</w:t>
+        <w:t xml:space="preserve"> { </w:t>
+      </w:r>
+      <w:proofErr w:type="spellStart"/>
+      <w:r>
+        <w:t>sessionId</w:t>
+      </w:r>
+      <w:proofErr w:type="spellEnd"/>
+      <w:r>
+        <w:t>?, payload: {} }</w:t>
       </w:r>
       <w:r>
         <w:t>。</w:t>
@@ -16998,7 +18788,23 @@
           <w:b/>
           <w:bCs/>
         </w:rPr>
-        <w:t>/api/resources</w:t>
+        <w:t>/</w:t>
+      </w:r>
+      <w:proofErr w:type="spellStart"/>
+      <w:r>
+        <w:rPr>
+          <w:b/>
+          <w:bCs/>
+        </w:rPr>
+        <w:t>api</w:t>
+      </w:r>
+      <w:proofErr w:type="spellEnd"/>
+      <w:r>
+        <w:rPr>
+          <w:b/>
+          <w:bCs/>
+        </w:rPr>
+        <w:t>/resources</w:t>
       </w:r>
       <w:r>
         <w:rPr>
@@ -17093,7 +18899,23 @@
           <w:b/>
           <w:bCs/>
         </w:rPr>
-        <w:t>/api/admin</w:t>
+        <w:t>/</w:t>
+      </w:r>
+      <w:proofErr w:type="spellStart"/>
+      <w:r>
+        <w:rPr>
+          <w:b/>
+          <w:bCs/>
+        </w:rPr>
+        <w:t>api</w:t>
+      </w:r>
+      <w:proofErr w:type="spellEnd"/>
+      <w:r>
+        <w:rPr>
+          <w:b/>
+          <w:bCs/>
+        </w:rPr>
+        <w:t>/admin</w:t>
       </w:r>
       <w:r>
         <w:rPr>
@@ -17141,12 +18963,6 @@
         <w:gridCol w:w="5000"/>
       </w:tblGrid>
       <w:tr>
-        <w:tblPrEx>
-          <w:tblCellMar>
-            <w:top w:w="0" w:type="dxa"/>
-            <w:bottom w:w="0" w:type="dxa"/>
-          </w:tblCellMar>
-        </w:tblPrEx>
         <w:trPr>
           <w:cantSplit/>
         </w:trPr>
@@ -17289,12 +19105,6 @@
         </w:tc>
       </w:tr>
       <w:tr>
-        <w:tblPrEx>
-          <w:tblCellMar>
-            <w:top w:w="0" w:type="dxa"/>
-            <w:bottom w:w="0" w:type="dxa"/>
-          </w:tblCellMar>
-        </w:tblPrEx>
         <w:trPr>
           <w:cantSplit/>
         </w:trPr>
@@ -17346,7 +19156,23 @@
                 <w:sz w:val="21"/>
                 <w:szCs w:val="21"/>
               </w:rPr>
-              <w:t>/api/admin/questions</w:t>
+              <w:t>/</w:t>
+            </w:r>
+            <w:proofErr w:type="spellStart"/>
+            <w:r>
+              <w:rPr>
+                <w:sz w:val="21"/>
+                <w:szCs w:val="21"/>
+              </w:rPr>
+              <w:t>api</w:t>
+            </w:r>
+            <w:proofErr w:type="spellEnd"/>
+            <w:r>
+              <w:rPr>
+                <w:sz w:val="21"/>
+                <w:szCs w:val="21"/>
+              </w:rPr>
+              <w:t>/admin/questions</w:t>
             </w:r>
           </w:p>
         </w:tc>
@@ -17418,12 +19244,6 @@
         </w:tc>
       </w:tr>
       <w:tr>
-        <w:tblPrEx>
-          <w:tblCellMar>
-            <w:top w:w="0" w:type="dxa"/>
-            <w:bottom w:w="0" w:type="dxa"/>
-          </w:tblCellMar>
-        </w:tblPrEx>
         <w:trPr>
           <w:cantSplit/>
         </w:trPr>
@@ -17475,7 +19295,23 @@
                 <w:sz w:val="21"/>
                 <w:szCs w:val="21"/>
               </w:rPr>
-              <w:t>/api/admin/questions/stats</w:t>
+              <w:t>/</w:t>
+            </w:r>
+            <w:proofErr w:type="spellStart"/>
+            <w:r>
+              <w:rPr>
+                <w:sz w:val="21"/>
+                <w:szCs w:val="21"/>
+              </w:rPr>
+              <w:t>api</w:t>
+            </w:r>
+            <w:proofErr w:type="spellEnd"/>
+            <w:r>
+              <w:rPr>
+                <w:sz w:val="21"/>
+                <w:szCs w:val="21"/>
+              </w:rPr>
+              <w:t>/admin/questions/stats</w:t>
             </w:r>
           </w:p>
         </w:tc>
@@ -17533,12 +19369,6 @@
         </w:tc>
       </w:tr>
       <w:tr>
-        <w:tblPrEx>
-          <w:tblCellMar>
-            <w:top w:w="0" w:type="dxa"/>
-            <w:bottom w:w="0" w:type="dxa"/>
-          </w:tblCellMar>
-        </w:tblPrEx>
         <w:trPr>
           <w:cantSplit/>
         </w:trPr>
@@ -17590,7 +19420,23 @@
                 <w:sz w:val="21"/>
                 <w:szCs w:val="21"/>
               </w:rPr>
-              <w:t>/api/admin/questions</w:t>
+              <w:t>/</w:t>
+            </w:r>
+            <w:proofErr w:type="spellStart"/>
+            <w:r>
+              <w:rPr>
+                <w:sz w:val="21"/>
+                <w:szCs w:val="21"/>
+              </w:rPr>
+              <w:t>api</w:t>
+            </w:r>
+            <w:proofErr w:type="spellEnd"/>
+            <w:r>
+              <w:rPr>
+                <w:sz w:val="21"/>
+                <w:szCs w:val="21"/>
+              </w:rPr>
+              <w:t>/admin/questions</w:t>
             </w:r>
           </w:p>
         </w:tc>
@@ -17648,12 +19494,6 @@
         </w:tc>
       </w:tr>
       <w:tr>
-        <w:tblPrEx>
-          <w:tblCellMar>
-            <w:top w:w="0" w:type="dxa"/>
-            <w:bottom w:w="0" w:type="dxa"/>
-          </w:tblCellMar>
-        </w:tblPrEx>
         <w:trPr>
           <w:cantSplit/>
         </w:trPr>
@@ -17705,7 +19545,23 @@
                 <w:sz w:val="21"/>
                 <w:szCs w:val="21"/>
               </w:rPr>
-              <w:t>/api/admin/questions/:id</w:t>
+              <w:t>/</w:t>
+            </w:r>
+            <w:proofErr w:type="spellStart"/>
+            <w:r>
+              <w:rPr>
+                <w:sz w:val="21"/>
+                <w:szCs w:val="21"/>
+              </w:rPr>
+              <w:t>api</w:t>
+            </w:r>
+            <w:proofErr w:type="spellEnd"/>
+            <w:r>
+              <w:rPr>
+                <w:sz w:val="21"/>
+                <w:szCs w:val="21"/>
+              </w:rPr>
+              <w:t>/admin/questions/:id</w:t>
             </w:r>
           </w:p>
         </w:tc>
@@ -17763,12 +19619,6 @@
         </w:tc>
       </w:tr>
       <w:tr>
-        <w:tblPrEx>
-          <w:tblCellMar>
-            <w:top w:w="0" w:type="dxa"/>
-            <w:bottom w:w="0" w:type="dxa"/>
-          </w:tblCellMar>
-        </w:tblPrEx>
         <w:trPr>
           <w:cantSplit/>
         </w:trPr>
@@ -17820,7 +19670,23 @@
                 <w:sz w:val="21"/>
                 <w:szCs w:val="21"/>
               </w:rPr>
-              <w:t>/api/admin/questions/:id</w:t>
+              <w:t>/</w:t>
+            </w:r>
+            <w:proofErr w:type="spellStart"/>
+            <w:r>
+              <w:rPr>
+                <w:sz w:val="21"/>
+                <w:szCs w:val="21"/>
+              </w:rPr>
+              <w:t>api</w:t>
+            </w:r>
+            <w:proofErr w:type="spellEnd"/>
+            <w:r>
+              <w:rPr>
+                <w:sz w:val="21"/>
+                <w:szCs w:val="21"/>
+              </w:rPr>
+              <w:t>/admin/questions/:id</w:t>
             </w:r>
           </w:p>
         </w:tc>
@@ -17878,12 +19744,6 @@
         </w:tc>
       </w:tr>
       <w:tr>
-        <w:tblPrEx>
-          <w:tblCellMar>
-            <w:top w:w="0" w:type="dxa"/>
-            <w:bottom w:w="0" w:type="dxa"/>
-          </w:tblCellMar>
-        </w:tblPrEx>
         <w:trPr>
           <w:cantSplit/>
         </w:trPr>
@@ -17935,7 +19795,23 @@
                 <w:sz w:val="21"/>
                 <w:szCs w:val="21"/>
               </w:rPr>
-              <w:t>/api/admin/questions/import</w:t>
+              <w:t>/</w:t>
+            </w:r>
+            <w:proofErr w:type="spellStart"/>
+            <w:r>
+              <w:rPr>
+                <w:sz w:val="21"/>
+                <w:szCs w:val="21"/>
+              </w:rPr>
+              <w:t>api</w:t>
+            </w:r>
+            <w:proofErr w:type="spellEnd"/>
+            <w:r>
+              <w:rPr>
+                <w:sz w:val="21"/>
+                <w:szCs w:val="21"/>
+              </w:rPr>
+              <w:t>/admin/questions/import</w:t>
             </w:r>
           </w:p>
         </w:tc>
@@ -18000,12 +19876,6 @@
         </w:tc>
       </w:tr>
       <w:tr>
-        <w:tblPrEx>
-          <w:tblCellMar>
-            <w:top w:w="0" w:type="dxa"/>
-            <w:bottom w:w="0" w:type="dxa"/>
-          </w:tblCellMar>
-        </w:tblPrEx>
         <w:trPr>
           <w:cantSplit/>
         </w:trPr>
@@ -18057,7 +19927,23 @@
                 <w:sz w:val="21"/>
                 <w:szCs w:val="21"/>
               </w:rPr>
-              <w:t>/api/admin/questions/import-pdf</w:t>
+              <w:t>/</w:t>
+            </w:r>
+            <w:proofErr w:type="spellStart"/>
+            <w:r>
+              <w:rPr>
+                <w:sz w:val="21"/>
+                <w:szCs w:val="21"/>
+              </w:rPr>
+              <w:t>api</w:t>
+            </w:r>
+            <w:proofErr w:type="spellEnd"/>
+            <w:r>
+              <w:rPr>
+                <w:sz w:val="21"/>
+                <w:szCs w:val="21"/>
+              </w:rPr>
+              <w:t>/admin/questions/import-pdf</w:t>
             </w:r>
           </w:p>
         </w:tc>
@@ -18122,12 +20008,6 @@
         </w:tc>
       </w:tr>
       <w:tr>
-        <w:tblPrEx>
-          <w:tblCellMar>
-            <w:top w:w="0" w:type="dxa"/>
-            <w:bottom w:w="0" w:type="dxa"/>
-          </w:tblCellMar>
-        </w:tblPrEx>
         <w:trPr>
           <w:cantSplit/>
         </w:trPr>
@@ -18179,7 +20059,23 @@
                 <w:sz w:val="21"/>
                 <w:szCs w:val="21"/>
               </w:rPr>
-              <w:t>/api/admin/questions/import-pdf-job</w:t>
+              <w:t>/</w:t>
+            </w:r>
+            <w:proofErr w:type="spellStart"/>
+            <w:r>
+              <w:rPr>
+                <w:sz w:val="21"/>
+                <w:szCs w:val="21"/>
+              </w:rPr>
+              <w:t>api</w:t>
+            </w:r>
+            <w:proofErr w:type="spellEnd"/>
+            <w:r>
+              <w:rPr>
+                <w:sz w:val="21"/>
+                <w:szCs w:val="21"/>
+              </w:rPr>
+              <w:t>/admin/questions/import-pdf-job</w:t>
             </w:r>
           </w:p>
         </w:tc>
@@ -18245,8 +20141,17 @@
                 <w:sz w:val="21"/>
                 <w:szCs w:val="21"/>
               </w:rPr>
-              <w:t xml:space="preserve"> jobId</w:t>
-            </w:r>
+              <w:t xml:space="preserve"> </w:t>
+            </w:r>
+            <w:proofErr w:type="spellStart"/>
+            <w:r>
+              <w:rPr>
+                <w:sz w:val="21"/>
+                <w:szCs w:val="21"/>
+              </w:rPr>
+              <w:t>jobId</w:t>
+            </w:r>
+            <w:proofErr w:type="spellEnd"/>
             <w:r>
               <w:rPr>
                 <w:sz w:val="21"/>
@@ -18258,12 +20163,6 @@
         </w:tc>
       </w:tr>
       <w:tr>
-        <w:tblPrEx>
-          <w:tblCellMar>
-            <w:top w:w="0" w:type="dxa"/>
-            <w:bottom w:w="0" w:type="dxa"/>
-          </w:tblCellMar>
-        </w:tblPrEx>
         <w:trPr>
           <w:cantSplit/>
         </w:trPr>
@@ -18315,7 +20214,23 @@
                 <w:sz w:val="21"/>
                 <w:szCs w:val="21"/>
               </w:rPr>
-              <w:t>/api/admin/questions/import-jobs/:id</w:t>
+              <w:t>/</w:t>
+            </w:r>
+            <w:proofErr w:type="spellStart"/>
+            <w:r>
+              <w:rPr>
+                <w:sz w:val="21"/>
+                <w:szCs w:val="21"/>
+              </w:rPr>
+              <w:t>api</w:t>
+            </w:r>
+            <w:proofErr w:type="spellEnd"/>
+            <w:r>
+              <w:rPr>
+                <w:sz w:val="21"/>
+                <w:szCs w:val="21"/>
+              </w:rPr>
+              <w:t>/admin/questions/import-jobs/:id</w:t>
             </w:r>
           </w:p>
         </w:tc>
@@ -18373,12 +20288,6 @@
         </w:tc>
       </w:tr>
       <w:tr>
-        <w:tblPrEx>
-          <w:tblCellMar>
-            <w:top w:w="0" w:type="dxa"/>
-            <w:bottom w:w="0" w:type="dxa"/>
-          </w:tblCellMar>
-        </w:tblPrEx>
         <w:trPr>
           <w:cantSplit/>
         </w:trPr>
@@ -18430,7 +20339,23 @@
                 <w:sz w:val="21"/>
                 <w:szCs w:val="21"/>
               </w:rPr>
-              <w:t>/api/admin/questions/import-2025</w:t>
+              <w:t>/</w:t>
+            </w:r>
+            <w:proofErr w:type="spellStart"/>
+            <w:r>
+              <w:rPr>
+                <w:sz w:val="21"/>
+                <w:szCs w:val="21"/>
+              </w:rPr>
+              <w:t>api</w:t>
+            </w:r>
+            <w:proofErr w:type="spellEnd"/>
+            <w:r>
+              <w:rPr>
+                <w:sz w:val="21"/>
+                <w:szCs w:val="21"/>
+              </w:rPr>
+              <w:t>/admin/questions/import-2025</w:t>
             </w:r>
           </w:p>
         </w:tc>
@@ -18533,7 +20458,23 @@
           <w:b/>
           <w:bCs/>
         </w:rPr>
-        <w:t>/api/study</w:t>
+        <w:t>/</w:t>
+      </w:r>
+      <w:proofErr w:type="spellStart"/>
+      <w:r>
+        <w:rPr>
+          <w:b/>
+          <w:bCs/>
+        </w:rPr>
+        <w:t>api</w:t>
+      </w:r>
+      <w:proofErr w:type="spellEnd"/>
+      <w:r>
+        <w:rPr>
+          <w:b/>
+          <w:bCs/>
+        </w:rPr>
+        <w:t>/study</w:t>
       </w:r>
       <w:r>
         <w:rPr>
@@ -18575,7 +20516,71 @@
         <w:t>增强）：返回</w:t>
       </w:r>
       <w:r>
-        <w:t xml:space="preserve"> { user, recentRecords, studyStats: { wrongBookCount, favoriteCount, totalAnswered, correctAnswered, accuracy, weakSubjects: [{subject, label, count}], favoriteSubjects: [{subject, label, count}], report } }</w:t>
+        <w:t xml:space="preserve"> { user, </w:t>
+      </w:r>
+      <w:proofErr w:type="spellStart"/>
+      <w:r>
+        <w:t>recentRecords</w:t>
+      </w:r>
+      <w:proofErr w:type="spellEnd"/>
+      <w:r>
+        <w:t xml:space="preserve">, </w:t>
+      </w:r>
+      <w:proofErr w:type="spellStart"/>
+      <w:r>
+        <w:t>studyStats</w:t>
+      </w:r>
+      <w:proofErr w:type="spellEnd"/>
+      <w:r>
+        <w:t xml:space="preserve">: { </w:t>
+      </w:r>
+      <w:proofErr w:type="spellStart"/>
+      <w:r>
+        <w:t>wrongBookCount</w:t>
+      </w:r>
+      <w:proofErr w:type="spellEnd"/>
+      <w:r>
+        <w:t xml:space="preserve">, </w:t>
+      </w:r>
+      <w:proofErr w:type="spellStart"/>
+      <w:r>
+        <w:t>favoriteCount</w:t>
+      </w:r>
+      <w:proofErr w:type="spellEnd"/>
+      <w:r>
+        <w:t xml:space="preserve">, </w:t>
+      </w:r>
+      <w:proofErr w:type="spellStart"/>
+      <w:r>
+        <w:t>totalAnswered</w:t>
+      </w:r>
+      <w:proofErr w:type="spellEnd"/>
+      <w:r>
+        <w:t xml:space="preserve">, </w:t>
+      </w:r>
+      <w:proofErr w:type="spellStart"/>
+      <w:r>
+        <w:t>correctAnswered</w:t>
+      </w:r>
+      <w:proofErr w:type="spellEnd"/>
+      <w:r>
+        <w:t xml:space="preserve">, accuracy, </w:t>
+      </w:r>
+      <w:proofErr w:type="spellStart"/>
+      <w:r>
+        <w:t>weakSubjects</w:t>
+      </w:r>
+      <w:proofErr w:type="spellEnd"/>
+      <w:r>
+        <w:t xml:space="preserve">: [{subject, label, count}], </w:t>
+      </w:r>
+      <w:proofErr w:type="spellStart"/>
+      <w:r>
+        <w:t>favoriteSubjects</w:t>
+      </w:r>
+      <w:proofErr w:type="spellEnd"/>
+      <w:r>
+        <w:t>: [{subject, label, count}], report } }</w:t>
       </w:r>
       <w:r>
         <w:t>。</w:t>
@@ -18587,13 +20592,34 @@
         <w:jc w:val="both"/>
       </w:pPr>
       <w:r>
-        <w:t>POST /checkin</w:t>
-      </w:r>
+        <w:t>POST /</w:t>
+      </w:r>
+      <w:proofErr w:type="spellStart"/>
+      <w:r>
+        <w:t>checkin</w:t>
+      </w:r>
+      <w:proofErr w:type="spellEnd"/>
       <w:r>
         <w:t>：每日打卡，返回</w:t>
       </w:r>
       <w:r>
-        <w:t xml:space="preserve"> { user, checkedToday, alreadyCheckedToday }</w:t>
+        <w:t xml:space="preserve"> { user, </w:t>
+      </w:r>
+      <w:proofErr w:type="spellStart"/>
+      <w:r>
+        <w:t>checkedToday</w:t>
+      </w:r>
+      <w:proofErr w:type="spellEnd"/>
+      <w:r>
+        <w:t xml:space="preserve">, </w:t>
+      </w:r>
+      <w:proofErr w:type="spellStart"/>
+      <w:r>
+        <w:t>alreadyCheckedToday</w:t>
+      </w:r>
+      <w:proofErr w:type="spellEnd"/>
+      <w:r>
+        <w:t xml:space="preserve"> }</w:t>
       </w:r>
       <w:r>
         <w:t>。</w:t>
@@ -18625,8 +20651,13 @@
         <w:t>（</w:t>
       </w:r>
       <w:r>
-        <w:t>Content-Type: application/json</w:t>
-      </w:r>
+        <w:t>Content-Type: application/</w:t>
+      </w:r>
+      <w:proofErr w:type="spellStart"/>
+      <w:r>
+        <w:t>json</w:t>
+      </w:r>
+      <w:proofErr w:type="spellEnd"/>
       <w:r>
         <w:t>），文件上传使用</w:t>
       </w:r>
@@ -18683,7 +20714,23 @@
         <w:t>新增异步任务响应格式：</w:t>
       </w:r>
       <w:r>
-        <w:t>{ "code": 0, "data": { id, status: "queued|processing|succeeded|failed", fileName, year, stage, result?, error? } }</w:t>
+        <w:t>{ "code": 0, "data": { id, status: "</w:t>
+      </w:r>
+      <w:proofErr w:type="spellStart"/>
+      <w:r>
+        <w:t>queued|processing|succeeded|failed</w:t>
+      </w:r>
+      <w:proofErr w:type="spellEnd"/>
+      <w:r>
+        <w:t xml:space="preserve">", </w:t>
+      </w:r>
+      <w:proofErr w:type="spellStart"/>
+      <w:r>
+        <w:t>fileName</w:t>
+      </w:r>
+      <w:proofErr w:type="spellEnd"/>
+      <w:r>
+        <w:t>, year, stage, result?, error? } }</w:t>
       </w:r>
       <w:r>
         <w:t>。</w:t>
@@ -18978,8 +21025,13 @@
       <w:r>
         <w:t>）</w:t>
       </w:r>
-      <w:r>
-        <w:t xml:space="preserve">bcrypt </w:t>
+      <w:proofErr w:type="spellStart"/>
+      <w:r>
+        <w:t>bcrypt</w:t>
+      </w:r>
+      <w:proofErr w:type="spellEnd"/>
+      <w:r>
+        <w:t xml:space="preserve"> </w:t>
       </w:r>
       <w:r>
         <w:t>密码哈希（</w:t>
@@ -19027,8 +21079,13 @@
         <w:t>）响应数据脱敏（</w:t>
       </w:r>
       <w:r>
-        <w:t>strip passwordHash</w:t>
-      </w:r>
+        <w:t xml:space="preserve">strip </w:t>
+      </w:r>
+      <w:proofErr w:type="spellStart"/>
+      <w:r>
+        <w:t>passwordHash</w:t>
+      </w:r>
+      <w:proofErr w:type="spellEnd"/>
       <w:r>
         <w:t>）。（</w:t>
       </w:r>
@@ -19089,7 +21146,15 @@
         <w:t>能力只需实现</w:t>
       </w:r>
       <w:r>
-        <w:t xml:space="preserve"> StudyAgent </w:t>
+        <w:t xml:space="preserve"> </w:t>
+      </w:r>
+      <w:proofErr w:type="spellStart"/>
+      <w:r>
+        <w:t>StudyAgent</w:t>
+      </w:r>
+      <w:proofErr w:type="spellEnd"/>
+      <w:r>
+        <w:t xml:space="preserve"> </w:t>
       </w:r>
       <w:r>
         <w:t>接口。（</w:t>
@@ -19118,8 +21183,13 @@
       <w:r>
         <w:t>）</w:t>
       </w:r>
-      <w:r>
-        <w:t xml:space="preserve">Sequelize </w:t>
+      <w:proofErr w:type="spellStart"/>
+      <w:r>
+        <w:t>Sequelize</w:t>
+      </w:r>
+      <w:proofErr w:type="spellEnd"/>
+      <w:r>
+        <w:t xml:space="preserve"> </w:t>
       </w:r>
       <w:r>
         <w:t>同步模式：</w:t>
@@ -19160,8 +21230,13 @@
       <w:r>
         <w:t>双通道容错：</w:t>
       </w:r>
-      <w:r>
-        <w:t xml:space="preserve">urllib → curl.exe → </w:t>
+      <w:proofErr w:type="spellStart"/>
+      <w:r>
+        <w:t>urllib</w:t>
+      </w:r>
+      <w:proofErr w:type="spellEnd"/>
+      <w:r>
+        <w:t xml:space="preserve"> → curl.exe → </w:t>
       </w:r>
       <w:r>
         <w:t>本地</w:t>
@@ -19234,8 +21309,13 @@
       <w:r>
         <w:t>）</w:t>
       </w:r>
-      <w:r>
-        <w:t xml:space="preserve">AgentLog </w:t>
+      <w:proofErr w:type="spellStart"/>
+      <w:r>
+        <w:t>AgentLog</w:t>
+      </w:r>
+      <w:proofErr w:type="spellEnd"/>
+      <w:r>
+        <w:t xml:space="preserve"> </w:t>
       </w:r>
       <w:r>
         <w:t>调用审计。（</w:t>
@@ -19246,9 +21326,11 @@
       <w:r>
         <w:t>）统一错误处理（</w:t>
       </w:r>
+      <w:proofErr w:type="spellStart"/>
       <w:r>
         <w:t>AppError</w:t>
       </w:r>
+      <w:proofErr w:type="spellEnd"/>
       <w:r>
         <w:t>）。（</w:t>
       </w:r>
@@ -19258,9 +21340,11 @@
       <w:r>
         <w:t>）代码组织规范（</w:t>
       </w:r>
+      <w:proofErr w:type="spellStart"/>
       <w:r>
         <w:t>shared→models→services→agents→modules</w:t>
       </w:r>
+      <w:proofErr w:type="spellEnd"/>
       <w:r>
         <w:t>）。（</w:t>
       </w:r>
@@ -19270,8 +21354,13 @@
       <w:r>
         <w:t>）</w:t>
       </w:r>
-      <w:r>
-        <w:t xml:space="preserve">ESLint </w:t>
+      <w:proofErr w:type="spellStart"/>
+      <w:r>
+        <w:t>ESLint</w:t>
+      </w:r>
+      <w:proofErr w:type="spellEnd"/>
+      <w:r>
+        <w:t xml:space="preserve"> </w:t>
       </w:r>
       <w:r>
         <w:t>代码规范。（</w:t>
@@ -19282,8 +21371,13 @@
       <w:r>
         <w:t>）</w:t>
       </w:r>
-      <w:r>
-        <w:t xml:space="preserve">Vitest </w:t>
+      <w:proofErr w:type="spellStart"/>
+      <w:r>
+        <w:t>Vitest</w:t>
+      </w:r>
+      <w:proofErr w:type="spellEnd"/>
+      <w:r>
+        <w:t xml:space="preserve"> </w:t>
       </w:r>
       <w:r>
         <w:t>单元测试。</w:t>
@@ -19401,7 +21495,15 @@
         <w:t>）</w:t>
       </w:r>
       <w:r>
-        <w:t xml:space="preserve">+ UniApp </w:t>
+        <w:t xml:space="preserve">+ </w:t>
+      </w:r>
+      <w:proofErr w:type="spellStart"/>
+      <w:r>
+        <w:t>UniApp</w:t>
+      </w:r>
+      <w:proofErr w:type="spellEnd"/>
+      <w:r>
+        <w:t xml:space="preserve"> </w:t>
       </w:r>
       <w:r>
         <w:t>前端编译</w:t>
@@ -19443,14 +21545,27 @@
         <w:t>支持：</w:t>
       </w:r>
       <w:r>
-        <w:t xml:space="preserve">server/Dockerfile </w:t>
+        <w:t>server/</w:t>
+      </w:r>
+      <w:proofErr w:type="spellStart"/>
+      <w:r>
+        <w:t>Dockerfile</w:t>
+      </w:r>
+      <w:proofErr w:type="spellEnd"/>
+      <w:r>
+        <w:t xml:space="preserve"> </w:t>
       </w:r>
       <w:r>
         <w:t>多阶段构建</w:t>
       </w:r>
       <w:r>
-        <w:t xml:space="preserve"> + docker-compose.yml</w:t>
-      </w:r>
+        <w:t xml:space="preserve"> + docker-</w:t>
+      </w:r>
+      <w:proofErr w:type="spellStart"/>
+      <w:r>
+        <w:t>compose.yml</w:t>
+      </w:r>
+      <w:proofErr w:type="spellEnd"/>
       <w:r>
         <w:t>。</w:t>
       </w:r>
@@ -19489,12 +21604,6 @@
         <w:gridCol w:w="6600"/>
       </w:tblGrid>
       <w:tr>
-        <w:tblPrEx>
-          <w:tblCellMar>
-            <w:top w:w="0" w:type="dxa"/>
-            <w:bottom w:w="0" w:type="dxa"/>
-          </w:tblCellMar>
-        </w:tblPrEx>
         <w:trPr>
           <w:cantSplit/>
         </w:trPr>
@@ -19596,12 +21705,6 @@
         </w:tc>
       </w:tr>
       <w:tr>
-        <w:tblPrEx>
-          <w:tblCellMar>
-            <w:top w:w="0" w:type="dxa"/>
-            <w:bottom w:w="0" w:type="dxa"/>
-          </w:tblCellMar>
-        </w:tblPrEx>
         <w:trPr>
           <w:cantSplit/>
         </w:trPr>
@@ -19692,12 +21795,6 @@
         </w:tc>
       </w:tr>
       <w:tr>
-        <w:tblPrEx>
-          <w:tblCellMar>
-            <w:top w:w="0" w:type="dxa"/>
-            <w:bottom w:w="0" w:type="dxa"/>
-          </w:tblCellMar>
-        </w:tblPrEx>
         <w:trPr>
           <w:cantSplit/>
         </w:trPr>
@@ -19781,12 +21878,6 @@
         </w:tc>
       </w:tr>
       <w:tr>
-        <w:tblPrEx>
-          <w:tblCellMar>
-            <w:top w:w="0" w:type="dxa"/>
-            <w:bottom w:w="0" w:type="dxa"/>
-          </w:tblCellMar>
-        </w:tblPrEx>
         <w:trPr>
           <w:cantSplit/>
         </w:trPr>
@@ -19884,12 +21975,6 @@
         </w:tc>
       </w:tr>
       <w:tr>
-        <w:tblPrEx>
-          <w:tblCellMar>
-            <w:top w:w="0" w:type="dxa"/>
-            <w:bottom w:w="0" w:type="dxa"/>
-          </w:tblCellMar>
-        </w:tblPrEx>
         <w:trPr>
           <w:cantSplit/>
         </w:trPr>
@@ -19980,12 +22065,6 @@
         </w:tc>
       </w:tr>
       <w:tr>
-        <w:tblPrEx>
-          <w:tblCellMar>
-            <w:top w:w="0" w:type="dxa"/>
-            <w:bottom w:w="0" w:type="dxa"/>
-          </w:tblCellMar>
-        </w:tblPrEx>
         <w:trPr>
           <w:cantSplit/>
         </w:trPr>
@@ -20006,6 +22085,7 @@
             </w:tcMar>
           </w:tcPr>
           <w:p>
+            <w:proofErr w:type="spellStart"/>
             <w:r>
               <w:rPr>
                 <w:sz w:val="21"/>
@@ -20013,6 +22093,7 @@
               </w:rPr>
               <w:t>PaddleOCR</w:t>
             </w:r>
+            <w:proofErr w:type="spellEnd"/>
           </w:p>
         </w:tc>
         <w:tc>
@@ -20076,12 +22157,6 @@
         </w:tc>
       </w:tr>
       <w:tr>
-        <w:tblPrEx>
-          <w:tblCellMar>
-            <w:top w:w="0" w:type="dxa"/>
-            <w:bottom w:w="0" w:type="dxa"/>
-          </w:tblCellMar>
-        </w:tblPrEx>
         <w:trPr>
           <w:cantSplit/>
         </w:trPr>
@@ -20214,12 +22289,6 @@
         </w:tc>
       </w:tr>
       <w:tr>
-        <w:tblPrEx>
-          <w:tblCellMar>
-            <w:top w:w="0" w:type="dxa"/>
-            <w:bottom w:w="0" w:type="dxa"/>
-          </w:tblCellMar>
-        </w:tblPrEx>
         <w:trPr>
           <w:cantSplit/>
         </w:trPr>
@@ -20303,12 +22372,6 @@
         </w:tc>
       </w:tr>
       <w:tr>
-        <w:tblPrEx>
-          <w:tblCellMar>
-            <w:top w:w="0" w:type="dxa"/>
-            <w:bottom w:w="0" w:type="dxa"/>
-          </w:tblCellMar>
-        </w:tblPrEx>
         <w:trPr>
           <w:cantSplit/>
         </w:trPr>
@@ -20542,7 +22605,15 @@
         <w:t>端</w:t>
       </w:r>
       <w:r>
-        <w:t xml:space="preserve"> _load_local_env </w:t>
+        <w:t xml:space="preserve"> _</w:t>
+      </w:r>
+      <w:proofErr w:type="spellStart"/>
+      <w:r>
+        <w:t>load_local_env</w:t>
+      </w:r>
+      <w:proofErr w:type="spellEnd"/>
+      <w:r>
+        <w:t xml:space="preserve"> </w:t>
       </w:r>
       <w:r>
         <w:t>读取）、</w:t>
@@ -20613,9 +22684,11 @@
       <w:r>
         <w:t>）</w:t>
       </w:r>
+      <w:proofErr w:type="spellStart"/>
       <w:r>
         <w:t>pages.json</w:t>
       </w:r>
+      <w:proofErr w:type="spellEnd"/>
       <w:r>
         <w:t>：</w:t>
       </w:r>
@@ -20647,14 +22720,21 @@
       <w:r>
         <w:t>）</w:t>
       </w:r>
+      <w:proofErr w:type="spellStart"/>
       <w:r>
         <w:t>manifest.json</w:t>
       </w:r>
+      <w:proofErr w:type="spellEnd"/>
       <w:r>
         <w:t>：</w:t>
       </w:r>
-      <w:r>
-        <w:t xml:space="preserve">appid + </w:t>
+      <w:proofErr w:type="spellStart"/>
+      <w:r>
+        <w:t>appid</w:t>
+      </w:r>
+      <w:proofErr w:type="spellEnd"/>
+      <w:r>
+        <w:t xml:space="preserve"> + </w:t>
       </w:r>
       <w:r>
         <w:t>微信配置。</w:t>
@@ -20734,7 +22814,23 @@
           <w:b/>
           <w:bCs/>
         </w:rPr>
-        <w:t xml:space="preserve"> _load_local_env </w:t>
+        <w:t xml:space="preserve"> _</w:t>
+      </w:r>
+      <w:proofErr w:type="spellStart"/>
+      <w:r>
+        <w:rPr>
+          <w:b/>
+          <w:bCs/>
+        </w:rPr>
+        <w:t>load_local_env</w:t>
+      </w:r>
+      <w:proofErr w:type="spellEnd"/>
+      <w:r>
+        <w:rPr>
+          <w:b/>
+          <w:bCs/>
+        </w:rPr>
+        <w:t xml:space="preserve"> </w:t>
       </w:r>
       <w:r>
         <w:rPr>
@@ -20810,7 +22906,15 @@
         <w:t>）双版本代码共存：根目录和</w:t>
       </w:r>
       <w:r>
-        <w:t xml:space="preserve"> src/ </w:t>
+        <w:t xml:space="preserve"> </w:t>
+      </w:r>
+      <w:proofErr w:type="spellStart"/>
+      <w:r>
+        <w:t>src</w:t>
+      </w:r>
+      <w:proofErr w:type="spellEnd"/>
+      <w:r>
+        <w:t xml:space="preserve">/ </w:t>
       </w:r>
       <w:r>
         <w:t>目录两套页面文件需同步维护。（</w:t>
@@ -20857,8 +22961,13 @@
       <w:r>
         <w:t>）</w:t>
       </w:r>
-      <w:r>
-        <w:t xml:space="preserve">Rerank </w:t>
+      <w:proofErr w:type="spellStart"/>
+      <w:r>
+        <w:t>Rerank</w:t>
+      </w:r>
+      <w:proofErr w:type="spellEnd"/>
+      <w:r>
+        <w:t xml:space="preserve"> </w:t>
       </w:r>
       <w:r>
         <w:t>模型缺失。（</w:t>
@@ -20900,8 +23009,13 @@
         <w:t>升级为</w:t>
       </w:r>
       <w:r>
-        <w:t xml:space="preserve"> llm</w:t>
-      </w:r>
+        <w:t xml:space="preserve"> </w:t>
+      </w:r>
+      <w:proofErr w:type="spellStart"/>
+      <w:r>
+        <w:t>llm</w:t>
+      </w:r>
+      <w:proofErr w:type="spellEnd"/>
       <w:r>
         <w:t>。</w:t>
       </w:r>
@@ -20941,12 +23055,6 @@
         <w:gridCol w:w="3800"/>
       </w:tblGrid>
       <w:tr>
-        <w:tblPrEx>
-          <w:tblCellMar>
-            <w:top w:w="0" w:type="dxa"/>
-            <w:bottom w:w="0" w:type="dxa"/>
-          </w:tblCellMar>
-        </w:tblPrEx>
         <w:trPr>
           <w:cantSplit/>
         </w:trPr>
@@ -21080,12 +23188,6 @@
         </w:tc>
       </w:tr>
       <w:tr>
-        <w:tblPrEx>
-          <w:tblCellMar>
-            <w:top w:w="0" w:type="dxa"/>
-            <w:bottom w:w="0" w:type="dxa"/>
-          </w:tblCellMar>
-        </w:tblPrEx>
         <w:trPr>
           <w:cantSplit/>
         </w:trPr>
@@ -21216,12 +23318,6 @@
         </w:tc>
       </w:tr>
       <w:tr>
-        <w:tblPrEx>
-          <w:tblCellMar>
-            <w:top w:w="0" w:type="dxa"/>
-            <w:bottom w:w="0" w:type="dxa"/>
-          </w:tblCellMar>
-        </w:tblPrEx>
         <w:trPr>
           <w:cantSplit/>
         </w:trPr>
@@ -21383,12 +23479,21 @@
               </w:rPr>
               <w:t>三级回退：</w:t>
             </w:r>
-            <w:r>
-              <w:rPr>
-                <w:sz w:val="21"/>
-                <w:szCs w:val="21"/>
-              </w:rPr>
-              <w:t>urllib→curl→</w:t>
+            <w:proofErr w:type="spellStart"/>
+            <w:r>
+              <w:rPr>
+                <w:sz w:val="21"/>
+                <w:szCs w:val="21"/>
+              </w:rPr>
+              <w:t>urllib→curl</w:t>
+            </w:r>
+            <w:proofErr w:type="spellEnd"/>
+            <w:r>
+              <w:rPr>
+                <w:sz w:val="21"/>
+                <w:szCs w:val="21"/>
+              </w:rPr>
+              <w:t>→</w:t>
             </w:r>
             <w:r>
               <w:rPr>
@@ -21408,12 +23513,6 @@
         </w:tc>
       </w:tr>
       <w:tr>
-        <w:tblPrEx>
-          <w:tblCellMar>
-            <w:top w:w="0" w:type="dxa"/>
-            <w:bottom w:w="0" w:type="dxa"/>
-          </w:tblCellMar>
-        </w:tblPrEx>
         <w:trPr>
           <w:cantSplit/>
         </w:trPr>
@@ -21558,12 +23657,6 @@
         </w:tc>
       </w:tr>
       <w:tr>
-        <w:tblPrEx>
-          <w:tblCellMar>
-            <w:top w:w="0" w:type="dxa"/>
-            <w:bottom w:w="0" w:type="dxa"/>
-          </w:tblCellMar>
-        </w:tblPrEx>
         <w:trPr>
           <w:cantSplit/>
         </w:trPr>
@@ -21680,12 +23773,6 @@
         </w:tc>
       </w:tr>
       <w:tr>
-        <w:tblPrEx>
-          <w:tblCellMar>
-            <w:top w:w="0" w:type="dxa"/>
-            <w:bottom w:w="0" w:type="dxa"/>
-          </w:tblCellMar>
-        </w:tblPrEx>
         <w:trPr>
           <w:cantSplit/>
         </w:trPr>
@@ -21809,12 +23896,6 @@
         </w:tc>
       </w:tr>
       <w:tr>
-        <w:tblPrEx>
-          <w:tblCellMar>
-            <w:top w:w="0" w:type="dxa"/>
-            <w:bottom w:w="0" w:type="dxa"/>
-          </w:tblCellMar>
-        </w:tblPrEx>
         <w:trPr>
           <w:cantSplit/>
         </w:trPr>
@@ -21938,12 +24019,6 @@
         </w:tc>
       </w:tr>
       <w:tr>
-        <w:tblPrEx>
-          <w:tblCellMar>
-            <w:top w:w="0" w:type="dxa"/>
-            <w:bottom w:w="0" w:type="dxa"/>
-          </w:tblCellMar>
-        </w:tblPrEx>
         <w:trPr>
           <w:cantSplit/>
         </w:trPr>
@@ -22113,7 +24188,15 @@
         <w:t>）中期：实现</w:t>
       </w:r>
       <w:r>
-        <w:t xml:space="preserve"> Rerank </w:t>
+        <w:t xml:space="preserve"> </w:t>
+      </w:r>
+      <w:proofErr w:type="spellStart"/>
+      <w:r>
+        <w:t>Rerank</w:t>
+      </w:r>
+      <w:proofErr w:type="spellEnd"/>
+      <w:r>
+        <w:t xml:space="preserve"> </w:t>
       </w:r>
       <w:r>
         <w:t>重排序模块；将</w:t>
@@ -22183,7 +24266,15 @@
         <w:t>调用与后端</w:t>
       </w:r>
       <w:r>
-        <w:t xml:space="preserve"> LLMService </w:t>
+        <w:t xml:space="preserve"> </w:t>
+      </w:r>
+      <w:proofErr w:type="spellStart"/>
+      <w:r>
+        <w:t>LLMService</w:t>
+      </w:r>
+      <w:proofErr w:type="spellEnd"/>
+      <w:r>
+        <w:t xml:space="preserve"> </w:t>
       </w:r>
       <w:r>
         <w:t>统一，避免维护两套</w:t>
@@ -22320,7 +24411,23 @@
           <w:b/>
           <w:bCs/>
         </w:rPr>
-        <w:t>server/src/</w:t>
+        <w:t>server/</w:t>
+      </w:r>
+      <w:proofErr w:type="spellStart"/>
+      <w:r>
+        <w:rPr>
+          <w:b/>
+          <w:bCs/>
+        </w:rPr>
+        <w:t>src</w:t>
+      </w:r>
+      <w:proofErr w:type="spellEnd"/>
+      <w:r>
+        <w:rPr>
+          <w:b/>
+          <w:bCs/>
+        </w:rPr>
+        <w:t>/</w:t>
       </w:r>
       <w:r>
         <w:rPr>
@@ -22354,12 +24461,6 @@
         <w:gridCol w:w="3328"/>
       </w:tblGrid>
       <w:tr>
-        <w:tblPrEx>
-          <w:tblCellMar>
-            <w:top w:w="0" w:type="dxa"/>
-            <w:bottom w:w="0" w:type="dxa"/>
-          </w:tblCellMar>
-        </w:tblPrEx>
         <w:trPr>
           <w:cantSplit/>
         </w:trPr>
@@ -22502,12 +24603,6 @@
         </w:tc>
       </w:tr>
       <w:tr>
-        <w:tblPrEx>
-          <w:tblCellMar>
-            <w:top w:w="0" w:type="dxa"/>
-            <w:bottom w:w="0" w:type="dxa"/>
-          </w:tblCellMar>
-        </w:tblPrEx>
         <w:trPr>
           <w:cantSplit/>
         </w:trPr>
@@ -22559,8 +24654,33 @@
                 <w:sz w:val="21"/>
                 <w:szCs w:val="21"/>
               </w:rPr>
-              <w:t>server/src/index.ts</w:t>
-            </w:r>
+              <w:t>server/</w:t>
+            </w:r>
+            <w:proofErr w:type="spellStart"/>
+            <w:r>
+              <w:rPr>
+                <w:sz w:val="21"/>
+                <w:szCs w:val="21"/>
+              </w:rPr>
+              <w:t>src</w:t>
+            </w:r>
+            <w:proofErr w:type="spellEnd"/>
+            <w:r>
+              <w:rPr>
+                <w:sz w:val="21"/>
+                <w:szCs w:val="21"/>
+              </w:rPr>
+              <w:t>/</w:t>
+            </w:r>
+            <w:proofErr w:type="spellStart"/>
+            <w:r>
+              <w:rPr>
+                <w:sz w:val="21"/>
+                <w:szCs w:val="21"/>
+              </w:rPr>
+              <w:t>index.ts</w:t>
+            </w:r>
+            <w:proofErr w:type="spellEnd"/>
           </w:p>
         </w:tc>
         <w:tc>
@@ -22617,12 +24737,6 @@
         </w:tc>
       </w:tr>
       <w:tr>
-        <w:tblPrEx>
-          <w:tblCellMar>
-            <w:top w:w="0" w:type="dxa"/>
-            <w:bottom w:w="0" w:type="dxa"/>
-          </w:tblCellMar>
-        </w:tblPrEx>
         <w:trPr>
           <w:cantSplit/>
         </w:trPr>
@@ -22674,8 +24788,33 @@
                 <w:sz w:val="21"/>
                 <w:szCs w:val="21"/>
               </w:rPr>
-              <w:t>server/src/shared/app.ts</w:t>
-            </w:r>
+              <w:t>server/</w:t>
+            </w:r>
+            <w:proofErr w:type="spellStart"/>
+            <w:r>
+              <w:rPr>
+                <w:sz w:val="21"/>
+                <w:szCs w:val="21"/>
+              </w:rPr>
+              <w:t>src</w:t>
+            </w:r>
+            <w:proofErr w:type="spellEnd"/>
+            <w:r>
+              <w:rPr>
+                <w:sz w:val="21"/>
+                <w:szCs w:val="21"/>
+              </w:rPr>
+              <w:t>/shared/</w:t>
+            </w:r>
+            <w:proofErr w:type="spellStart"/>
+            <w:r>
+              <w:rPr>
+                <w:sz w:val="21"/>
+                <w:szCs w:val="21"/>
+              </w:rPr>
+              <w:t>app.ts</w:t>
+            </w:r>
+            <w:proofErr w:type="spellEnd"/>
           </w:p>
         </w:tc>
         <w:tc>
@@ -22739,12 +24878,6 @@
         </w:tc>
       </w:tr>
       <w:tr>
-        <w:tblPrEx>
-          <w:tblCellMar>
-            <w:top w:w="0" w:type="dxa"/>
-            <w:bottom w:w="0" w:type="dxa"/>
-          </w:tblCellMar>
-        </w:tblPrEx>
         <w:trPr>
           <w:cantSplit/>
         </w:trPr>
@@ -22796,8 +24929,33 @@
                 <w:sz w:val="21"/>
                 <w:szCs w:val="21"/>
               </w:rPr>
-              <w:t>server/src/shared/database.ts</w:t>
-            </w:r>
+              <w:t>server/</w:t>
+            </w:r>
+            <w:proofErr w:type="spellStart"/>
+            <w:r>
+              <w:rPr>
+                <w:sz w:val="21"/>
+                <w:szCs w:val="21"/>
+              </w:rPr>
+              <w:t>src</w:t>
+            </w:r>
+            <w:proofErr w:type="spellEnd"/>
+            <w:r>
+              <w:rPr>
+                <w:sz w:val="21"/>
+                <w:szCs w:val="21"/>
+              </w:rPr>
+              <w:t>/shared/</w:t>
+            </w:r>
+            <w:proofErr w:type="spellStart"/>
+            <w:r>
+              <w:rPr>
+                <w:sz w:val="21"/>
+                <w:szCs w:val="21"/>
+              </w:rPr>
+              <w:t>database.ts</w:t>
+            </w:r>
+            <w:proofErr w:type="spellEnd"/>
           </w:p>
         </w:tc>
         <w:tc>
@@ -22817,12 +24975,21 @@
             </w:tcMar>
           </w:tcPr>
           <w:p>
-            <w:r>
-              <w:rPr>
-                <w:sz w:val="21"/>
-                <w:szCs w:val="21"/>
-              </w:rPr>
-              <w:t xml:space="preserve">Sequelize </w:t>
+            <w:proofErr w:type="spellStart"/>
+            <w:r>
+              <w:rPr>
+                <w:sz w:val="21"/>
+                <w:szCs w:val="21"/>
+              </w:rPr>
+              <w:t>Sequelize</w:t>
+            </w:r>
+            <w:proofErr w:type="spellEnd"/>
+            <w:r>
+              <w:rPr>
+                <w:sz w:val="21"/>
+                <w:szCs w:val="21"/>
+              </w:rPr>
+              <w:t xml:space="preserve"> </w:t>
             </w:r>
             <w:r>
               <w:rPr>
@@ -22861,12 +25028,6 @@
         </w:tc>
       </w:tr>
       <w:tr>
-        <w:tblPrEx>
-          <w:tblCellMar>
-            <w:top w:w="0" w:type="dxa"/>
-            <w:bottom w:w="0" w:type="dxa"/>
-          </w:tblCellMar>
-        </w:tblPrEx>
         <w:trPr>
           <w:cantSplit/>
         </w:trPr>
@@ -22918,8 +25079,33 @@
                 <w:sz w:val="21"/>
                 <w:szCs w:val="21"/>
               </w:rPr>
-              <w:t>server/src/shared/env.ts</w:t>
-            </w:r>
+              <w:t>server/</w:t>
+            </w:r>
+            <w:proofErr w:type="spellStart"/>
+            <w:r>
+              <w:rPr>
+                <w:sz w:val="21"/>
+                <w:szCs w:val="21"/>
+              </w:rPr>
+              <w:t>src</w:t>
+            </w:r>
+            <w:proofErr w:type="spellEnd"/>
+            <w:r>
+              <w:rPr>
+                <w:sz w:val="21"/>
+                <w:szCs w:val="21"/>
+              </w:rPr>
+              <w:t>/shared/</w:t>
+            </w:r>
+            <w:proofErr w:type="spellStart"/>
+            <w:r>
+              <w:rPr>
+                <w:sz w:val="21"/>
+                <w:szCs w:val="21"/>
+              </w:rPr>
+              <w:t>env.ts</w:t>
+            </w:r>
+            <w:proofErr w:type="spellEnd"/>
           </w:p>
         </w:tc>
         <w:tc>
@@ -22990,12 +25176,6 @@
         </w:tc>
       </w:tr>
       <w:tr>
-        <w:tblPrEx>
-          <w:tblCellMar>
-            <w:top w:w="0" w:type="dxa"/>
-            <w:bottom w:w="0" w:type="dxa"/>
-          </w:tblCellMar>
-        </w:tblPrEx>
         <w:trPr>
           <w:cantSplit/>
         </w:trPr>
@@ -23047,8 +25227,33 @@
                 <w:sz w:val="21"/>
                 <w:szCs w:val="21"/>
               </w:rPr>
-              <w:t>server/src/services/llm.service.ts</w:t>
-            </w:r>
+              <w:t>server/</w:t>
+            </w:r>
+            <w:proofErr w:type="spellStart"/>
+            <w:r>
+              <w:rPr>
+                <w:sz w:val="21"/>
+                <w:szCs w:val="21"/>
+              </w:rPr>
+              <w:t>src</w:t>
+            </w:r>
+            <w:proofErr w:type="spellEnd"/>
+            <w:r>
+              <w:rPr>
+                <w:sz w:val="21"/>
+                <w:szCs w:val="21"/>
+              </w:rPr>
+              <w:t>/services/</w:t>
+            </w:r>
+            <w:proofErr w:type="spellStart"/>
+            <w:r>
+              <w:rPr>
+                <w:sz w:val="21"/>
+                <w:szCs w:val="21"/>
+              </w:rPr>
+              <w:t>llm.service.ts</w:t>
+            </w:r>
+            <w:proofErr w:type="spellEnd"/>
           </w:p>
         </w:tc>
         <w:tc>
@@ -23113,7 +25318,23 @@
                 <w:sz w:val="21"/>
                 <w:szCs w:val="21"/>
               </w:rPr>
-              <w:t xml:space="preserve"> thinking/reasoning_effort </w:t>
+              <w:t xml:space="preserve"> thinking/</w:t>
+            </w:r>
+            <w:proofErr w:type="spellStart"/>
+            <w:r>
+              <w:rPr>
+                <w:sz w:val="21"/>
+                <w:szCs w:val="21"/>
+              </w:rPr>
+              <w:t>reasoning_effort</w:t>
+            </w:r>
+            <w:proofErr w:type="spellEnd"/>
+            <w:r>
+              <w:rPr>
+                <w:sz w:val="21"/>
+                <w:szCs w:val="21"/>
+              </w:rPr>
+              <w:t xml:space="preserve"> </w:t>
             </w:r>
             <w:r>
               <w:rPr>
@@ -23126,12 +25347,6 @@
         </w:tc>
       </w:tr>
       <w:tr>
-        <w:tblPrEx>
-          <w:tblCellMar>
-            <w:top w:w="0" w:type="dxa"/>
-            <w:bottom w:w="0" w:type="dxa"/>
-          </w:tblCellMar>
-        </w:tblPrEx>
         <w:trPr>
           <w:cantSplit/>
         </w:trPr>
@@ -23183,8 +25398,33 @@
                 <w:sz w:val="21"/>
                 <w:szCs w:val="21"/>
               </w:rPr>
-              <w:t>server/src/services/knowledge.service.ts</w:t>
-            </w:r>
+              <w:t>server/</w:t>
+            </w:r>
+            <w:proofErr w:type="spellStart"/>
+            <w:r>
+              <w:rPr>
+                <w:sz w:val="21"/>
+                <w:szCs w:val="21"/>
+              </w:rPr>
+              <w:t>src</w:t>
+            </w:r>
+            <w:proofErr w:type="spellEnd"/>
+            <w:r>
+              <w:rPr>
+                <w:sz w:val="21"/>
+                <w:szCs w:val="21"/>
+              </w:rPr>
+              <w:t>/services/</w:t>
+            </w:r>
+            <w:proofErr w:type="spellStart"/>
+            <w:r>
+              <w:rPr>
+                <w:sz w:val="21"/>
+                <w:szCs w:val="21"/>
+              </w:rPr>
+              <w:t>knowledge.service.ts</w:t>
+            </w:r>
+            <w:proofErr w:type="spellEnd"/>
           </w:p>
         </w:tc>
         <w:tc>
@@ -23248,12 +25488,6 @@
         </w:tc>
       </w:tr>
       <w:tr>
-        <w:tblPrEx>
-          <w:tblCellMar>
-            <w:top w:w="0" w:type="dxa"/>
-            <w:bottom w:w="0" w:type="dxa"/>
-          </w:tblCellMar>
-        </w:tblPrEx>
         <w:trPr>
           <w:cantSplit/>
         </w:trPr>
@@ -23305,8 +25539,33 @@
                 <w:sz w:val="21"/>
                 <w:szCs w:val="21"/>
               </w:rPr>
-              <w:t>server/src/agents/teacher.agent.ts</w:t>
-            </w:r>
+              <w:t>server/</w:t>
+            </w:r>
+            <w:proofErr w:type="spellStart"/>
+            <w:r>
+              <w:rPr>
+                <w:sz w:val="21"/>
+                <w:szCs w:val="21"/>
+              </w:rPr>
+              <w:t>src</w:t>
+            </w:r>
+            <w:proofErr w:type="spellEnd"/>
+            <w:r>
+              <w:rPr>
+                <w:sz w:val="21"/>
+                <w:szCs w:val="21"/>
+              </w:rPr>
+              <w:t>/agents/</w:t>
+            </w:r>
+            <w:proofErr w:type="spellStart"/>
+            <w:r>
+              <w:rPr>
+                <w:sz w:val="21"/>
+                <w:szCs w:val="21"/>
+              </w:rPr>
+              <w:t>teacher.agent.ts</w:t>
+            </w:r>
+            <w:proofErr w:type="spellEnd"/>
           </w:p>
         </w:tc>
         <w:tc>
@@ -23384,12 +25643,6 @@
         </w:tc>
       </w:tr>
       <w:tr>
-        <w:tblPrEx>
-          <w:tblCellMar>
-            <w:top w:w="0" w:type="dxa"/>
-            <w:bottom w:w="0" w:type="dxa"/>
-          </w:tblCellMar>
-        </w:tblPrEx>
         <w:trPr>
           <w:cantSplit/>
         </w:trPr>
@@ -23441,8 +25694,33 @@
                 <w:sz w:val="21"/>
                 <w:szCs w:val="21"/>
               </w:rPr>
-              <w:t>server/src/agents/supervisor.agent.ts</w:t>
-            </w:r>
+              <w:t>server/</w:t>
+            </w:r>
+            <w:proofErr w:type="spellStart"/>
+            <w:r>
+              <w:rPr>
+                <w:sz w:val="21"/>
+                <w:szCs w:val="21"/>
+              </w:rPr>
+              <w:t>src</w:t>
+            </w:r>
+            <w:proofErr w:type="spellEnd"/>
+            <w:r>
+              <w:rPr>
+                <w:sz w:val="21"/>
+                <w:szCs w:val="21"/>
+              </w:rPr>
+              <w:t>/agents/</w:t>
+            </w:r>
+            <w:proofErr w:type="spellStart"/>
+            <w:r>
+              <w:rPr>
+                <w:sz w:val="21"/>
+                <w:szCs w:val="21"/>
+              </w:rPr>
+              <w:t>supervisor.agent.ts</w:t>
+            </w:r>
+            <w:proofErr w:type="spellEnd"/>
           </w:p>
         </w:tc>
         <w:tc>
@@ -23506,12 +25784,6 @@
         </w:tc>
       </w:tr>
       <w:tr>
-        <w:tblPrEx>
-          <w:tblCellMar>
-            <w:top w:w="0" w:type="dxa"/>
-            <w:bottom w:w="0" w:type="dxa"/>
-          </w:tblCellMar>
-        </w:tblPrEx>
         <w:trPr>
           <w:cantSplit/>
         </w:trPr>
@@ -23563,8 +25835,33 @@
                 <w:sz w:val="21"/>
                 <w:szCs w:val="21"/>
               </w:rPr>
-              <w:t>server/src/modules/study/study.controller.ts</w:t>
-            </w:r>
+              <w:t>server/</w:t>
+            </w:r>
+            <w:proofErr w:type="spellStart"/>
+            <w:r>
+              <w:rPr>
+                <w:sz w:val="21"/>
+                <w:szCs w:val="21"/>
+              </w:rPr>
+              <w:t>src</w:t>
+            </w:r>
+            <w:proofErr w:type="spellEnd"/>
+            <w:r>
+              <w:rPr>
+                <w:sz w:val="21"/>
+                <w:szCs w:val="21"/>
+              </w:rPr>
+              <w:t>/modules/study/</w:t>
+            </w:r>
+            <w:proofErr w:type="spellStart"/>
+            <w:r>
+              <w:rPr>
+                <w:sz w:val="21"/>
+                <w:szCs w:val="21"/>
+              </w:rPr>
+              <w:t>study.controller.ts</w:t>
+            </w:r>
+            <w:proofErr w:type="spellEnd"/>
           </w:p>
         </w:tc>
         <w:tc>
@@ -23621,12 +25918,6 @@
         </w:tc>
       </w:tr>
       <w:tr>
-        <w:tblPrEx>
-          <w:tblCellMar>
-            <w:top w:w="0" w:type="dxa"/>
-            <w:bottom w:w="0" w:type="dxa"/>
-          </w:tblCellMar>
-        </w:tblPrEx>
         <w:trPr>
           <w:cantSplit/>
         </w:trPr>
@@ -23678,8 +25969,33 @@
                 <w:sz w:val="21"/>
                 <w:szCs w:val="21"/>
               </w:rPr>
-              <w:t>server/src/modules/admin/admin.controller.ts</w:t>
-            </w:r>
+              <w:t>server/</w:t>
+            </w:r>
+            <w:proofErr w:type="spellStart"/>
+            <w:r>
+              <w:rPr>
+                <w:sz w:val="21"/>
+                <w:szCs w:val="21"/>
+              </w:rPr>
+              <w:t>src</w:t>
+            </w:r>
+            <w:proofErr w:type="spellEnd"/>
+            <w:r>
+              <w:rPr>
+                <w:sz w:val="21"/>
+                <w:szCs w:val="21"/>
+              </w:rPr>
+              <w:t>/modules/admin/</w:t>
+            </w:r>
+            <w:proofErr w:type="spellStart"/>
+            <w:r>
+              <w:rPr>
+                <w:sz w:val="21"/>
+                <w:szCs w:val="21"/>
+              </w:rPr>
+              <w:t>admin.controller.ts</w:t>
+            </w:r>
+            <w:proofErr w:type="spellEnd"/>
           </w:p>
         </w:tc>
         <w:tc>
@@ -23736,12 +26052,6 @@
         </w:tc>
       </w:tr>
       <w:tr>
-        <w:tblPrEx>
-          <w:tblCellMar>
-            <w:top w:w="0" w:type="dxa"/>
-            <w:bottom w:w="0" w:type="dxa"/>
-          </w:tblCellMar>
-        </w:tblPrEx>
         <w:trPr>
           <w:cantSplit/>
         </w:trPr>
@@ -23793,8 +26103,33 @@
                 <w:sz w:val="21"/>
                 <w:szCs w:val="21"/>
               </w:rPr>
-              <w:t>server/src/modules/admin/admin.routes.ts</w:t>
-            </w:r>
+              <w:t>server/</w:t>
+            </w:r>
+            <w:proofErr w:type="spellStart"/>
+            <w:r>
+              <w:rPr>
+                <w:sz w:val="21"/>
+                <w:szCs w:val="21"/>
+              </w:rPr>
+              <w:t>src</w:t>
+            </w:r>
+            <w:proofErr w:type="spellEnd"/>
+            <w:r>
+              <w:rPr>
+                <w:sz w:val="21"/>
+                <w:szCs w:val="21"/>
+              </w:rPr>
+              <w:t>/modules/admin/</w:t>
+            </w:r>
+            <w:proofErr w:type="spellStart"/>
+            <w:r>
+              <w:rPr>
+                <w:sz w:val="21"/>
+                <w:szCs w:val="21"/>
+              </w:rPr>
+              <w:t>admin.routes.ts</w:t>
+            </w:r>
+            <w:proofErr w:type="spellEnd"/>
           </w:p>
         </w:tc>
         <w:tc>
@@ -23865,12 +26200,6 @@
         </w:tc>
       </w:tr>
       <w:tr>
-        <w:tblPrEx>
-          <w:tblCellMar>
-            <w:top w:w="0" w:type="dxa"/>
-            <w:bottom w:w="0" w:type="dxa"/>
-          </w:tblCellMar>
-        </w:tblPrEx>
         <w:trPr>
           <w:cantSplit/>
         </w:trPr>
@@ -23922,8 +26251,33 @@
                 <w:sz w:val="21"/>
                 <w:szCs w:val="21"/>
               </w:rPr>
-              <w:t>server/src/models/*.model.ts</w:t>
-            </w:r>
+              <w:t>server/</w:t>
+            </w:r>
+            <w:proofErr w:type="spellStart"/>
+            <w:r>
+              <w:rPr>
+                <w:sz w:val="21"/>
+                <w:szCs w:val="21"/>
+              </w:rPr>
+              <w:t>src</w:t>
+            </w:r>
+            <w:proofErr w:type="spellEnd"/>
+            <w:r>
+              <w:rPr>
+                <w:sz w:val="21"/>
+                <w:szCs w:val="21"/>
+              </w:rPr>
+              <w:t>/models/*.</w:t>
+            </w:r>
+            <w:proofErr w:type="spellStart"/>
+            <w:r>
+              <w:rPr>
+                <w:sz w:val="21"/>
+                <w:szCs w:val="21"/>
+              </w:rPr>
+              <w:t>model.ts</w:t>
+            </w:r>
+            <w:proofErr w:type="spellEnd"/>
           </w:p>
         </w:tc>
         <w:tc>
@@ -23962,7 +26316,23 @@
                 <w:sz w:val="21"/>
                 <w:szCs w:val="21"/>
               </w:rPr>
-              <w:t xml:space="preserve"> Sequelize </w:t>
+              <w:t xml:space="preserve"> </w:t>
+            </w:r>
+            <w:proofErr w:type="spellStart"/>
+            <w:r>
+              <w:rPr>
+                <w:sz w:val="21"/>
+                <w:szCs w:val="21"/>
+              </w:rPr>
+              <w:t>Sequelize</w:t>
+            </w:r>
+            <w:proofErr w:type="spellEnd"/>
+            <w:r>
+              <w:rPr>
+                <w:sz w:val="21"/>
+                <w:szCs w:val="21"/>
+              </w:rPr>
+              <w:t xml:space="preserve"> </w:t>
             </w:r>
             <w:r>
               <w:rPr>
@@ -24011,7 +26381,23 @@
           <w:b/>
           <w:bCs/>
         </w:rPr>
-        <w:t xml:space="preserve">A.2  UniApp </w:t>
+        <w:t xml:space="preserve">A.2  </w:t>
+      </w:r>
+      <w:proofErr w:type="spellStart"/>
+      <w:r>
+        <w:rPr>
+          <w:b/>
+          <w:bCs/>
+        </w:rPr>
+        <w:t>UniApp</w:t>
+      </w:r>
+      <w:proofErr w:type="spellEnd"/>
+      <w:r>
+        <w:rPr>
+          <w:b/>
+          <w:bCs/>
+        </w:rPr>
+        <w:t xml:space="preserve"> </w:t>
       </w:r>
       <w:r>
         <w:rPr>
@@ -24020,12 +26406,21 @@
         </w:rPr>
         <w:t>前端（</w:t>
       </w:r>
+      <w:proofErr w:type="spellStart"/>
       <w:r>
         <w:rPr>
           <w:b/>
           <w:bCs/>
         </w:rPr>
-        <w:t>src/</w:t>
+        <w:t>src</w:t>
+      </w:r>
+      <w:proofErr w:type="spellEnd"/>
+      <w:r>
+        <w:rPr>
+          <w:b/>
+          <w:bCs/>
+        </w:rPr>
+        <w:t>/</w:t>
       </w:r>
       <w:r>
         <w:rPr>
@@ -24059,12 +26454,6 @@
         <w:gridCol w:w="3600"/>
       </w:tblGrid>
       <w:tr>
-        <w:tblPrEx>
-          <w:tblCellMar>
-            <w:top w:w="0" w:type="dxa"/>
-            <w:bottom w:w="0" w:type="dxa"/>
-          </w:tblCellMar>
-        </w:tblPrEx>
         <w:trPr>
           <w:cantSplit/>
         </w:trPr>
@@ -24207,12 +26596,6 @@
         </w:tc>
       </w:tr>
       <w:tr>
-        <w:tblPrEx>
-          <w:tblCellMar>
-            <w:top w:w="0" w:type="dxa"/>
-            <w:bottom w:w="0" w:type="dxa"/>
-          </w:tblCellMar>
-        </w:tblPrEx>
         <w:trPr>
           <w:cantSplit/>
         </w:trPr>
@@ -24259,13 +26642,31 @@
             </w:tcMar>
           </w:tcPr>
           <w:p>
-            <w:r>
-              <w:rPr>
-                <w:sz w:val="21"/>
-                <w:szCs w:val="21"/>
-              </w:rPr>
-              <w:t>src/stores/auth.ts</w:t>
-            </w:r>
+            <w:proofErr w:type="spellStart"/>
+            <w:r>
+              <w:rPr>
+                <w:sz w:val="21"/>
+                <w:szCs w:val="21"/>
+              </w:rPr>
+              <w:t>src</w:t>
+            </w:r>
+            <w:proofErr w:type="spellEnd"/>
+            <w:r>
+              <w:rPr>
+                <w:sz w:val="21"/>
+                <w:szCs w:val="21"/>
+              </w:rPr>
+              <w:t>/stores/</w:t>
+            </w:r>
+            <w:proofErr w:type="spellStart"/>
+            <w:r>
+              <w:rPr>
+                <w:sz w:val="21"/>
+                <w:szCs w:val="21"/>
+              </w:rPr>
+              <w:t>auth.ts</w:t>
+            </w:r>
+            <w:proofErr w:type="spellEnd"/>
           </w:p>
         </w:tc>
         <w:tc>
@@ -24322,12 +26723,6 @@
         </w:tc>
       </w:tr>
       <w:tr>
-        <w:tblPrEx>
-          <w:tblCellMar>
-            <w:top w:w="0" w:type="dxa"/>
-            <w:bottom w:w="0" w:type="dxa"/>
-          </w:tblCellMar>
-        </w:tblPrEx>
         <w:trPr>
           <w:cantSplit/>
         </w:trPr>
@@ -24374,13 +26769,31 @@
             </w:tcMar>
           </w:tcPr>
           <w:p>
-            <w:r>
-              <w:rPr>
-                <w:sz w:val="21"/>
-                <w:szCs w:val="21"/>
-              </w:rPr>
-              <w:t>src/stores/study.ts</w:t>
-            </w:r>
+            <w:proofErr w:type="spellStart"/>
+            <w:r>
+              <w:rPr>
+                <w:sz w:val="21"/>
+                <w:szCs w:val="21"/>
+              </w:rPr>
+              <w:t>src</w:t>
+            </w:r>
+            <w:proofErr w:type="spellEnd"/>
+            <w:r>
+              <w:rPr>
+                <w:sz w:val="21"/>
+                <w:szCs w:val="21"/>
+              </w:rPr>
+              <w:t>/stores/</w:t>
+            </w:r>
+            <w:proofErr w:type="spellStart"/>
+            <w:r>
+              <w:rPr>
+                <w:sz w:val="21"/>
+                <w:szCs w:val="21"/>
+              </w:rPr>
+              <w:t>study.ts</w:t>
+            </w:r>
+            <w:proofErr w:type="spellEnd"/>
           </w:p>
         </w:tc>
         <w:tc>
@@ -24437,12 +26850,6 @@
         </w:tc>
       </w:tr>
       <w:tr>
-        <w:tblPrEx>
-          <w:tblCellMar>
-            <w:top w:w="0" w:type="dxa"/>
-            <w:bottom w:w="0" w:type="dxa"/>
-          </w:tblCellMar>
-        </w:tblPrEx>
         <w:trPr>
           <w:cantSplit/>
         </w:trPr>
@@ -24489,13 +26896,31 @@
             </w:tcMar>
           </w:tcPr>
           <w:p>
-            <w:r>
-              <w:rPr>
-                <w:sz w:val="21"/>
-                <w:szCs w:val="21"/>
-              </w:rPr>
-              <w:t>src/services/http.ts</w:t>
-            </w:r>
+            <w:proofErr w:type="spellStart"/>
+            <w:r>
+              <w:rPr>
+                <w:sz w:val="21"/>
+                <w:szCs w:val="21"/>
+              </w:rPr>
+              <w:t>src</w:t>
+            </w:r>
+            <w:proofErr w:type="spellEnd"/>
+            <w:r>
+              <w:rPr>
+                <w:sz w:val="21"/>
+                <w:szCs w:val="21"/>
+              </w:rPr>
+              <w:t>/services/</w:t>
+            </w:r>
+            <w:proofErr w:type="spellStart"/>
+            <w:r>
+              <w:rPr>
+                <w:sz w:val="21"/>
+                <w:szCs w:val="21"/>
+              </w:rPr>
+              <w:t>http.ts</w:t>
+            </w:r>
+            <w:proofErr w:type="spellEnd"/>
           </w:p>
         </w:tc>
         <w:tc>
@@ -24559,12 +26984,6 @@
         </w:tc>
       </w:tr>
       <w:tr>
-        <w:tblPrEx>
-          <w:tblCellMar>
-            <w:top w:w="0" w:type="dxa"/>
-            <w:bottom w:w="0" w:type="dxa"/>
-          </w:tblCellMar>
-        </w:tblPrEx>
         <w:trPr>
           <w:cantSplit/>
         </w:trPr>
@@ -24611,13 +27030,47 @@
             </w:tcMar>
           </w:tcPr>
           <w:p>
-            <w:r>
-              <w:rPr>
-                <w:sz w:val="21"/>
-                <w:szCs w:val="21"/>
-              </w:rPr>
-              <w:t>src/composables/useMotion.ts</w:t>
-            </w:r>
+            <w:proofErr w:type="spellStart"/>
+            <w:r>
+              <w:rPr>
+                <w:sz w:val="21"/>
+                <w:szCs w:val="21"/>
+              </w:rPr>
+              <w:t>src</w:t>
+            </w:r>
+            <w:proofErr w:type="spellEnd"/>
+            <w:r>
+              <w:rPr>
+                <w:sz w:val="21"/>
+                <w:szCs w:val="21"/>
+              </w:rPr>
+              <w:t>/</w:t>
+            </w:r>
+            <w:proofErr w:type="spellStart"/>
+            <w:r>
+              <w:rPr>
+                <w:sz w:val="21"/>
+                <w:szCs w:val="21"/>
+              </w:rPr>
+              <w:t>composables</w:t>
+            </w:r>
+            <w:proofErr w:type="spellEnd"/>
+            <w:r>
+              <w:rPr>
+                <w:sz w:val="21"/>
+                <w:szCs w:val="21"/>
+              </w:rPr>
+              <w:t>/</w:t>
+            </w:r>
+            <w:proofErr w:type="spellStart"/>
+            <w:r>
+              <w:rPr>
+                <w:sz w:val="21"/>
+                <w:szCs w:val="21"/>
+              </w:rPr>
+              <w:t>useMotion.ts</w:t>
+            </w:r>
+            <w:proofErr w:type="spellEnd"/>
           </w:p>
         </w:tc>
         <w:tc>
@@ -24674,12 +27127,6 @@
         </w:tc>
       </w:tr>
       <w:tr>
-        <w:tblPrEx>
-          <w:tblCellMar>
-            <w:top w:w="0" w:type="dxa"/>
-            <w:bottom w:w="0" w:type="dxa"/>
-          </w:tblCellMar>
-        </w:tblPrEx>
         <w:trPr>
           <w:cantSplit/>
         </w:trPr>
@@ -24727,13 +27174,31 @@
             </w:tcMar>
           </w:tcPr>
           <w:p>
-            <w:r>
-              <w:rPr>
-                <w:sz w:val="21"/>
-                <w:szCs w:val="21"/>
-              </w:rPr>
-              <w:t>src/pages/index/index.vue</w:t>
-            </w:r>
+            <w:proofErr w:type="spellStart"/>
+            <w:r>
+              <w:rPr>
+                <w:sz w:val="21"/>
+                <w:szCs w:val="21"/>
+              </w:rPr>
+              <w:t>src</w:t>
+            </w:r>
+            <w:proofErr w:type="spellEnd"/>
+            <w:r>
+              <w:rPr>
+                <w:sz w:val="21"/>
+                <w:szCs w:val="21"/>
+              </w:rPr>
+              <w:t>/pages/index/</w:t>
+            </w:r>
+            <w:proofErr w:type="spellStart"/>
+            <w:r>
+              <w:rPr>
+                <w:sz w:val="21"/>
+                <w:szCs w:val="21"/>
+              </w:rPr>
+              <w:t>index.vue</w:t>
+            </w:r>
+            <w:proofErr w:type="spellEnd"/>
           </w:p>
         </w:tc>
         <w:tc>
@@ -24860,12 +27325,6 @@
         </w:tc>
       </w:tr>
       <w:tr>
-        <w:tblPrEx>
-          <w:tblCellMar>
-            <w:top w:w="0" w:type="dxa"/>
-            <w:bottom w:w="0" w:type="dxa"/>
-          </w:tblCellMar>
-        </w:tblPrEx>
         <w:trPr>
           <w:cantSplit/>
         </w:trPr>
@@ -24912,13 +27371,31 @@
             </w:tcMar>
           </w:tcPr>
           <w:p>
-            <w:r>
-              <w:rPr>
-                <w:sz w:val="21"/>
-                <w:szCs w:val="21"/>
-              </w:rPr>
-              <w:t>src/pages/ai/index.vue</w:t>
-            </w:r>
+            <w:proofErr w:type="spellStart"/>
+            <w:r>
+              <w:rPr>
+                <w:sz w:val="21"/>
+                <w:szCs w:val="21"/>
+              </w:rPr>
+              <w:t>src</w:t>
+            </w:r>
+            <w:proofErr w:type="spellEnd"/>
+            <w:r>
+              <w:rPr>
+                <w:sz w:val="21"/>
+                <w:szCs w:val="21"/>
+              </w:rPr>
+              <w:t>/pages/ai/</w:t>
+            </w:r>
+            <w:proofErr w:type="spellStart"/>
+            <w:r>
+              <w:rPr>
+                <w:sz w:val="21"/>
+                <w:szCs w:val="21"/>
+              </w:rPr>
+              <w:t>index.vue</w:t>
+            </w:r>
+            <w:proofErr w:type="spellEnd"/>
           </w:p>
         </w:tc>
         <w:tc>
@@ -25038,12 +27515,6 @@
         </w:tc>
       </w:tr>
       <w:tr>
-        <w:tblPrEx>
-          <w:tblCellMar>
-            <w:top w:w="0" w:type="dxa"/>
-            <w:bottom w:w="0" w:type="dxa"/>
-          </w:tblCellMar>
-        </w:tblPrEx>
         <w:trPr>
           <w:cantSplit/>
         </w:trPr>
@@ -25090,13 +27561,31 @@
             </w:tcMar>
           </w:tcPr>
           <w:p>
-            <w:r>
-              <w:rPr>
-                <w:sz w:val="21"/>
-                <w:szCs w:val="21"/>
-              </w:rPr>
-              <w:t>src/pages/questions/index.vue</w:t>
-            </w:r>
+            <w:proofErr w:type="spellStart"/>
+            <w:r>
+              <w:rPr>
+                <w:sz w:val="21"/>
+                <w:szCs w:val="21"/>
+              </w:rPr>
+              <w:t>src</w:t>
+            </w:r>
+            <w:proofErr w:type="spellEnd"/>
+            <w:r>
+              <w:rPr>
+                <w:sz w:val="21"/>
+                <w:szCs w:val="21"/>
+              </w:rPr>
+              <w:t>/pages/questions/</w:t>
+            </w:r>
+            <w:proofErr w:type="spellStart"/>
+            <w:r>
+              <w:rPr>
+                <w:sz w:val="21"/>
+                <w:szCs w:val="21"/>
+              </w:rPr>
+              <w:t>index.vue</w:t>
+            </w:r>
+            <w:proofErr w:type="spellEnd"/>
           </w:p>
         </w:tc>
         <w:tc>
@@ -25195,12 +27684,6 @@
         </w:tc>
       </w:tr>
       <w:tr>
-        <w:tblPrEx>
-          <w:tblCellMar>
-            <w:top w:w="0" w:type="dxa"/>
-            <w:bottom w:w="0" w:type="dxa"/>
-          </w:tblCellMar>
-        </w:tblPrEx>
         <w:trPr>
           <w:cantSplit/>
         </w:trPr>
@@ -25247,13 +27730,31 @@
             </w:tcMar>
           </w:tcPr>
           <w:p>
-            <w:r>
-              <w:rPr>
-                <w:sz w:val="21"/>
-                <w:szCs w:val="21"/>
-              </w:rPr>
-              <w:t>src/pages/resources/index.vue</w:t>
-            </w:r>
+            <w:proofErr w:type="spellStart"/>
+            <w:r>
+              <w:rPr>
+                <w:sz w:val="21"/>
+                <w:szCs w:val="21"/>
+              </w:rPr>
+              <w:t>src</w:t>
+            </w:r>
+            <w:proofErr w:type="spellEnd"/>
+            <w:r>
+              <w:rPr>
+                <w:sz w:val="21"/>
+                <w:szCs w:val="21"/>
+              </w:rPr>
+              <w:t>/pages/resources/</w:t>
+            </w:r>
+            <w:proofErr w:type="spellStart"/>
+            <w:r>
+              <w:rPr>
+                <w:sz w:val="21"/>
+                <w:szCs w:val="21"/>
+              </w:rPr>
+              <w:t>index.vue</w:t>
+            </w:r>
+            <w:proofErr w:type="spellEnd"/>
           </w:p>
         </w:tc>
         <w:tc>
@@ -25317,12 +27818,6 @@
         </w:tc>
       </w:tr>
       <w:tr>
-        <w:tblPrEx>
-          <w:tblCellMar>
-            <w:top w:w="0" w:type="dxa"/>
-            <w:bottom w:w="0" w:type="dxa"/>
-          </w:tblCellMar>
-        </w:tblPrEx>
         <w:trPr>
           <w:cantSplit/>
         </w:trPr>
@@ -25369,13 +27864,31 @@
             </w:tcMar>
           </w:tcPr>
           <w:p>
-            <w:r>
-              <w:rPr>
-                <w:sz w:val="21"/>
-                <w:szCs w:val="21"/>
-              </w:rPr>
-              <w:t>src/pages/profile/index.vue</w:t>
-            </w:r>
+            <w:proofErr w:type="spellStart"/>
+            <w:r>
+              <w:rPr>
+                <w:sz w:val="21"/>
+                <w:szCs w:val="21"/>
+              </w:rPr>
+              <w:t>src</w:t>
+            </w:r>
+            <w:proofErr w:type="spellEnd"/>
+            <w:r>
+              <w:rPr>
+                <w:sz w:val="21"/>
+                <w:szCs w:val="21"/>
+              </w:rPr>
+              <w:t>/pages/profile/</w:t>
+            </w:r>
+            <w:proofErr w:type="spellStart"/>
+            <w:r>
+              <w:rPr>
+                <w:sz w:val="21"/>
+                <w:szCs w:val="21"/>
+              </w:rPr>
+              <w:t>index.vue</w:t>
+            </w:r>
+            <w:proofErr w:type="spellEnd"/>
           </w:p>
         </w:tc>
         <w:tc>
@@ -25490,12 +28003,6 @@
         <w:gridCol w:w="3600"/>
       </w:tblGrid>
       <w:tr>
-        <w:tblPrEx>
-          <w:tblCellMar>
-            <w:top w:w="0" w:type="dxa"/>
-            <w:bottom w:w="0" w:type="dxa"/>
-          </w:tblCellMar>
-        </w:tblPrEx>
         <w:trPr>
           <w:cantSplit/>
         </w:trPr>
@@ -25638,12 +28145,6 @@
         </w:tc>
       </w:tr>
       <w:tr>
-        <w:tblPrEx>
-          <w:tblCellMar>
-            <w:top w:w="0" w:type="dxa"/>
-            <w:bottom w:w="0" w:type="dxa"/>
-          </w:tblCellMar>
-        </w:tblPrEx>
         <w:trPr>
           <w:cantSplit/>
         </w:trPr>
@@ -25761,7 +28262,23 @@
                 <w:sz w:val="21"/>
                 <w:szCs w:val="21"/>
               </w:rPr>
-              <w:t xml:space="preserve"> llm </w:t>
+              <w:t xml:space="preserve"> </w:t>
+            </w:r>
+            <w:proofErr w:type="spellStart"/>
+            <w:r>
+              <w:rPr>
+                <w:sz w:val="21"/>
+                <w:szCs w:val="21"/>
+              </w:rPr>
+              <w:t>llm</w:t>
+            </w:r>
+            <w:proofErr w:type="spellEnd"/>
+            <w:r>
+              <w:rPr>
+                <w:sz w:val="21"/>
+                <w:szCs w:val="21"/>
+              </w:rPr>
+              <w:t xml:space="preserve"> </w:t>
             </w:r>
             <w:r>
               <w:rPr>
@@ -25775,8 +28292,17 @@
                 <w:sz w:val="21"/>
                 <w:szCs w:val="21"/>
               </w:rPr>
-              <w:t>_annotate_with_llm</w:t>
-            </w:r>
+              <w:t>_</w:t>
+            </w:r>
+            <w:proofErr w:type="spellStart"/>
+            <w:r>
+              <w:rPr>
+                <w:sz w:val="21"/>
+                <w:szCs w:val="21"/>
+              </w:rPr>
+              <w:t>annotate_with_llm</w:t>
+            </w:r>
+            <w:proofErr w:type="spellEnd"/>
             <w:r>
               <w:rPr>
                 <w:sz w:val="21"/>
@@ -25789,8 +28315,17 @@
                 <w:sz w:val="21"/>
                 <w:szCs w:val="21"/>
               </w:rPr>
-              <w:t>_annotate_with_curl</w:t>
-            </w:r>
+              <w:t>_</w:t>
+            </w:r>
+            <w:proofErr w:type="spellStart"/>
+            <w:r>
+              <w:rPr>
+                <w:sz w:val="21"/>
+                <w:szCs w:val="21"/>
+              </w:rPr>
+              <w:t>annotate_with_curl</w:t>
+            </w:r>
+            <w:proofErr w:type="spellEnd"/>
             <w:r>
               <w:rPr>
                 <w:sz w:val="21"/>
@@ -25803,8 +28338,17 @@
                 <w:sz w:val="21"/>
                 <w:szCs w:val="21"/>
               </w:rPr>
-              <w:t>_normalize_llm_annotation</w:t>
-            </w:r>
+              <w:t>_</w:t>
+            </w:r>
+            <w:proofErr w:type="spellStart"/>
+            <w:r>
+              <w:rPr>
+                <w:sz w:val="21"/>
+                <w:szCs w:val="21"/>
+              </w:rPr>
+              <w:t>normalize_llm_annotation</w:t>
+            </w:r>
+            <w:proofErr w:type="spellEnd"/>
             <w:r>
               <w:rPr>
                 <w:sz w:val="21"/>
@@ -25817,18 +28361,21 @@
                 <w:sz w:val="21"/>
                 <w:szCs w:val="21"/>
               </w:rPr>
-              <w:t>_load_local_env</w:t>
-            </w:r>
+              <w:t>_</w:t>
+            </w:r>
+            <w:proofErr w:type="spellStart"/>
+            <w:r>
+              <w:rPr>
+                <w:sz w:val="21"/>
+                <w:szCs w:val="21"/>
+              </w:rPr>
+              <w:t>load_local_env</w:t>
+            </w:r>
+            <w:proofErr w:type="spellEnd"/>
           </w:p>
         </w:tc>
       </w:tr>
       <w:tr>
-        <w:tblPrEx>
-          <w:tblCellMar>
-            <w:top w:w="0" w:type="dxa"/>
-            <w:bottom w:w="0" w:type="dxa"/>
-          </w:tblCellMar>
-        </w:tblPrEx>
         <w:trPr>
           <w:cantSplit/>
         </w:trPr>
@@ -25967,8 +28514,17 @@
                 <w:sz w:val="21"/>
                 <w:szCs w:val="21"/>
               </w:rPr>
-              <w:t xml:space="preserve"> llm</w:t>
-            </w:r>
+              <w:t xml:space="preserve"> </w:t>
+            </w:r>
+            <w:proofErr w:type="spellStart"/>
+            <w:r>
+              <w:rPr>
+                <w:sz w:val="21"/>
+                <w:szCs w:val="21"/>
+              </w:rPr>
+              <w:t>llm</w:t>
+            </w:r>
+            <w:proofErr w:type="spellEnd"/>
             <w:r>
               <w:rPr>
                 <w:sz w:val="21"/>
@@ -25981,7 +28537,23 @@
                 <w:sz w:val="21"/>
                 <w:szCs w:val="21"/>
               </w:rPr>
-              <w:t xml:space="preserve"> --mode llm </w:t>
+              <w:t xml:space="preserve"> --mode </w:t>
+            </w:r>
+            <w:proofErr w:type="spellStart"/>
+            <w:r>
+              <w:rPr>
+                <w:sz w:val="21"/>
+                <w:szCs w:val="21"/>
+              </w:rPr>
+              <w:t>llm</w:t>
+            </w:r>
+            <w:proofErr w:type="spellEnd"/>
+            <w:r>
+              <w:rPr>
+                <w:sz w:val="21"/>
+                <w:szCs w:val="21"/>
+              </w:rPr>
+              <w:t xml:space="preserve"> </w:t>
             </w:r>
             <w:r>
               <w:rPr>
@@ -25994,12 +28566,6 @@
         </w:tc>
       </w:tr>
       <w:tr>
-        <w:tblPrEx>
-          <w:tblCellMar>
-            <w:top w:w="0" w:type="dxa"/>
-            <w:bottom w:w="0" w:type="dxa"/>
-          </w:tblCellMar>
-        </w:tblPrEx>
         <w:trPr>
           <w:cantSplit/>
         </w:trPr>
@@ -26105,12 +28671,21 @@
             </w:tcMar>
           </w:tcPr>
           <w:p>
-            <w:r>
-              <w:rPr>
-                <w:sz w:val="21"/>
-                <w:szCs w:val="21"/>
-              </w:rPr>
-              <w:t xml:space="preserve">classify_questions </w:t>
+            <w:proofErr w:type="spellStart"/>
+            <w:r>
+              <w:rPr>
+                <w:sz w:val="21"/>
+                <w:szCs w:val="21"/>
+              </w:rPr>
+              <w:t>classify_questions</w:t>
+            </w:r>
+            <w:proofErr w:type="spellEnd"/>
+            <w:r>
+              <w:rPr>
+                <w:sz w:val="21"/>
+                <w:szCs w:val="21"/>
+              </w:rPr>
+              <w:t xml:space="preserve"> </w:t>
             </w:r>
             <w:r>
               <w:rPr>
@@ -26124,18 +28699,28 @@
                 <w:sz w:val="21"/>
                 <w:szCs w:val="21"/>
               </w:rPr>
-              <w:t xml:space="preserve"> mode="llm"</w:t>
+              <w:t xml:space="preserve"> mode="</w:t>
+            </w:r>
+            <w:proofErr w:type="spellStart"/>
+            <w:r>
+              <w:rPr>
+                <w:sz w:val="21"/>
+                <w:szCs w:val="21"/>
+              </w:rPr>
+              <w:t>llm</w:t>
+            </w:r>
+            <w:proofErr w:type="spellEnd"/>
+            <w:r>
+              <w:rPr>
+                <w:sz w:val="21"/>
+                <w:szCs w:val="21"/>
+              </w:rPr>
+              <w:t>"</w:t>
             </w:r>
           </w:p>
         </w:tc>
       </w:tr>
       <w:tr>
-        <w:tblPrEx>
-          <w:tblCellMar>
-            <w:top w:w="0" w:type="dxa"/>
-            <w:bottom w:w="0" w:type="dxa"/>
-          </w:tblCellMar>
-        </w:tblPrEx>
         <w:trPr>
           <w:cantSplit/>
         </w:trPr>
@@ -26252,12 +28837,6 @@
         </w:tc>
       </w:tr>
       <w:tr>
-        <w:tblPrEx>
-          <w:tblCellMar>
-            <w:top w:w="0" w:type="dxa"/>
-            <w:bottom w:w="0" w:type="dxa"/>
-          </w:tblCellMar>
-        </w:tblPrEx>
         <w:trPr>
           <w:cantSplit/>
         </w:trPr>
@@ -26374,12 +28953,6 @@
         </w:tc>
       </w:tr>
       <w:tr>
-        <w:tblPrEx>
-          <w:tblCellMar>
-            <w:top w:w="0" w:type="dxa"/>
-            <w:bottom w:w="0" w:type="dxa"/>
-          </w:tblCellMar>
-        </w:tblPrEx>
         <w:trPr>
           <w:cantSplit/>
         </w:trPr>
@@ -26496,12 +29069,6 @@
         </w:tc>
       </w:tr>
       <w:tr>
-        <w:tblPrEx>
-          <w:tblCellMar>
-            <w:top w:w="0" w:type="dxa"/>
-            <w:bottom w:w="0" w:type="dxa"/>
-          </w:tblCellMar>
-        </w:tblPrEx>
         <w:trPr>
           <w:cantSplit/>
         </w:trPr>
@@ -26618,12 +29185,6 @@
         </w:tc>
       </w:tr>
       <w:tr>
-        <w:tblPrEx>
-          <w:tblCellMar>
-            <w:top w:w="0" w:type="dxa"/>
-            <w:bottom w:w="0" w:type="dxa"/>
-          </w:tblCellMar>
-        </w:tblPrEx>
         <w:trPr>
           <w:cantSplit/>
         </w:trPr>
@@ -26733,12 +29294,6 @@
         </w:tc>
       </w:tr>
       <w:tr>
-        <w:tblPrEx>
-          <w:tblCellMar>
-            <w:top w:w="0" w:type="dxa"/>
-            <w:bottom w:w="0" w:type="dxa"/>
-          </w:tblCellMar>
-        </w:tblPrEx>
         <w:trPr>
           <w:cantSplit/>
         </w:trPr>
@@ -26911,26 +29466,46 @@
       <w:r>
         <w:t>、</w:t>
       </w:r>
-      <w:r>
-        <w:t>vue 3.5.11</w:t>
+      <w:proofErr w:type="spellStart"/>
+      <w:r>
+        <w:t>vue</w:t>
+      </w:r>
+      <w:proofErr w:type="spellEnd"/>
+      <w:r>
+        <w:t xml:space="preserve"> 3.5.11</w:t>
       </w:r>
       <w:r>
         <w:t>、</w:t>
       </w:r>
-      <w:r>
-        <w:t>pinia 2.3.1</w:t>
+      <w:proofErr w:type="spellStart"/>
+      <w:r>
+        <w:t>pinia</w:t>
+      </w:r>
+      <w:proofErr w:type="spellEnd"/>
+      <w:r>
+        <w:t xml:space="preserve"> 2.3.1</w:t>
       </w:r>
       <w:r>
         <w:t>、</w:t>
       </w:r>
-      <w:r>
-        <w:t>uview-plus 3.3.40</w:t>
+      <w:proofErr w:type="spellStart"/>
+      <w:r>
+        <w:t>uview</w:t>
+      </w:r>
+      <w:proofErr w:type="spellEnd"/>
+      <w:r>
+        <w:t>-plus 3.3.40</w:t>
       </w:r>
       <w:r>
         <w:t>、</w:t>
       </w:r>
-      <w:r>
-        <w:t>axios 1.7.9</w:t>
+      <w:proofErr w:type="spellStart"/>
+      <w:r>
+        <w:t>axios</w:t>
+      </w:r>
+      <w:proofErr w:type="spellEnd"/>
+      <w:r>
+        <w:t xml:space="preserve"> 1.7.9</w:t>
       </w:r>
       <w:r>
         <w:t>、</w:t>
@@ -26973,8 +29548,13 @@
       <w:r>
         <w:t>、</w:t>
       </w:r>
-      <w:r>
-        <w:t>sequelize 6.37</w:t>
+      <w:proofErr w:type="spellStart"/>
+      <w:r>
+        <w:t>sequelize</w:t>
+      </w:r>
+      <w:proofErr w:type="spellEnd"/>
+      <w:r>
+        <w:t xml:space="preserve"> 6.37</w:t>
       </w:r>
       <w:r>
         <w:t>、</w:t>
@@ -27015,27 +29595,35 @@
       <w:r>
         <w:t>、</w:t>
       </w:r>
+      <w:proofErr w:type="spellStart"/>
       <w:r>
         <w:t>bcryptjs</w:t>
       </w:r>
+      <w:proofErr w:type="spellEnd"/>
       <w:r>
         <w:t>、</w:t>
       </w:r>
+      <w:proofErr w:type="spellStart"/>
       <w:r>
         <w:t>jsonwebtoken</w:t>
       </w:r>
+      <w:proofErr w:type="spellEnd"/>
       <w:r>
         <w:t>、</w:t>
       </w:r>
+      <w:proofErr w:type="spellStart"/>
       <w:r>
         <w:t>zod</w:t>
       </w:r>
+      <w:proofErr w:type="spellEnd"/>
       <w:r>
         <w:t>、</w:t>
       </w:r>
+      <w:proofErr w:type="spellStart"/>
       <w:r>
         <w:t>multer</w:t>
       </w:r>
+      <w:proofErr w:type="spellEnd"/>
       <w:r>
         <w:t>、</w:t>
       </w:r>
@@ -27051,15 +29639,19 @@
       <w:r>
         <w:t>、</w:t>
       </w:r>
+      <w:proofErr w:type="spellStart"/>
       <w:r>
         <w:t>pino</w:t>
       </w:r>
+      <w:proofErr w:type="spellEnd"/>
       <w:r>
         <w:t>、</w:t>
       </w:r>
+      <w:proofErr w:type="spellStart"/>
       <w:r>
         <w:t>cors</w:t>
       </w:r>
+      <w:proofErr w:type="spellEnd"/>
       <w:r>
         <w:t>、</w:t>
       </w:r>
@@ -27081,9 +29673,11 @@
       <w:r>
         <w:t>、</w:t>
       </w:r>
+      <w:proofErr w:type="spellStart"/>
       <w:r>
         <w:t>dotenv</w:t>
       </w:r>
+      <w:proofErr w:type="spellEnd"/>
       <w:r>
         <w:t>、</w:t>
       </w:r>
@@ -27131,20 +29725,35 @@
       <w:r>
         <w:t>、</w:t>
       </w:r>
-      <w:r>
-        <w:t>numpy 1.24.0+</w:t>
+      <w:proofErr w:type="spellStart"/>
+      <w:r>
+        <w:t>numpy</w:t>
+      </w:r>
+      <w:proofErr w:type="spellEnd"/>
+      <w:r>
+        <w:t xml:space="preserve"> 1.24.0+</w:t>
       </w:r>
       <w:r>
         <w:t>、</w:t>
       </w:r>
-      <w:r>
-        <w:t>paddlepaddle 2.4.0+</w:t>
+      <w:proofErr w:type="spellStart"/>
+      <w:r>
+        <w:t>paddlepaddle</w:t>
+      </w:r>
+      <w:proofErr w:type="spellEnd"/>
+      <w:r>
+        <w:t xml:space="preserve"> 2.4.0+</w:t>
       </w:r>
       <w:r>
         <w:t>、</w:t>
       </w:r>
-      <w:r>
-        <w:t>paddleocr 2.6.0+</w:t>
+      <w:proofErr w:type="spellStart"/>
+      <w:r>
+        <w:t>paddleocr</w:t>
+      </w:r>
+      <w:proofErr w:type="spellEnd"/>
+      <w:r>
+        <w:t xml:space="preserve"> 2.6.0+</w:t>
       </w:r>
       <w:r>
         <w:t>、</w:t>
@@ -27155,21 +29764,27 @@
       <w:r>
         <w:t>、</w:t>
       </w:r>
+      <w:proofErr w:type="spellStart"/>
       <w:r>
         <w:t>PyMuPDF</w:t>
       </w:r>
+      <w:proofErr w:type="spellEnd"/>
       <w:r>
         <w:t>、</w:t>
       </w:r>
+      <w:proofErr w:type="spellStart"/>
       <w:r>
         <w:t>pdfplumber</w:t>
       </w:r>
+      <w:proofErr w:type="spellEnd"/>
       <w:r>
         <w:t>、</w:t>
       </w:r>
+      <w:proofErr w:type="spellStart"/>
       <w:r>
         <w:t>pypdf</w:t>
       </w:r>
+      <w:proofErr w:type="spellEnd"/>
       <w:r>
         <w:t>、</w:t>
       </w:r>
@@ -27185,9 +29800,11 @@
       <w:r>
         <w:t>新增：</w:t>
       </w:r>
+      <w:proofErr w:type="spellStart"/>
       <w:r>
         <w:t>urllib</w:t>
       </w:r>
+      <w:proofErr w:type="spellEnd"/>
       <w:r>
         <w:t>（</w:t>
       </w:r>
@@ -27287,12 +29904,6 @@
         <w:gridCol w:w="4000"/>
       </w:tblGrid>
       <w:tr>
-        <w:tblPrEx>
-          <w:tblCellMar>
-            <w:top w:w="0" w:type="dxa"/>
-            <w:bottom w:w="0" w:type="dxa"/>
-          </w:tblCellMar>
-        </w:tblPrEx>
         <w:trPr>
           <w:cantSplit/>
         </w:trPr>
@@ -27403,12 +30014,6 @@
         </w:tc>
       </w:tr>
       <w:tr>
-        <w:tblPrEx>
-          <w:tblCellMar>
-            <w:top w:w="0" w:type="dxa"/>
-            <w:bottom w:w="0" w:type="dxa"/>
-          </w:tblCellMar>
-        </w:tblPrEx>
         <w:trPr>
           <w:cantSplit/>
         </w:trPr>
@@ -27542,7 +30147,23 @@
                 <w:sz w:val="21"/>
                 <w:szCs w:val="21"/>
               </w:rPr>
-              <w:t xml:space="preserve"> thinking/reasoning_effort </w:t>
+              <w:t xml:space="preserve"> thinking/</w:t>
+            </w:r>
+            <w:proofErr w:type="spellStart"/>
+            <w:r>
+              <w:rPr>
+                <w:sz w:val="21"/>
+                <w:szCs w:val="21"/>
+              </w:rPr>
+              <w:t>reasoning_effort</w:t>
+            </w:r>
+            <w:proofErr w:type="spellEnd"/>
+            <w:r>
+              <w:rPr>
+                <w:sz w:val="21"/>
+                <w:szCs w:val="21"/>
+              </w:rPr>
+              <w:t xml:space="preserve"> </w:t>
             </w:r>
             <w:r>
               <w:rPr>
@@ -27569,12 +30190,6 @@
         </w:tc>
       </w:tr>
       <w:tr>
-        <w:tblPrEx>
-          <w:tblCellMar>
-            <w:top w:w="0" w:type="dxa"/>
-            <w:bottom w:w="0" w:type="dxa"/>
-          </w:tblCellMar>
-        </w:tblPrEx>
         <w:trPr>
           <w:cantSplit/>
         </w:trPr>
@@ -27680,7 +30295,23 @@
                 <w:sz w:val="21"/>
                 <w:szCs w:val="21"/>
               </w:rPr>
-              <w:t xml:space="preserve"> urllib </w:t>
+              <w:t xml:space="preserve"> </w:t>
+            </w:r>
+            <w:proofErr w:type="spellStart"/>
+            <w:r>
+              <w:rPr>
+                <w:sz w:val="21"/>
+                <w:szCs w:val="21"/>
+              </w:rPr>
+              <w:t>urllib</w:t>
+            </w:r>
+            <w:proofErr w:type="spellEnd"/>
+            <w:r>
+              <w:rPr>
+                <w:sz w:val="21"/>
+                <w:szCs w:val="21"/>
+              </w:rPr>
+              <w:t xml:space="preserve"> </w:t>
             </w:r>
             <w:r>
               <w:rPr>
@@ -27707,12 +30338,6 @@
         </w:tc>
       </w:tr>
       <w:tr>
-        <w:tblPrEx>
-          <w:tblCellMar>
-            <w:top w:w="0" w:type="dxa"/>
-            <w:bottom w:w="0" w:type="dxa"/>
-          </w:tblCellMar>
-        </w:tblPrEx>
         <w:trPr>
           <w:cantSplit/>
         </w:trPr>
@@ -27810,12 +30435,6 @@
         </w:tc>
       </w:tr>
       <w:tr>
-        <w:tblPrEx>
-          <w:tblCellMar>
-            <w:top w:w="0" w:type="dxa"/>
-            <w:bottom w:w="0" w:type="dxa"/>
-          </w:tblCellMar>
-        </w:tblPrEx>
         <w:trPr>
           <w:cantSplit/>
         </w:trPr>
@@ -27836,6 +30455,7 @@
             </w:tcMar>
           </w:tcPr>
           <w:p>
+            <w:proofErr w:type="spellStart"/>
             <w:r>
               <w:rPr>
                 <w:sz w:val="21"/>
@@ -27843,6 +30463,7 @@
               </w:rPr>
               <w:t>PaddleOCR</w:t>
             </w:r>
+            <w:proofErr w:type="spellEnd"/>
           </w:p>
         </w:tc>
         <w:tc>
@@ -27901,8 +30522,7 @@
     </w:tbl>
     <w:p/>
     <w:sectPr>
-      <w:headerReference w:type="default" r:id="rId7"/>
-      <w:footerReference w:type="default" r:id="rId8"/>
+      <w:footerReference w:type="default" r:id="rId7"/>
       <w:pgSz w:w="11906" w:h="16838"/>
       <w:pgMar w:top="1440" w:right="1800" w:bottom="1440" w:left="1800" w:header="708" w:footer="708" w:gutter="0"/>
       <w:cols w:space="720"/>
@@ -27913,7 +30533,7 @@
 </file>
 
 <file path=word/endnotes.xml><?xml version="1.0" encoding="utf-8"?>
-<w:endnotes xmlns:wpc="http://schemas.microsoft.com/office/word/2010/wordprocessingCanvas" xmlns:cx="http://schemas.microsoft.com/office/drawing/2014/chartex" xmlns:cx1="http://schemas.microsoft.com/office/drawing/2015/9/8/chartex" xmlns:cx2="http://schemas.microsoft.com/office/drawing/2015/10/21/chartex" xmlns:cx3="http://schemas.microsoft.com/office/drawing/2016/5/9/chartex" xmlns:cx4="http://schemas.microsoft.com/office/drawing/2016/5/10/chartex" xmlns:cx5="http://schemas.microsoft.com/office/drawing/2016/5/11/chartex" xmlns:cx6="http://schemas.microsoft.com/office/drawing/2016/5/12/chartex" xmlns:cx7="http://schemas.microsoft.com/office/drawing/2016/5/13/chartex" xmlns:cx8="http://schemas.microsoft.com/office/drawing/2016/5/14/chartex" xmlns:mc="http://schemas.openxmlformats.org/markup-compatibility/2006" xmlns:aink="http://schemas.microsoft.com/office/drawing/2016/ink" xmlns:am3d="http://schemas.microsoft.com/office/drawing/2017/model3d" xmlns:o="urn:schemas-microsoft-com:office:office" xmlns:oel="http://schemas.microsoft.com/office/2019/extlst" xmlns:r="http://schemas.openxmlformats.org/officeDocument/2006/relationships" xmlns:m="http://schemas.openxmlformats.org/officeDocument/2006/math" xmlns:v="urn:schemas-microsoft-com:vml" xmlns:wp14="http://schemas.microsoft.com/office/word/2010/wordprocessingDrawing" xmlns:wp="http://schemas.openxmlformats.org/drawingml/2006/wordprocessingDrawing" xmlns:w10="urn:schemas-microsoft-com:office:word" xmlns:w="http://schemas.openxmlformats.org/wordprocessingml/2006/main" xmlns:w14="http://schemas.microsoft.com/office/word/2010/wordml" xmlns:w15="http://schemas.microsoft.com/office/word/2012/wordml" xmlns:w16cei="http://schemas.microsoft.com/office/word/2026/wordml/cei" xmlns:w16cex="http://schemas.microsoft.com/office/word/2018/wordml/cex" xmlns:w16cid="http://schemas.microsoft.com/office/word/2016/wordml/cid" xmlns:w16="http://schemas.microsoft.com/office/word/2018/wordml" xmlns:w16du="http://schemas.microsoft.com/office/word/2023/wordml/word16du" xmlns:w16sdtdh="http://schemas.microsoft.com/office/word/2020/wordml/sdtdatahash" xmlns:w16sdtfl="http://schemas.microsoft.com/office/word/2024/wordml/sdtformatlock" xmlns:w16se="http://schemas.microsoft.com/office/word/2015/wordml/symex" xmlns:wpg="http://schemas.microsoft.com/office/word/2010/wordprocessingGroup" xmlns:wpi="http://schemas.microsoft.com/office/word/2010/wordprocessingInk" xmlns:wne="http://schemas.microsoft.com/office/word/2006/wordml" xmlns:wps="http://schemas.microsoft.com/office/word/2010/wordprocessingShape" mc:Ignorable="w14 w15 w16se w16cid w16 w16cex w16sdtdh w16sdtfl w16du wp14">
+<w:endnotes xmlns:wpc="http://schemas.microsoft.com/office/word/2010/wordprocessingCanvas" xmlns:cx="http://schemas.microsoft.com/office/drawing/2014/chartex" xmlns:cx1="http://schemas.microsoft.com/office/drawing/2015/9/8/chartex" xmlns:cx2="http://schemas.microsoft.com/office/drawing/2015/10/21/chartex" xmlns:cx3="http://schemas.microsoft.com/office/drawing/2016/5/9/chartex" xmlns:cx4="http://schemas.microsoft.com/office/drawing/2016/5/10/chartex" xmlns:cx5="http://schemas.microsoft.com/office/drawing/2016/5/11/chartex" xmlns:cx6="http://schemas.microsoft.com/office/drawing/2016/5/12/chartex" xmlns:cx7="http://schemas.microsoft.com/office/drawing/2016/5/13/chartex" xmlns:cx8="http://schemas.microsoft.com/office/drawing/2016/5/14/chartex" xmlns:mc="http://schemas.openxmlformats.org/markup-compatibility/2006" xmlns:aink="http://schemas.microsoft.com/office/drawing/2016/ink" xmlns:am3d="http://schemas.microsoft.com/office/drawing/2017/model3d" xmlns:o="urn:schemas-microsoft-com:office:office" xmlns:oel="http://schemas.microsoft.com/office/2019/extlst" xmlns:r="http://schemas.openxmlformats.org/officeDocument/2006/relationships" xmlns:m="http://schemas.openxmlformats.org/officeDocument/2006/math" xmlns:v="urn:schemas-microsoft-com:vml" xmlns:wp14="http://schemas.microsoft.com/office/word/2010/wordprocessingDrawing" xmlns:wp="http://schemas.openxmlformats.org/drawingml/2006/wordprocessingDrawing" xmlns:w10="urn:schemas-microsoft-com:office:word" xmlns:w="http://schemas.openxmlformats.org/wordprocessingml/2006/main" xmlns:w14="http://schemas.microsoft.com/office/word/2010/wordml" xmlns:w15="http://schemas.microsoft.com/office/word/2012/wordml" xmlns:w16cex="http://schemas.microsoft.com/office/word/2018/wordml/cex" xmlns:w16cid="http://schemas.microsoft.com/office/word/2016/wordml/cid" xmlns:w16="http://schemas.microsoft.com/office/word/2018/wordml" xmlns:w16du="http://schemas.microsoft.com/office/word/2023/wordml/word16du" xmlns:w16sdtdh="http://schemas.microsoft.com/office/word/2020/wordml/sdtdatahash" xmlns:w16sdtfl="http://schemas.microsoft.com/office/word/2024/wordml/sdtformatlock" xmlns:w16se="http://schemas.microsoft.com/office/word/2015/wordml/symex" xmlns:wpg="http://schemas.microsoft.com/office/word/2010/wordprocessingGroup" xmlns:wpi="http://schemas.microsoft.com/office/word/2010/wordprocessingInk" xmlns:wne="http://schemas.microsoft.com/office/word/2006/wordml" xmlns:wps="http://schemas.microsoft.com/office/word/2010/wordprocessingShape" mc:Ignorable="w14 w15 w16se w16cid w16 w16cex w16sdtdh w16sdtfl w16du wp14">
   <w:endnote w:type="separator" w:id="-1">
     <w:p>
       <w:pPr>
@@ -27938,7 +30558,7 @@
 </file>
 
 <file path=word/footer1.xml><?xml version="1.0" encoding="utf-8"?>
-<w:ftr xmlns:wpc="http://schemas.microsoft.com/office/word/2010/wordprocessingCanvas" xmlns:cx="http://schemas.microsoft.com/office/drawing/2014/chartex" xmlns:cx1="http://schemas.microsoft.com/office/drawing/2015/9/8/chartex" xmlns:cx2="http://schemas.microsoft.com/office/drawing/2015/10/21/chartex" xmlns:cx3="http://schemas.microsoft.com/office/drawing/2016/5/9/chartex" xmlns:cx4="http://schemas.microsoft.com/office/drawing/2016/5/10/chartex" xmlns:cx5="http://schemas.microsoft.com/office/drawing/2016/5/11/chartex" xmlns:cx6="http://schemas.microsoft.com/office/drawing/2016/5/12/chartex" xmlns:cx7="http://schemas.microsoft.com/office/drawing/2016/5/13/chartex" xmlns:cx8="http://schemas.microsoft.com/office/drawing/2016/5/14/chartex" xmlns:mc="http://schemas.openxmlformats.org/markup-compatibility/2006" xmlns:aink="http://schemas.microsoft.com/office/drawing/2016/ink" xmlns:am3d="http://schemas.microsoft.com/office/drawing/2017/model3d" xmlns:o="urn:schemas-microsoft-com:office:office" xmlns:oel="http://schemas.microsoft.com/office/2019/extlst" xmlns:r="http://schemas.openxmlformats.org/officeDocument/2006/relationships" xmlns:m="http://schemas.openxmlformats.org/officeDocument/2006/math" xmlns:v="urn:schemas-microsoft-com:vml" xmlns:wp14="http://schemas.microsoft.com/office/word/2010/wordprocessingDrawing" xmlns:wp="http://schemas.openxmlformats.org/drawingml/2006/wordprocessingDrawing" xmlns:w10="urn:schemas-microsoft-com:office:word" xmlns:w="http://schemas.openxmlformats.org/wordprocessingml/2006/main" xmlns:w14="http://schemas.microsoft.com/office/word/2010/wordml" xmlns:w15="http://schemas.microsoft.com/office/word/2012/wordml" xmlns:w16cei="http://schemas.microsoft.com/office/word/2026/wordml/cei" xmlns:w16cex="http://schemas.microsoft.com/office/word/2018/wordml/cex" xmlns:w16cid="http://schemas.microsoft.com/office/word/2016/wordml/cid" xmlns:w16="http://schemas.microsoft.com/office/word/2018/wordml" xmlns:w16du="http://schemas.microsoft.com/office/word/2023/wordml/word16du" xmlns:w16sdtdh="http://schemas.microsoft.com/office/word/2020/wordml/sdtdatahash" xmlns:w16sdtfl="http://schemas.microsoft.com/office/word/2024/wordml/sdtformatlock" xmlns:w16se="http://schemas.microsoft.com/office/word/2015/wordml/symex" xmlns:wpg="http://schemas.microsoft.com/office/word/2010/wordprocessingGroup" xmlns:wpi="http://schemas.microsoft.com/office/word/2010/wordprocessingInk" xmlns:wne="http://schemas.microsoft.com/office/word/2006/wordml" xmlns:wps="http://schemas.microsoft.com/office/word/2010/wordprocessingShape" mc:Ignorable="w14 w15 w16se w16cid w16 w16cex w16sdtdh w16sdtfl w16du wp14">
+<w:ftr xmlns:wpc="http://schemas.microsoft.com/office/word/2010/wordprocessingCanvas" xmlns:cx="http://schemas.microsoft.com/office/drawing/2014/chartex" xmlns:cx1="http://schemas.microsoft.com/office/drawing/2015/9/8/chartex" xmlns:cx2="http://schemas.microsoft.com/office/drawing/2015/10/21/chartex" xmlns:cx3="http://schemas.microsoft.com/office/drawing/2016/5/9/chartex" xmlns:cx4="http://schemas.microsoft.com/office/drawing/2016/5/10/chartex" xmlns:cx5="http://schemas.microsoft.com/office/drawing/2016/5/11/chartex" xmlns:cx6="http://schemas.microsoft.com/office/drawing/2016/5/12/chartex" xmlns:cx7="http://schemas.microsoft.com/office/drawing/2016/5/13/chartex" xmlns:cx8="http://schemas.microsoft.com/office/drawing/2016/5/14/chartex" xmlns:mc="http://schemas.openxmlformats.org/markup-compatibility/2006" xmlns:aink="http://schemas.microsoft.com/office/drawing/2016/ink" xmlns:am3d="http://schemas.microsoft.com/office/drawing/2017/model3d" xmlns:o="urn:schemas-microsoft-com:office:office" xmlns:oel="http://schemas.microsoft.com/office/2019/extlst" xmlns:r="http://schemas.openxmlformats.org/officeDocument/2006/relationships" xmlns:m="http://schemas.openxmlformats.org/officeDocument/2006/math" xmlns:v="urn:schemas-microsoft-com:vml" xmlns:wp14="http://schemas.microsoft.com/office/word/2010/wordprocessingDrawing" xmlns:wp="http://schemas.openxmlformats.org/drawingml/2006/wordprocessingDrawing" xmlns:w10="urn:schemas-microsoft-com:office:word" xmlns:w="http://schemas.openxmlformats.org/wordprocessingml/2006/main" xmlns:w14="http://schemas.microsoft.com/office/word/2010/wordml" xmlns:w15="http://schemas.microsoft.com/office/word/2012/wordml" xmlns:w16cex="http://schemas.microsoft.com/office/word/2018/wordml/cex" xmlns:w16cid="http://schemas.microsoft.com/office/word/2016/wordml/cid" xmlns:w16="http://schemas.microsoft.com/office/word/2018/wordml" xmlns:w16du="http://schemas.microsoft.com/office/word/2023/wordml/word16du" xmlns:w16sdtdh="http://schemas.microsoft.com/office/word/2020/wordml/sdtdatahash" xmlns:w16sdtfl="http://schemas.microsoft.com/office/word/2024/wordml/sdtformatlock" xmlns:w16se="http://schemas.microsoft.com/office/word/2015/wordml/symex" xmlns:wpg="http://schemas.microsoft.com/office/word/2010/wordprocessingGroup" xmlns:wpi="http://schemas.microsoft.com/office/word/2010/wordprocessingInk" xmlns:wne="http://schemas.microsoft.com/office/word/2006/wordml" xmlns:wps="http://schemas.microsoft.com/office/word/2010/wordprocessingShape" mc:Ignorable="w14 w15 w16se w16cid w16 w16cex w16sdtdh w16sdtfl w16du wp14">
   <w:p>
     <w:pPr>
       <w:jc w:val="center"/>
@@ -27998,7 +30618,7 @@
 </file>
 
 <file path=word/footnotes.xml><?xml version="1.0" encoding="utf-8"?>
-<w:footnotes xmlns:wpc="http://schemas.microsoft.com/office/word/2010/wordprocessingCanvas" xmlns:cx="http://schemas.microsoft.com/office/drawing/2014/chartex" xmlns:cx1="http://schemas.microsoft.com/office/drawing/2015/9/8/chartex" xmlns:cx2="http://schemas.microsoft.com/office/drawing/2015/10/21/chartex" xmlns:cx3="http://schemas.microsoft.com/office/drawing/2016/5/9/chartex" xmlns:cx4="http://schemas.microsoft.com/office/drawing/2016/5/10/chartex" xmlns:cx5="http://schemas.microsoft.com/office/drawing/2016/5/11/chartex" xmlns:cx6="http://schemas.microsoft.com/office/drawing/2016/5/12/chartex" xmlns:cx7="http://schemas.microsoft.com/office/drawing/2016/5/13/chartex" xmlns:cx8="http://schemas.microsoft.com/office/drawing/2016/5/14/chartex" xmlns:mc="http://schemas.openxmlformats.org/markup-compatibility/2006" xmlns:aink="http://schemas.microsoft.com/office/drawing/2016/ink" xmlns:am3d="http://schemas.microsoft.com/office/drawing/2017/model3d" xmlns:o="urn:schemas-microsoft-com:office:office" xmlns:oel="http://schemas.microsoft.com/office/2019/extlst" xmlns:r="http://schemas.openxmlformats.org/officeDocument/2006/relationships" xmlns:m="http://schemas.openxmlformats.org/officeDocument/2006/math" xmlns:v="urn:schemas-microsoft-com:vml" xmlns:wp14="http://schemas.microsoft.com/office/word/2010/wordprocessingDrawing" xmlns:wp="http://schemas.openxmlformats.org/drawingml/2006/wordprocessingDrawing" xmlns:w10="urn:schemas-microsoft-com:office:word" xmlns:w="http://schemas.openxmlformats.org/wordprocessingml/2006/main" xmlns:w14="http://schemas.microsoft.com/office/word/2010/wordml" xmlns:w15="http://schemas.microsoft.com/office/word/2012/wordml" xmlns:w16cei="http://schemas.microsoft.com/office/word/2026/wordml/cei" xmlns:w16cex="http://schemas.microsoft.com/office/word/2018/wordml/cex" xmlns:w16cid="http://schemas.microsoft.com/office/word/2016/wordml/cid" xmlns:w16="http://schemas.microsoft.com/office/word/2018/wordml" xmlns:w16du="http://schemas.microsoft.com/office/word/2023/wordml/word16du" xmlns:w16sdtdh="http://schemas.microsoft.com/office/word/2020/wordml/sdtdatahash" xmlns:w16sdtfl="http://schemas.microsoft.com/office/word/2024/wordml/sdtformatlock" xmlns:w16se="http://schemas.microsoft.com/office/word/2015/wordml/symex" xmlns:wpg="http://schemas.microsoft.com/office/word/2010/wordprocessingGroup" xmlns:wpi="http://schemas.microsoft.com/office/word/2010/wordprocessingInk" xmlns:wne="http://schemas.microsoft.com/office/word/2006/wordml" xmlns:wps="http://schemas.microsoft.com/office/word/2010/wordprocessingShape" mc:Ignorable="w14 w15 w16se w16cid w16 w16cex w16sdtdh w16sdtfl w16du wp14">
+<w:footnotes xmlns:wpc="http://schemas.microsoft.com/office/word/2010/wordprocessingCanvas" xmlns:cx="http://schemas.microsoft.com/office/drawing/2014/chartex" xmlns:cx1="http://schemas.microsoft.com/office/drawing/2015/9/8/chartex" xmlns:cx2="http://schemas.microsoft.com/office/drawing/2015/10/21/chartex" xmlns:cx3="http://schemas.microsoft.com/office/drawing/2016/5/9/chartex" xmlns:cx4="http://schemas.microsoft.com/office/drawing/2016/5/10/chartex" xmlns:cx5="http://schemas.microsoft.com/office/drawing/2016/5/11/chartex" xmlns:cx6="http://schemas.microsoft.com/office/drawing/2016/5/12/chartex" xmlns:cx7="http://schemas.microsoft.com/office/drawing/2016/5/13/chartex" xmlns:cx8="http://schemas.microsoft.com/office/drawing/2016/5/14/chartex" xmlns:mc="http://schemas.openxmlformats.org/markup-compatibility/2006" xmlns:aink="http://schemas.microsoft.com/office/drawing/2016/ink" xmlns:am3d="http://schemas.microsoft.com/office/drawing/2017/model3d" xmlns:o="urn:schemas-microsoft-com:office:office" xmlns:oel="http://schemas.microsoft.com/office/2019/extlst" xmlns:r="http://schemas.openxmlformats.org/officeDocument/2006/relationships" xmlns:m="http://schemas.openxmlformats.org/officeDocument/2006/math" xmlns:v="urn:schemas-microsoft-com:vml" xmlns:wp14="http://schemas.microsoft.com/office/word/2010/wordprocessingDrawing" xmlns:wp="http://schemas.openxmlformats.org/drawingml/2006/wordprocessingDrawing" xmlns:w10="urn:schemas-microsoft-com:office:word" xmlns:w="http://schemas.openxmlformats.org/wordprocessingml/2006/main" xmlns:w14="http://schemas.microsoft.com/office/word/2010/wordml" xmlns:w15="http://schemas.microsoft.com/office/word/2012/wordml" xmlns:w16cex="http://schemas.microsoft.com/office/word/2018/wordml/cex" xmlns:w16cid="http://schemas.microsoft.com/office/word/2016/wordml/cid" xmlns:w16="http://schemas.microsoft.com/office/word/2018/wordml" xmlns:w16du="http://schemas.microsoft.com/office/word/2023/wordml/word16du" xmlns:w16sdtdh="http://schemas.microsoft.com/office/word/2020/wordml/sdtdatahash" xmlns:w16sdtfl="http://schemas.microsoft.com/office/word/2024/wordml/sdtformatlock" xmlns:w16se="http://schemas.microsoft.com/office/word/2015/wordml/symex" xmlns:wpg="http://schemas.microsoft.com/office/word/2010/wordprocessingGroup" xmlns:wpi="http://schemas.microsoft.com/office/word/2010/wordprocessingInk" xmlns:wne="http://schemas.microsoft.com/office/word/2006/wordml" xmlns:wps="http://schemas.microsoft.com/office/word/2010/wordprocessingShape" mc:Ignorable="w14 w15 w16se w16cid w16 w16cex w16sdtdh w16sdtfl w16du wp14">
   <w:footnote w:type="separator" w:id="-1">
     <w:p>
       <w:pPr>
@@ -28022,154 +30642,8 @@
 </w:footnotes>
 </file>
 
-<file path=word/header1.xml><?xml version="1.0" encoding="utf-8"?>
-<w:hdr xmlns:wpc="http://schemas.microsoft.com/office/word/2010/wordprocessingCanvas" xmlns:cx="http://schemas.microsoft.com/office/drawing/2014/chartex" xmlns:cx1="http://schemas.microsoft.com/office/drawing/2015/9/8/chartex" xmlns:cx2="http://schemas.microsoft.com/office/drawing/2015/10/21/chartex" xmlns:cx3="http://schemas.microsoft.com/office/drawing/2016/5/9/chartex" xmlns:cx4="http://schemas.microsoft.com/office/drawing/2016/5/10/chartex" xmlns:cx5="http://schemas.microsoft.com/office/drawing/2016/5/11/chartex" xmlns:cx6="http://schemas.microsoft.com/office/drawing/2016/5/12/chartex" xmlns:cx7="http://schemas.microsoft.com/office/drawing/2016/5/13/chartex" xmlns:cx8="http://schemas.microsoft.com/office/drawing/2016/5/14/chartex" xmlns:mc="http://schemas.openxmlformats.org/markup-compatibility/2006" xmlns:aink="http://schemas.microsoft.com/office/drawing/2016/ink" xmlns:am3d="http://schemas.microsoft.com/office/drawing/2017/model3d" xmlns:o="urn:schemas-microsoft-com:office:office" xmlns:oel="http://schemas.microsoft.com/office/2019/extlst" xmlns:r="http://schemas.openxmlformats.org/officeDocument/2006/relationships" xmlns:m="http://schemas.openxmlformats.org/officeDocument/2006/math" xmlns:v="urn:schemas-microsoft-com:vml" xmlns:wp14="http://schemas.microsoft.com/office/word/2010/wordprocessingDrawing" xmlns:wp="http://schemas.openxmlformats.org/drawingml/2006/wordprocessingDrawing" xmlns:w10="urn:schemas-microsoft-com:office:word" xmlns:w="http://schemas.openxmlformats.org/wordprocessingml/2006/main" xmlns:w14="http://schemas.microsoft.com/office/word/2010/wordml" xmlns:w15="http://schemas.microsoft.com/office/word/2012/wordml" xmlns:w16cei="http://schemas.microsoft.com/office/word/2026/wordml/cei" xmlns:w16cex="http://schemas.microsoft.com/office/word/2018/wordml/cex" xmlns:w16cid="http://schemas.microsoft.com/office/word/2016/wordml/cid" xmlns:w16="http://schemas.microsoft.com/office/word/2018/wordml" xmlns:w16du="http://schemas.microsoft.com/office/word/2023/wordml/word16du" xmlns:w16sdtdh="http://schemas.microsoft.com/office/word/2020/wordml/sdtdatahash" xmlns:w16sdtfl="http://schemas.microsoft.com/office/word/2024/wordml/sdtformatlock" xmlns:w16se="http://schemas.microsoft.com/office/word/2015/wordml/symex" xmlns:wpg="http://schemas.microsoft.com/office/word/2010/wordprocessingGroup" xmlns:wpi="http://schemas.microsoft.com/office/word/2010/wordprocessingInk" xmlns:wne="http://schemas.microsoft.com/office/word/2006/wordml" xmlns:wps="http://schemas.microsoft.com/office/word/2010/wordprocessingShape" mc:Ignorable="w14 w15 w16se w16cid w16 w16cex w16sdtdh w16sdtfl w16du wp14">
-  <w:p>
-    <w:r>
-      <w:rPr>
-        <w:noProof/>
-      </w:rPr>
-      <mc:AlternateContent>
-        <mc:Choice Requires="wps">
-          <w:drawing>
-            <wp:anchor distT="0" distB="0" distL="0" distR="0" simplePos="0" relativeHeight="251658240" behindDoc="1" locked="0" layoutInCell="0" allowOverlap="1" wp14:anchorId="16D3373F" wp14:editId="3FFB2B20">
-              <wp:simplePos x="0" y="0"/>
-              <wp:positionH relativeFrom="page">
-                <wp:align>right</wp:align>
-              </wp:positionH>
-              <wp:positionV relativeFrom="page">
-                <wp:align>bottom</wp:align>
-              </wp:positionV>
-              <wp:extent cx="2200000" cy="350000"/>
-              <wp:effectExtent l="0" t="0" r="0" b="0"/>
-              <wp:wrapNone/>
-              <wp:docPr id="1" name="Watermark"/>
-              <wp:cNvGraphicFramePr/>
-              <a:graphic xmlns:a="http://schemas.openxmlformats.org/drawingml/2006/main">
-                <a:graphicData uri="http://schemas.microsoft.com/office/word/2010/wordprocessingShape">
-                  <wps:wsp>
-                    <wps:cNvSpPr txBox="1"/>
-                    <wps:spPr>
-                      <a:xfrm>
-                        <a:off x="0" y="0"/>
-                        <a:ext cx="2200000" cy="350000"/>
-                      </a:xfrm>
-                      <a:prstGeom prst="rect">
-                        <a:avLst/>
-                      </a:prstGeom>
-                      <a:noFill/>
-                      <a:ln>
-                        <a:noFill/>
-                      </a:ln>
-                    </wps:spPr>
-                    <wps:txbx>
-                      <w:txbxContent>
-                        <w:p>
-                          <w:pPr>
-                            <w:jc w:val="right"/>
-                          </w:pPr>
-                          <w:r>
-                            <w:rPr>
-                              <w:rFonts w:ascii="Arial" w:hAnsi="Arial"/>
-                              <w:color w:val="808080"/>
-                              <w:sz w:val="32"/>
-                              <w:szCs w:val="32"/>
-                              <w14:textFill>
-                                <w14:solidFill>
-                                  <w14:srgbClr w14:val="808080">
-                                    <w14:alpha w14:val="19999"/>
-                                  </w14:srgbClr>
-                                </w14:solidFill>
-                              </w14:textFill>
-                            </w:rPr>
-                            <w:t xml:space="preserve">AI </w:t>
-                          </w:r>
-                          <w:r>
-                            <w:rPr>
-                              <w:rFonts w:ascii="Arial" w:hAnsi="Arial"/>
-                              <w:color w:val="808080"/>
-                              <w:sz w:val="32"/>
-                              <w:szCs w:val="32"/>
-                              <w14:textFill>
-                                <w14:solidFill>
-                                  <w14:srgbClr w14:val="808080">
-                                    <w14:alpha w14:val="19999"/>
-                                  </w14:srgbClr>
-                                </w14:solidFill>
-                              </w14:textFill>
-                            </w:rPr>
-                            <w:t>生成</w:t>
-                          </w:r>
-                        </w:p>
-                      </w:txbxContent>
-                    </wps:txbx>
-                    <wps:bodyPr wrap="square" lIns="0" tIns="0" rIns="91440" bIns="45720" anchor="b" anchorCtr="0"/>
-                  </wps:wsp>
-                </a:graphicData>
-              </a:graphic>
-            </wp:anchor>
-          </w:drawing>
-        </mc:Choice>
-        <mc:Fallback>
-          <w:pict>
-            <v:shapetype w14:anchorId="16D3373F" id="_x0000_t202" coordsize="21600,21600" o:spt="202" path="m,l,21600r21600,l21600,xe">
-              <v:stroke joinstyle="miter"/>
-              <v:path gradientshapeok="t" o:connecttype="rect"/>
-            </v:shapetype>
-            <v:shape id="Watermark" o:spid="_x0000_s1026" type="#_x0000_t202" style="position:absolute;margin-left:122.05pt;margin-top:0;width:173.25pt;height:27.55pt;z-index:-251658240;visibility:visible;mso-wrap-style:square;mso-wrap-distance-left:0;mso-wrap-distance-top:0;mso-wrap-distance-right:0;mso-wrap-distance-bottom:0;mso-position-horizontal:right;mso-position-horizontal-relative:page;mso-position-vertical:bottom;mso-position-vertical-relative:page;v-text-anchor:bottom" o:gfxdata="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" o:allowincell="f" filled="f" stroked="f">
-              <v:textbox inset="0,0">
-                <w:txbxContent>
-                  <w:p>
-                    <w:pPr>
-                      <w:jc w:val="right"/>
-                    </w:pPr>
-                    <w:r>
-                      <w:rPr>
-                        <w:rFonts w:ascii="Arial" w:hAnsi="Arial"/>
-                        <w:color w:val="808080"/>
-                        <w:sz w:val="32"/>
-                        <w:szCs w:val="32"/>
-                        <w14:textFill>
-                          <w14:solidFill>
-                            <w14:srgbClr w14:val="808080">
-                              <w14:alpha w14:val="19999"/>
-                            </w14:srgbClr>
-                          </w14:solidFill>
-                        </w14:textFill>
-                      </w:rPr>
-                      <w:t xml:space="preserve">AI </w:t>
-                    </w:r>
-                    <w:r>
-                      <w:rPr>
-                        <w:rFonts w:ascii="Arial" w:hAnsi="Arial"/>
-                        <w:color w:val="808080"/>
-                        <w:sz w:val="32"/>
-                        <w:szCs w:val="32"/>
-                        <w14:textFill>
-                          <w14:solidFill>
-                            <w14:srgbClr w14:val="808080">
-                              <w14:alpha w14:val="19999"/>
-                            </w14:srgbClr>
-                          </w14:solidFill>
-                        </w14:textFill>
-                      </w:rPr>
-                      <w:t>生成</w:t>
-                    </w:r>
-                  </w:p>
-                </w:txbxContent>
-              </v:textbox>
-              <w10:wrap anchorx="page" anchory="page"/>
-            </v:shape>
-          </w:pict>
-        </mc:Fallback>
-      </mc:AlternateContent>
-    </w:r>
-  </w:p>
-</w:hdr>
-</file>
-
 <file path=word/numbering.xml><?xml version="1.0" encoding="utf-8"?>
-<w:numbering xmlns:wpc="http://schemas.microsoft.com/office/word/2010/wordprocessingCanvas" xmlns:cx="http://schemas.microsoft.com/office/drawing/2014/chartex" xmlns:cx1="http://schemas.microsoft.com/office/drawing/2015/9/8/chartex" xmlns:cx2="http://schemas.microsoft.com/office/drawing/2015/10/21/chartex" xmlns:cx3="http://schemas.microsoft.com/office/drawing/2016/5/9/chartex" xmlns:cx4="http://schemas.microsoft.com/office/drawing/2016/5/10/chartex" xmlns:cx5="http://schemas.microsoft.com/office/drawing/2016/5/11/chartex" xmlns:cx6="http://schemas.microsoft.com/office/drawing/2016/5/12/chartex" xmlns:cx7="http://schemas.microsoft.com/office/drawing/2016/5/13/chartex" xmlns:cx8="http://schemas.microsoft.com/office/drawing/2016/5/14/chartex" xmlns:mc="http://schemas.openxmlformats.org/markup-compatibility/2006" xmlns:aink="http://schemas.microsoft.com/office/drawing/2016/ink" xmlns:am3d="http://schemas.microsoft.com/office/drawing/2017/model3d" xmlns:o="urn:schemas-microsoft-com:office:office" xmlns:oel="http://schemas.microsoft.com/office/2019/extlst" xmlns:r="http://schemas.openxmlformats.org/officeDocument/2006/relationships" xmlns:m="http://schemas.openxmlformats.org/officeDocument/2006/math" xmlns:v="urn:schemas-microsoft-com:vml" xmlns:wp14="http://schemas.microsoft.com/office/word/2010/wordprocessingDrawing" xmlns:wp="http://schemas.openxmlformats.org/drawingml/2006/wordprocessingDrawing" xmlns:w10="urn:schemas-microsoft-com:office:word" xmlns:w="http://schemas.openxmlformats.org/wordprocessingml/2006/main" xmlns:w14="http://schemas.microsoft.com/office/word/2010/wordml" xmlns:w15="http://schemas.microsoft.com/office/word/2012/wordml" xmlns:w16cei="http://schemas.microsoft.com/office/word/2026/wordml/cei" xmlns:w16cex="http://schemas.microsoft.com/office/word/2018/wordml/cex" xmlns:w16cid="http://schemas.microsoft.com/office/word/2016/wordml/cid" xmlns:w16="http://schemas.microsoft.com/office/word/2018/wordml" xmlns:w16du="http://schemas.microsoft.com/office/word/2023/wordml/word16du" xmlns:w16sdtdh="http://schemas.microsoft.com/office/word/2020/wordml/sdtdatahash" xmlns:w16sdtfl="http://schemas.microsoft.com/office/word/2024/wordml/sdtformatlock" xmlns:w16se="http://schemas.microsoft.com/office/word/2015/wordml/symex" xmlns:wpg="http://schemas.microsoft.com/office/word/2010/wordprocessingGroup" xmlns:wpi="http://schemas.microsoft.com/office/word/2010/wordprocessingInk" xmlns:wne="http://schemas.microsoft.com/office/word/2006/wordml" xmlns:wps="http://schemas.microsoft.com/office/word/2010/wordprocessingShape" mc:Ignorable="w14 w15 w16se w16cid w16 w16cex w16sdtdh w16sdtfl w16du wp14">
+<w:numbering xmlns:wpc="http://schemas.microsoft.com/office/word/2010/wordprocessingCanvas" xmlns:cx="http://schemas.microsoft.com/office/drawing/2014/chartex" xmlns:cx1="http://schemas.microsoft.com/office/drawing/2015/9/8/chartex" xmlns:cx2="http://schemas.microsoft.com/office/drawing/2015/10/21/chartex" xmlns:cx3="http://schemas.microsoft.com/office/drawing/2016/5/9/chartex" xmlns:cx4="http://schemas.microsoft.com/office/drawing/2016/5/10/chartex" xmlns:cx5="http://schemas.microsoft.com/office/drawing/2016/5/11/chartex" xmlns:cx6="http://schemas.microsoft.com/office/drawing/2016/5/12/chartex" xmlns:cx7="http://schemas.microsoft.com/office/drawing/2016/5/13/chartex" xmlns:cx8="http://schemas.microsoft.com/office/drawing/2016/5/14/chartex" xmlns:mc="http://schemas.openxmlformats.org/markup-compatibility/2006" xmlns:aink="http://schemas.microsoft.com/office/drawing/2016/ink" xmlns:am3d="http://schemas.microsoft.com/office/drawing/2017/model3d" xmlns:o="urn:schemas-microsoft-com:office:office" xmlns:oel="http://schemas.microsoft.com/office/2019/extlst" xmlns:r="http://schemas.openxmlformats.org/officeDocument/2006/relationships" xmlns:m="http://schemas.openxmlformats.org/officeDocument/2006/math" xmlns:v="urn:schemas-microsoft-com:vml" xmlns:wp14="http://schemas.microsoft.com/office/word/2010/wordprocessingDrawing" xmlns:wp="http://schemas.openxmlformats.org/drawingml/2006/wordprocessingDrawing" xmlns:w10="urn:schemas-microsoft-com:office:word" xmlns:w="http://schemas.openxmlformats.org/wordprocessingml/2006/main" xmlns:w14="http://schemas.microsoft.com/office/word/2010/wordml" xmlns:w15="http://schemas.microsoft.com/office/word/2012/wordml" xmlns:w16cex="http://schemas.microsoft.com/office/word/2018/wordml/cex" xmlns:w16cid="http://schemas.microsoft.com/office/word/2016/wordml/cid" xmlns:w16="http://schemas.microsoft.com/office/word/2018/wordml" xmlns:w16du="http://schemas.microsoft.com/office/word/2023/wordml/word16du" xmlns:w16sdtdh="http://schemas.microsoft.com/office/word/2020/wordml/sdtdatahash" xmlns:w16sdtfl="http://schemas.microsoft.com/office/word/2024/wordml/sdtformatlock" xmlns:w16se="http://schemas.microsoft.com/office/word/2015/wordml/symex" xmlns:wpg="http://schemas.microsoft.com/office/word/2010/wordprocessingGroup" xmlns:wpi="http://schemas.microsoft.com/office/word/2010/wordprocessingInk" xmlns:wne="http://schemas.microsoft.com/office/word/2006/wordml" xmlns:wps="http://schemas.microsoft.com/office/word/2010/wordprocessingShape" mc:Ignorable="w14 w15 w16se w16cid w16 w16cex w16sdtdh w16sdtfl w16du wp14">
   <w:abstractNum w:abstractNumId="0" w15:restartNumberingAfterBreak="0">
     <w:nsid w:val="425F6D17"/>
     <w:multiLevelType w:val="hybridMultilevel"/>
@@ -28878,6 +31352,69 @@
       <w:szCs w:val="20"/>
     </w:rPr>
   </w:style>
+  <w:style w:type="paragraph" w:styleId="ac">
+    <w:name w:val="header"/>
+    <w:basedOn w:val="a"/>
+    <w:link w:val="ad"/>
+    <w:uiPriority w:val="99"/>
+    <w:unhideWhenUsed/>
+    <w:rsid w:val="00CF7C62"/>
+    <w:pPr>
+      <w:tabs>
+        <w:tab w:val="center" w:pos="4153"/>
+        <w:tab w:val="right" w:pos="8306"/>
+      </w:tabs>
+      <w:snapToGrid w:val="0"/>
+      <w:spacing w:line="240" w:lineRule="auto"/>
+      <w:jc w:val="center"/>
+    </w:pPr>
+    <w:rPr>
+      <w:sz w:val="18"/>
+      <w:szCs w:val="18"/>
+    </w:rPr>
+  </w:style>
+  <w:style w:type="character" w:customStyle="1" w:styleId="ad">
+    <w:name w:val="页眉 字符"/>
+    <w:basedOn w:val="a0"/>
+    <w:link w:val="ac"/>
+    <w:uiPriority w:val="99"/>
+    <w:rsid w:val="00CF7C62"/>
+    <w:rPr>
+      <w:sz w:val="18"/>
+      <w:szCs w:val="18"/>
+    </w:rPr>
+  </w:style>
+  <w:style w:type="paragraph" w:styleId="ae">
+    <w:name w:val="footer"/>
+    <w:basedOn w:val="a"/>
+    <w:link w:val="af"/>
+    <w:uiPriority w:val="99"/>
+    <w:unhideWhenUsed/>
+    <w:rsid w:val="00CF7C62"/>
+    <w:pPr>
+      <w:tabs>
+        <w:tab w:val="center" w:pos="4153"/>
+        <w:tab w:val="right" w:pos="8306"/>
+      </w:tabs>
+      <w:snapToGrid w:val="0"/>
+      <w:spacing w:line="240" w:lineRule="auto"/>
+    </w:pPr>
+    <w:rPr>
+      <w:sz w:val="18"/>
+      <w:szCs w:val="18"/>
+    </w:rPr>
+  </w:style>
+  <w:style w:type="character" w:customStyle="1" w:styleId="af">
+    <w:name w:val="页脚 字符"/>
+    <w:basedOn w:val="a0"/>
+    <w:link w:val="ae"/>
+    <w:uiPriority w:val="99"/>
+    <w:rsid w:val="00CF7C62"/>
+    <w:rPr>
+      <w:sz w:val="18"/>
+      <w:szCs w:val="18"/>
+    </w:rPr>
+  </w:style>
 </w:styles>
 </file>
 
